--- a/docs/Teen_Distress_Pilot.docx
+++ b/docs/Teen_Distress_Pilot.docx
@@ -692,7 +692,7 @@
               <w:jc w:val="left"/>
             </w:pPr>
             <w:r>
-              <w:t xml:space="preserve">GSHS 2022–23 (five countries): girls on a phone 3+ h/day report loneliness +11 pp and suicidal ideation +12 pp, monotonic in hours; boys about half. Nepal 2022 PHQ-9/GAD-7 point the same way for 15–19-year-olds. One-time self-report, so the direction of cause is open.</w:t>
+              <w:t xml:space="preserve">GSHS 2022–23 (five countries): girls on a phone 3+ h/day report loneliness +8 pp and suicidal ideation +10 pp, rising with hours; boys about half. Nepal 2022 PHQ-9/GAD-7 point the same way for 15–19-year-olds. One-time self-report, so the direction of cause is open.</w:t>
             </w:r>
           </w:p>
         </w:tc>
@@ -954,7 +954,7 @@
               <w:jc w:val="left"/>
             </w:pPr>
             <w:r>
-              <w:t xml:space="preserve">PISA 2022, 80 systems: ban schools have 12 pp less daily in-school use; girls report 1.4 pp less loneliness and 2 pp less device anxiety, +0.02–0.03 SD belonging and life satisfaction; also more reported distraction (selection). U.S. statewide bans (2024–26) not yet testable. Nationally, school prohibitions fell 91% → 66% during 2009–16 and then re-tightened while sadness first rose and then fell.</w:t>
+              <w:t xml:space="preserve">PISA 2022, 80 systems: ban schools have 12 pp less daily in-school use; girls report 1.4 pp less loneliness and 2 pp less device anxiety, +0.02–0.03 SD belonging and life satisfaction; 3.5 pp less reported classroom distraction. Cross-school comparison, so selection cannot be ruled out. U.S. statewide bans (2024–26) not yet testable. Nationally, school prohibitions fell 91% → 66% during 2009–16 and then re-tightened while sadness first rose and then fell.</w:t>
             </w:r>
           </w:p>
         </w:tc>
@@ -2377,7 +2377,7 @@
         <w:pStyle w:val="BodyText"/>
       </w:pPr>
       <w:r>
-        <w:t xml:space="preserve">51 states. Each point is the state's change in both measures between 2008–10 and 2017–19; dashed line is the OLS fit (slope 0.55, SE 0.21, r = 0.32).</w:t>
+        <w:t xml:space="preserve">51 states. Each point is the state's change in both measures between 2008–10 and 2017–19; dashed line is the OLS fit (slope 0.37, SE 0.18, r = 0.22).</w:t>
       </w:r>
     </w:p>
     <w:p>
@@ -2401,7 +2401,7 @@
         <w:t xml:space="preserve"> </w:t>
       </w:r>
       <w:r>
-        <w:t xml:space="preserve">are related: a state-and-period fixed-effects regression of NSDUH youth MDE on the ACS rate gives a slope of 0.14 (SE 0.05, p = 0.01) across 714 state-by-period observations, and the decade-long changes correlate at 0.32. Against the YRBS state files (39 states, by sex), the ACS rate moves together with "sad or hopeless" at a slope of 0.35 (SE 0.18) with state-by-sex and year-by-sex effects, and not at all with "considered suicide."</w:t>
+        <w:t xml:space="preserve">are related: a state-and-period fixed-effects regression of NSDUH youth MDE on the ACS rate gives a slope of 0.14 (SE 0.05, p = 0.01) across 714 state-by-period observations, and the decade-long changes correlate at 0.22 (slope 0.37, SE 0.18). Against the YRBS state files (39 states, by sex), the ACS rate moves together with "sad or hopeless" at a slope of 0.35 (SE 0.18) with state-by-sex and year-by-sex effects, and not at all with "considered suicide."</w:t>
       </w:r>
     </w:p>
     <w:p>
@@ -7077,7 +7077,7 @@
         <w:pStyle w:val="BodyText"/>
       </w:pPr>
       <w:r>
-        <w:t xml:space="preserve">Girls aged 10–17 in clusters where more young adults use the internet daily are reported slightly more anxious (+0.33 pp per 10-point rise in the cluster share, SE 0.13). But the same coefficient appears for 5–9-year-old girls (+0.21, SE 0.12), who are not the exposed group, so this is a property of connected clusters rather than of adolescent phone use. Mobile ownership in the cluster is</w:t>
+        <w:t xml:space="preserve">Girls aged 10–17 in clusters where more young adults use the internet daily are reported slightly more anxious (+0.34 pp per 10-point rise in the cluster share, SE 0.13). But a similar coefficient appears for 5–9-year-old girls (+0.19, SE 0.13), who are not the exposed group, so this is a property of connected clusters rather than of adolescent phone use. Mobile ownership in the cluster is</w:t>
       </w:r>
       <w:r>
         <w:t xml:space="preserve"> </w:t>
@@ -7093,7 +7093,7 @@
         <w:t xml:space="preserve"> </w:t>
       </w:r>
       <w:r>
-        <w:t xml:space="preserve">related to anxiety for every age and sex, household internet is flat, and depression shows no relation to any measure of connectivity. The within-cluster own-use comparison, the closest MICS comes to the individual exposure Haidt describes, shows no effect or negative for girls: daily internet use −0.6 pp on anxiety (SE 1.4) and −2.1 pp on depression (SE 1.2), daily phone use −2.4 pp (SE 1.2). For boys the own-phone-use coefficients are positive (+4.4 and +5.5 pp, SE ~2) but rest on the quarter of boys with a men's-questionnaire record. The learning and friendship functioning items are flat throughout.</w:t>
+        <w:t xml:space="preserve">related to anxiety for every age and sex, household internet is small and positive for girls only (+0.26 per 10 points, SE 0.12, with nothing at 5–9), and depression shows no relation to any measure of connectivity. The within-cluster own-use comparison, the closest MICS comes to the individual exposure Haidt describes, shows no effect or negative for girls: daily internet use −0.1 pp on anxiety (SE 1.4) and −1.8 pp on depression (SE 1.3), daily phone use −2.2 pp (SE 1.2). For boys the own-phone-use coefficients are positive (+4.4 and +5.5 pp, SE ~2) but rest on the quarter of boys with a men's-questionnaire record. The learning and friendship functioning items are flat throughout.</w:t>
       </w:r>
     </w:p>
     <w:bookmarkEnd w:id="84"/>
@@ -8600,7 +8600,7 @@
               <w:jc w:val="left"/>
             </w:pPr>
             <w:r>
-              <w:t xml:space="preserve">83 rounds / 36 countries</w:t>
+              <w:t xml:space="preserve">79 rounds / 34 countries</w:t>
             </w:r>
           </w:p>
         </w:tc>
@@ -8650,7 +8650,7 @@
               <w:jc w:val="left"/>
             </w:pPr>
             <w:r>
-              <w:t xml:space="preserve">83 rounds / 36 countries</w:t>
+              <w:t xml:space="preserve">79 rounds / 34 countries</w:t>
             </w:r>
           </w:p>
         </w:tc>
@@ -8700,7 +8700,7 @@
               <w:jc w:val="left"/>
             </w:pPr>
             <w:r>
-              <w:t xml:space="preserve">82 rounds / 36 countries</w:t>
+              <w:t xml:space="preserve">77 rounds / 33 countries</w:t>
             </w:r>
           </w:p>
         </w:tc>
@@ -8750,7 +8750,7 @@
               <w:jc w:val="left"/>
             </w:pPr>
             <w:r>
-              <w:t xml:space="preserve">82 rounds / 36 countries</w:t>
+              <w:t xml:space="preserve">77 rounds / 33 countries</w:t>
             </w:r>
           </w:p>
         </w:tc>
@@ -8800,7 +8800,7 @@
               <w:jc w:val="left"/>
             </w:pPr>
             <w:r>
-              <w:t xml:space="preserve">77 rounds / 35 countries</w:t>
+              <w:t xml:space="preserve">67 rounds / 30 countries</w:t>
             </w:r>
           </w:p>
         </w:tc>
@@ -8850,7 +8850,7 @@
               <w:jc w:val="left"/>
             </w:pPr>
             <w:r>
-              <w:t xml:space="preserve">77 rounds / 35 countries</w:t>
+              <w:t xml:space="preserve">67 rounds / 30 countries</w:t>
             </w:r>
           </w:p>
         </w:tc>
@@ -8900,7 +8900,7 @@
               <w:jc w:val="left"/>
             </w:pPr>
             <w:r>
-              <w:t xml:space="preserve">78 rounds / 35 countries</w:t>
+              <w:t xml:space="preserve">70 rounds / 31 countries</w:t>
             </w:r>
           </w:p>
         </w:tc>
@@ -8950,7 +8950,7 @@
               <w:jc w:val="left"/>
             </w:pPr>
             <w:r>
-              <w:t xml:space="preserve">78 rounds / 35 countries</w:t>
+              <w:t xml:space="preserve">70 rounds / 31 countries</w:t>
             </w:r>
           </w:p>
         </w:tc>
@@ -9000,7 +9000,7 @@
               <w:jc w:val="left"/>
             </w:pPr>
             <w:r>
-              <w:t xml:space="preserve">56 rounds / 33 countries</w:t>
+              <w:t xml:space="preserve">35 rounds / 19 countries</w:t>
             </w:r>
           </w:p>
         </w:tc>
@@ -9050,7 +9050,7 @@
               <w:jc w:val="left"/>
             </w:pPr>
             <w:r>
-              <w:t xml:space="preserve">56 rounds / 33 countries</w:t>
+              <w:t xml:space="preserve">35 rounds / 19 countries</w:t>
             </w:r>
           </w:p>
         </w:tc>
@@ -9100,7 +9100,7 @@
               <w:jc w:val="left"/>
             </w:pPr>
             <w:r>
-              <w:t xml:space="preserve">83 rounds / 36 countries</w:t>
+              <w:t xml:space="preserve">79 rounds / 34 countries</w:t>
             </w:r>
           </w:p>
         </w:tc>
@@ -9150,7 +9150,7 @@
               <w:jc w:val="left"/>
             </w:pPr>
             <w:r>
-              <w:t xml:space="preserve">83 rounds / 36 countries</w:t>
+              <w:t xml:space="preserve">79 rounds / 34 countries</w:t>
             </w:r>
           </w:p>
         </w:tc>
@@ -9263,7 +9263,7 @@
         <w:pStyle w:val="BodyText"/>
       </w:pPr>
       <w:r>
-        <w:t xml:space="preserve">Country fixed effects and age controls, survey weights, SE clustered by school; 5,654 girls and 5,487 boys. The full gradient is monotonic: relative to under an hour a day, girls at 5+ hours report loneliness +21 pp, suicidal ideation +18 pp, attempts +15 pp.</w:t>
+        <w:t xml:space="preserve">Country fixed effects and age controls, survey weights, SE clustered by school; 7,708 girls and 7,102 boys, including students who had no phone. Girls using a phone three or more hours a day report loneliness +8 pp (SE 1.4), suicidal ideation +10 pp (1.5) and attempts +6 pp (1.6) compared with everyone else; boys +5, +4 and +2. The gradient rises with hours: relative to under an hour a day, girls at more than 8 hours report loneliness +20 pp, suicidal ideation +17 pp, attempts +14 pp. Students without a phone sit a few points above the under-an-hour group, not below it.</w:t>
       </w:r>
     </w:p>
     <w:p>
@@ -9627,79 +9627,79 @@
               <w:jc w:val="left"/>
             </w:pPr>
             <w:r>
-              <w:t xml:space="preserve">29 / 68</w:t>
-            </w:r>
-          </w:p>
-        </w:tc>
-        <w:tc>
-          <w:tcPr/>
-          <w:p>
-            <w:pPr>
-              <w:pStyle w:val="Compact"/>
-              <w:jc w:val="left"/>
-            </w:pPr>
-            <w:r>
-              <w:t xml:space="preserve">-0.17 (0.38)</w:t>
-            </w:r>
-          </w:p>
-        </w:tc>
-        <w:tc>
-          <w:tcPr/>
-          <w:p>
-            <w:pPr>
-              <w:pStyle w:val="Compact"/>
-              <w:jc w:val="left"/>
-            </w:pPr>
-            <w:r>
-              <w:t xml:space="preserve">+0.09 (0.31)</w:t>
-            </w:r>
-          </w:p>
-        </w:tc>
-        <w:tc>
-          <w:tcPr/>
-          <w:p>
-            <w:pPr>
-              <w:pStyle w:val="Compact"/>
-              <w:jc w:val="left"/>
-            </w:pPr>
-            <w:r>
-              <w:t xml:space="preserve">-0.57 (0.43)</w:t>
-            </w:r>
-          </w:p>
-        </w:tc>
-        <w:tc>
-          <w:tcPr/>
-          <w:p>
-            <w:pPr>
-              <w:pStyle w:val="Compact"/>
-              <w:jc w:val="left"/>
-            </w:pPr>
-            <w:r>
-              <w:t xml:space="preserve">-0.47 (0.37)</w:t>
-            </w:r>
-          </w:p>
-        </w:tc>
-        <w:tc>
-          <w:tcPr/>
-          <w:p>
-            <w:pPr>
-              <w:pStyle w:val="Compact"/>
-              <w:jc w:val="left"/>
-            </w:pPr>
-            <w:r>
-              <w:t xml:space="preserve">+0.71 (1.00)</w:t>
-            </w:r>
-          </w:p>
-        </w:tc>
-        <w:tc>
-          <w:tcPr/>
-          <w:p>
-            <w:pPr>
-              <w:pStyle w:val="Compact"/>
-              <w:jc w:val="left"/>
-            </w:pPr>
-            <w:r>
-              <w:t xml:space="preserve">+0.93 (1.08)</w:t>
+              <w:t xml:space="preserve">15 / 32</w:t>
+            </w:r>
+          </w:p>
+        </w:tc>
+        <w:tc>
+          <w:tcPr/>
+          <w:p>
+            <w:pPr>
+              <w:pStyle w:val="Compact"/>
+              <w:jc w:val="left"/>
+            </w:pPr>
+            <w:r>
+              <w:t xml:space="preserve">-0.40 (0.41)</w:t>
+            </w:r>
+          </w:p>
+        </w:tc>
+        <w:tc>
+          <w:tcPr/>
+          <w:p>
+            <w:pPr>
+              <w:pStyle w:val="Compact"/>
+              <w:jc w:val="left"/>
+            </w:pPr>
+            <w:r>
+              <w:t xml:space="preserve">-0.48 (0.38)</w:t>
+            </w:r>
+          </w:p>
+        </w:tc>
+        <w:tc>
+          <w:tcPr/>
+          <w:p>
+            <w:pPr>
+              <w:pStyle w:val="Compact"/>
+              <w:jc w:val="left"/>
+            </w:pPr>
+            <w:r>
+              <w:t xml:space="preserve">-0.51 (0.63)</w:t>
+            </w:r>
+          </w:p>
+        </w:tc>
+        <w:tc>
+          <w:tcPr/>
+          <w:p>
+            <w:pPr>
+              <w:pStyle w:val="Compact"/>
+              <w:jc w:val="left"/>
+            </w:pPr>
+            <w:r>
+              <w:t xml:space="preserve">-0.20 (0.59)</w:t>
+            </w:r>
+          </w:p>
+        </w:tc>
+        <w:tc>
+          <w:tcPr/>
+          <w:p>
+            <w:pPr>
+              <w:pStyle w:val="Compact"/>
+              <w:jc w:val="left"/>
+            </w:pPr>
+            <w:r>
+              <w:t xml:space="preserve">-0.64 (0.43)</w:t>
+            </w:r>
+          </w:p>
+        </w:tc>
+        <w:tc>
+          <w:tcPr/>
+          <w:p>
+            <w:pPr>
+              <w:pStyle w:val="Compact"/>
+              <w:jc w:val="left"/>
+            </w:pPr>
+            <w:r>
+              <w:t xml:space="preserve">-0.45 (0.69)</w:t>
             </w:r>
           </w:p>
         </w:tc>
@@ -9808,7 +9808,7 @@
         <w:pStyle w:val="BodyText"/>
       </w:pPr>
       <w:r>
-        <w:t xml:space="preserve">Nothing here favors H1: 4G coverage, 3G coverage and mobile-broadband subscriptions all give coefficients within about ±0.5 pp per 10 points, with the girls' loneliness coefficient on 3G coverage negative. Country-level coverage is still a crude measure (within-country changes are large, 20–35 points, but they move with everything else that changed between 2007 and 2019), which leaves local, cluster-level coverage as the remaining test.</w:t>
+        <w:t xml:space="preserve">Nothing here favors H1: 4G coverage, 3G coverage and mobile-broadband subscriptions all give coefficients within about ±0.5 pp per 10 points (the largest, −0.5 pp for girls' suicidal ideation on 4G coverage, has a standard error of 0.6), with the girls' loneliness coefficient on 3G coverage negative. The 4G rows rest on the 15 countries with a reported 4G series in two or more survey years. Country-level coverage is still a crude measure (within-country changes are large, 20–35 points, but they move with everything else that changed between 2007 and 2019), which leaves local, cluster-level coverage as the remaining test.</w:t>
       </w:r>
     </w:p>
     <w:bookmarkEnd w:id="95"/>
@@ -10570,19 +10570,19 @@
               <w:jc w:val="left"/>
             </w:pPr>
             <w:r>
-              <w:t xml:space="preserve">-0.10 (0.08)</w:t>
-            </w:r>
-          </w:p>
-        </w:tc>
-        <w:tc>
-          <w:tcPr/>
-          <w:p>
-            <w:pPr>
-              <w:pStyle w:val="Compact"/>
-              <w:jc w:val="left"/>
-            </w:pPr>
-            <w:r>
-              <w:t xml:space="preserve">+0.01 (0.11)</w:t>
+              <w:t xml:space="preserve">-0.06 (0.07)</w:t>
+            </w:r>
+          </w:p>
+        </w:tc>
+        <w:tc>
+          <w:tcPr/>
+          <w:p>
+            <w:pPr>
+              <w:pStyle w:val="Compact"/>
+              <w:jc w:val="left"/>
+            </w:pPr>
+            <w:r>
+              <w:t xml:space="preserve">-0.00 (0.10)</w:t>
             </w:r>
           </w:p>
         </w:tc>
@@ -10598,7 +10598,7 @@
                 <w:bCs/>
                 <w:b/>
               </w:rPr>
-              <w:t xml:space="preserve">+1.07 (0.40)</w:t>
+              <w:t xml:space="preserve">+1.21 (0.41)</w:t>
             </w:r>
           </w:p>
         </w:tc>
@@ -10614,7 +10614,7 @@
                 <w:bCs/>
                 <w:b/>
               </w:rPr>
-              <w:t xml:space="preserve">+0.73 (0.35)</w:t>
+              <w:t xml:space="preserve">+0.68 (0.34)</w:t>
             </w:r>
           </w:p>
         </w:tc>
@@ -10630,7 +10630,7 @@
                 <w:bCs/>
                 <w:b/>
               </w:rPr>
-              <w:t xml:space="preserve">+0.36 (0.13)</w:t>
+              <w:t xml:space="preserve">+0.29 (0.13)</w:t>
             </w:r>
           </w:p>
         </w:tc>
@@ -10952,7 +10952,7 @@
               <w:jc w:val="left"/>
             </w:pPr>
             <w:r>
-              <w:t xml:space="preserve">-0.04 (0.03)</w:t>
+              <w:t xml:space="preserve">-0.03 (0.03)</w:t>
             </w:r>
           </w:p>
         </w:tc>
@@ -10976,31 +10976,31 @@
               <w:jc w:val="left"/>
             </w:pPr>
             <w:r>
-              <w:t xml:space="preserve">-0.15 (0.25)</w:t>
-            </w:r>
-          </w:p>
-        </w:tc>
-        <w:tc>
-          <w:tcPr/>
-          <w:p>
-            <w:pPr>
-              <w:pStyle w:val="Compact"/>
-              <w:jc w:val="left"/>
-            </w:pPr>
-            <w:r>
-              <w:t xml:space="preserve">-0.03 (0.21)</w:t>
-            </w:r>
-          </w:p>
-        </w:tc>
-        <w:tc>
-          <w:tcPr/>
-          <w:p>
-            <w:pPr>
-              <w:pStyle w:val="Compact"/>
-              <w:jc w:val="left"/>
-            </w:pPr>
-            <w:r>
-              <w:t xml:space="preserve">+0.06 (0.08)</w:t>
+              <w:t xml:space="preserve">-0.11 (0.25)</w:t>
+            </w:r>
+          </w:p>
+        </w:tc>
+        <w:tc>
+          <w:tcPr/>
+          <w:p>
+            <w:pPr>
+              <w:pStyle w:val="Compact"/>
+              <w:jc w:val="left"/>
+            </w:pPr>
+            <w:r>
+              <w:t xml:space="preserve">-0.04 (0.20)</w:t>
+            </w:r>
+          </w:p>
+        </w:tc>
+        <w:tc>
+          <w:tcPr/>
+          <w:p>
+            <w:pPr>
+              <w:pStyle w:val="Compact"/>
+              <w:jc w:val="left"/>
+            </w:pPr>
+            <w:r>
+              <w:t xml:space="preserve">+0.04 (0.08)</w:t>
             </w:r>
           </w:p>
         </w:tc>
@@ -11019,7 +11019,7 @@
         <w:pStyle w:val="BodyText"/>
       </w:pPr>
       <w:r>
-        <w:t xml:space="preserve">Common Core aligned testing, waivers, teacher evaluation, exit exams and the summed index show no relation to any of the three outcomes; several point estimates are negative. The one exception is Race to the Top: winning states saw larger subsequent rises in NSDUH youth depression (+0.36 pp) and in YRBS girls' sadness (+1.1 pp), with the ACS item flat. RTTT winners are a selected group (19 jurisdictions with the capacity to write winning applications, including DC, NY, MA, FL). Tracing the same states year by year around the award, in the U.S. follow-ups below, shows this coefficient is an artifact of how the indicator was coded; there is no rise after the award.</w:t>
+        <w:t xml:space="preserve">Common Core aligned testing, waivers, teacher evaluation, exit exams and the summed index show no relation to any of the three outcomes; several point estimates are negative. The one exception is Race to the Top: winning states saw larger subsequent rises in NSDUH youth depression (+0.29 pp) and in YRBS girls' sadness (+1.2 pp), with the ACS item flat. RTTT winners are a selected group (19 jurisdictions with the capacity to write winning applications, including DC, NY, MA, FL). Tracing the same states year by year around the award, in the U.S. follow-ups below, shows this coefficient is an artifact of how the indicator was coded; there is no rise after the award.</w:t>
       </w:r>
     </w:p>
     <w:bookmarkEnd w:id="114"/>
@@ -11084,7 +11084,7 @@
         <w:pStyle w:val="BodyText"/>
       </w:pPr>
       <w:r>
-        <w:t xml:space="preserve">State and year fixed effects, coefficients relative to the year before the award (Phase 1 and 2: 2010; Phase 3: 2011), 2005–2019.</w:t>
+        <w:t xml:space="preserve">State and year fixed effects, coefficients relative to the year before the award (school year ending 2010 for Phase 1 and 2, 2012 for the December 2011 Phase 3 awards), 2005–2019.</w:t>
       </w:r>
     </w:p>
     <w:p>
@@ -11942,7 +11942,7 @@
               <w:jc w:val="left"/>
             </w:pPr>
             <w:r>
-              <w:t xml:space="preserve">-0.45 (0.27)</w:t>
+              <w:t xml:space="preserve">-0.34 (0.25)</w:t>
             </w:r>
           </w:p>
         </w:tc>
@@ -12056,7 +12056,7 @@
               <w:jc w:val="left"/>
             </w:pPr>
             <w:r>
-              <w:t xml:space="preserve">-0.93 (0.45)</w:t>
+              <w:t xml:space="preserve">-0.94 (0.49)</w:t>
             </w:r>
           </w:p>
         </w:tc>
@@ -12094,7 +12094,7 @@
               <w:jc w:val="left"/>
             </w:pPr>
             <w:r>
-              <w:t xml:space="preserve">+0.36 (0.41)</w:t>
+              <w:t xml:space="preserve">+0.36 (0.34)</w:t>
             </w:r>
           </w:p>
         </w:tc>
@@ -12208,7 +12208,7 @@
               <w:jc w:val="left"/>
             </w:pPr>
             <w:r>
-              <w:t xml:space="preserve">+0.27 (0.61)</w:t>
+              <w:t xml:space="preserve">+0.61 (0.75)</w:t>
             </w:r>
           </w:p>
         </w:tc>
@@ -14792,31 +14792,31 @@
               <w:jc w:val="left"/>
             </w:pPr>
             <w:r>
-              <w:t xml:space="preserve">-12.19 (0.82)</w:t>
-            </w:r>
-          </w:p>
-        </w:tc>
-        <w:tc>
-          <w:tcPr/>
-          <w:p>
-            <w:pPr>
-              <w:pStyle w:val="Compact"/>
-              <w:jc w:val="left"/>
-            </w:pPr>
-            <w:r>
-              <w:t xml:space="preserve">-12.35 (0.94)</w:t>
-            </w:r>
-          </w:p>
-        </w:tc>
-        <w:tc>
-          <w:tcPr/>
-          <w:p>
-            <w:pPr>
-              <w:pStyle w:val="Compact"/>
-              <w:jc w:val="left"/>
-            </w:pPr>
-            <w:r>
-              <w:t xml:space="preserve">-11.99 (0.96)</w:t>
+              <w:t xml:space="preserve">-12.15 (0.82)</w:t>
+            </w:r>
+          </w:p>
+        </w:tc>
+        <w:tc>
+          <w:tcPr/>
+          <w:p>
+            <w:pPr>
+              <w:pStyle w:val="Compact"/>
+              <w:jc w:val="left"/>
+            </w:pPr>
+            <w:r>
+              <w:t xml:space="preserve">-12.29 (0.94)</w:t>
+            </w:r>
+          </w:p>
+        </w:tc>
+        <w:tc>
+          <w:tcPr/>
+          <w:p>
+            <w:pPr>
+              <w:pStyle w:val="Compact"/>
+              <w:jc w:val="left"/>
+            </w:pPr>
+            <w:r>
+              <w:t xml:space="preserve">-11.97 (0.95)</w:t>
             </w:r>
           </w:p>
         </w:tc>
@@ -14854,31 +14854,31 @@
               <w:jc w:val="left"/>
             </w:pPr>
             <w:r>
-              <w:t xml:space="preserve">-3.93 (0.48)</w:t>
-            </w:r>
-          </w:p>
-        </w:tc>
-        <w:tc>
-          <w:tcPr/>
-          <w:p>
-            <w:pPr>
-              <w:pStyle w:val="Compact"/>
-              <w:jc w:val="left"/>
-            </w:pPr>
-            <w:r>
-              <w:t xml:space="preserve">-3.92 (0.62)</w:t>
-            </w:r>
-          </w:p>
-        </w:tc>
-        <w:tc>
-          <w:tcPr/>
-          <w:p>
-            <w:pPr>
-              <w:pStyle w:val="Compact"/>
-              <w:jc w:val="left"/>
-            </w:pPr>
-            <w:r>
-              <w:t xml:space="preserve">-3.89 (0.65)</w:t>
+              <w:t xml:space="preserve">-3.65 (0.47)</w:t>
+            </w:r>
+          </w:p>
+        </w:tc>
+        <w:tc>
+          <w:tcPr/>
+          <w:p>
+            <w:pPr>
+              <w:pStyle w:val="Compact"/>
+              <w:jc w:val="left"/>
+            </w:pPr>
+            <w:r>
+              <w:t xml:space="preserve">-3.70 (0.61)</w:t>
+            </w:r>
+          </w:p>
+        </w:tc>
+        <w:tc>
+          <w:tcPr/>
+          <w:p>
+            <w:pPr>
+              <w:pStyle w:val="Compact"/>
+              <w:jc w:val="left"/>
+            </w:pPr>
+            <w:r>
+              <w:t xml:space="preserve">-3.57 (0.64)</w:t>
             </w:r>
           </w:p>
         </w:tc>
@@ -14916,31 +14916,31 @@
               <w:jc w:val="left"/>
             </w:pPr>
             <w:r>
-              <w:t xml:space="preserve">-0.70 (0.39)</w:t>
-            </w:r>
-          </w:p>
-        </w:tc>
-        <w:tc>
-          <w:tcPr/>
-          <w:p>
-            <w:pPr>
-              <w:pStyle w:val="Compact"/>
-              <w:jc w:val="left"/>
-            </w:pPr>
-            <w:r>
-              <w:t xml:space="preserve">-0.89 (0.53)</w:t>
-            </w:r>
-          </w:p>
-        </w:tc>
-        <w:tc>
-          <w:tcPr/>
-          <w:p>
-            <w:pPr>
-              <w:pStyle w:val="Compact"/>
-              <w:jc w:val="left"/>
-            </w:pPr>
-            <w:r>
-              <w:t xml:space="preserve">-0.46 (0.50)</w:t>
+              <w:t xml:space="preserve">-0.83 (0.38)</w:t>
+            </w:r>
+          </w:p>
+        </w:tc>
+        <w:tc>
+          <w:tcPr/>
+          <w:p>
+            <w:pPr>
+              <w:pStyle w:val="Compact"/>
+              <w:jc w:val="left"/>
+            </w:pPr>
+            <w:r>
+              <w:t xml:space="preserve">-1.06 (0.52)</w:t>
+            </w:r>
+          </w:p>
+        </w:tc>
+        <w:tc>
+          <w:tcPr/>
+          <w:p>
+            <w:pPr>
+              <w:pStyle w:val="Compact"/>
+              <w:jc w:val="left"/>
+            </w:pPr>
+            <w:r>
+              <w:t xml:space="preserve">-0.55 (0.50)</w:t>
             </w:r>
           </w:p>
         </w:tc>
@@ -14978,93 +14978,93 @@
               <w:jc w:val="left"/>
             </w:pPr>
             <w:r>
-              <w:t xml:space="preserve">+3.73 (0.54)</w:t>
-            </w:r>
-          </w:p>
-        </w:tc>
-        <w:tc>
-          <w:tcPr/>
-          <w:p>
-            <w:pPr>
-              <w:pStyle w:val="Compact"/>
-              <w:jc w:val="left"/>
-            </w:pPr>
-            <w:r>
-              <w:t xml:space="preserve">+4.39 (0.69)</w:t>
-            </w:r>
-          </w:p>
-        </w:tc>
-        <w:tc>
-          <w:tcPr/>
-          <w:p>
-            <w:pPr>
-              <w:pStyle w:val="Compact"/>
-              <w:jc w:val="left"/>
-            </w:pPr>
-            <w:r>
-              <w:t xml:space="preserve">+3.05 (0.67)</w:t>
-            </w:r>
-          </w:p>
-        </w:tc>
-        <w:tc>
-          <w:tcPr/>
-          <w:p>
-            <w:pPr>
-              <w:pStyle w:val="Compact"/>
-              <w:jc w:val="left"/>
-            </w:pPr>
-            <w:r>
-              <w:t xml:space="preserve">71.9 pp</w:t>
-            </w:r>
-          </w:p>
-        </w:tc>
-      </w:tr>
-      <w:tr>
-        <w:tc>
-          <w:tcPr/>
-          <w:p>
-            <w:pPr>
-              <w:pStyle w:val="Compact"/>
-              <w:jc w:val="left"/>
-            </w:pPr>
-            <w:r>
-              <w:t xml:space="preserve">Nervous/anxious without device (≥ half the time)</w:t>
-            </w:r>
-          </w:p>
-        </w:tc>
-        <w:tc>
-          <w:tcPr/>
-          <w:p>
-            <w:pPr>
-              <w:pStyle w:val="Compact"/>
-              <w:jc w:val="left"/>
-            </w:pPr>
-            <w:r>
-              <w:t xml:space="preserve">-2.05 (0.49)</w:t>
-            </w:r>
-          </w:p>
-        </w:tc>
-        <w:tc>
-          <w:tcPr/>
-          <w:p>
-            <w:pPr>
-              <w:pStyle w:val="Compact"/>
-              <w:jc w:val="left"/>
-            </w:pPr>
-            <w:r>
-              <w:t xml:space="preserve">-2.23 (0.64)</w:t>
-            </w:r>
-          </w:p>
-        </w:tc>
-        <w:tc>
-          <w:tcPr/>
-          <w:p>
-            <w:pPr>
-              <w:pStyle w:val="Compact"/>
-              <w:jc w:val="left"/>
-            </w:pPr>
-            <w:r>
-              <w:t xml:space="preserve">-1.83 (0.62)</w:t>
+              <w:t xml:space="preserve">-3.52 (0.55)</w:t>
+            </w:r>
+          </w:p>
+        </w:tc>
+        <w:tc>
+          <w:tcPr/>
+          <w:p>
+            <w:pPr>
+              <w:pStyle w:val="Compact"/>
+              <w:jc w:val="left"/>
+            </w:pPr>
+            <w:r>
+              <w:t xml:space="preserve">-4.19 (0.71)</w:t>
+            </w:r>
+          </w:p>
+        </w:tc>
+        <w:tc>
+          <w:tcPr/>
+          <w:p>
+            <w:pPr>
+              <w:pStyle w:val="Compact"/>
+              <w:jc w:val="left"/>
+            </w:pPr>
+            <w:r>
+              <w:t xml:space="preserve">-2.85 (0.67)</w:t>
+            </w:r>
+          </w:p>
+        </w:tc>
+        <w:tc>
+          <w:tcPr/>
+          <w:p>
+            <w:pPr>
+              <w:pStyle w:val="Compact"/>
+              <w:jc w:val="left"/>
+            </w:pPr>
+            <w:r>
+              <w:t xml:space="preserve">28.1 pp</w:t>
+            </w:r>
+          </w:p>
+        </w:tc>
+      </w:tr>
+      <w:tr>
+        <w:tc>
+          <w:tcPr/>
+          <w:p>
+            <w:pPr>
+              <w:pStyle w:val="Compact"/>
+              <w:jc w:val="left"/>
+            </w:pPr>
+            <w:r>
+              <w:t xml:space="preserve">Nervous/anxious without device (more than half the time)</w:t>
+            </w:r>
+          </w:p>
+        </w:tc>
+        <w:tc>
+          <w:tcPr/>
+          <w:p>
+            <w:pPr>
+              <w:pStyle w:val="Compact"/>
+              <w:jc w:val="left"/>
+            </w:pPr>
+            <w:r>
+              <w:t xml:space="preserve">-1.83 (0.49)</w:t>
+            </w:r>
+          </w:p>
+        </w:tc>
+        <w:tc>
+          <w:tcPr/>
+          <w:p>
+            <w:pPr>
+              <w:pStyle w:val="Compact"/>
+              <w:jc w:val="left"/>
+            </w:pPr>
+            <w:r>
+              <w:t xml:space="preserve">-2.01 (0.65)</w:t>
+            </w:r>
+          </w:p>
+        </w:tc>
+        <w:tc>
+          <w:tcPr/>
+          <w:p>
+            <w:pPr>
+              <w:pStyle w:val="Compact"/>
+              <w:jc w:val="left"/>
+            </w:pPr>
+            <w:r>
+              <w:t xml:space="preserve">-1.61 (0.61)</w:t>
             </w:r>
           </w:p>
         </w:tc>
@@ -15102,31 +15102,31 @@
               <w:jc w:val="left"/>
             </w:pPr>
             <w:r>
-              <w:t xml:space="preserve">-0.70 (0.33)</w:t>
-            </w:r>
-          </w:p>
-        </w:tc>
-        <w:tc>
-          <w:tcPr/>
-          <w:p>
-            <w:pPr>
-              <w:pStyle w:val="Compact"/>
-              <w:jc w:val="left"/>
-            </w:pPr>
-            <w:r>
-              <w:t xml:space="preserve">-1.39 (0.48)</w:t>
-            </w:r>
-          </w:p>
-        </w:tc>
-        <w:tc>
-          <w:tcPr/>
-          <w:p>
-            <w:pPr>
-              <w:pStyle w:val="Compact"/>
-              <w:jc w:val="left"/>
-            </w:pPr>
-            <w:r>
-              <w:t xml:space="preserve">+0.14 (0.46)</w:t>
+              <w:t xml:space="preserve">-0.58 (0.33)</w:t>
+            </w:r>
+          </w:p>
+        </w:tc>
+        <w:tc>
+          <w:tcPr/>
+          <w:p>
+            <w:pPr>
+              <w:pStyle w:val="Compact"/>
+              <w:jc w:val="left"/>
+            </w:pPr>
+            <w:r>
+              <w:t xml:space="preserve">-1.36 (0.48)</w:t>
+            </w:r>
+          </w:p>
+        </w:tc>
+        <w:tc>
+          <w:tcPr/>
+          <w:p>
+            <w:pPr>
+              <w:pStyle w:val="Compact"/>
+              <w:jc w:val="left"/>
+            </w:pPr>
+            <w:r>
+              <w:t xml:space="preserve">+0.32 (0.46)</w:t>
             </w:r>
           </w:p>
         </w:tc>
@@ -15164,31 +15164,31 @@
               <w:jc w:val="left"/>
             </w:pPr>
             <w:r>
-              <w:t xml:space="preserve">-0.57 (0.42)</w:t>
-            </w:r>
-          </w:p>
-        </w:tc>
-        <w:tc>
-          <w:tcPr/>
-          <w:p>
-            <w:pPr>
-              <w:pStyle w:val="Compact"/>
-              <w:jc w:val="left"/>
-            </w:pPr>
-            <w:r>
-              <w:t xml:space="preserve">-0.15 (0.55)</w:t>
-            </w:r>
-          </w:p>
-        </w:tc>
-        <w:tc>
-          <w:tcPr/>
-          <w:p>
-            <w:pPr>
-              <w:pStyle w:val="Compact"/>
-              <w:jc w:val="left"/>
-            </w:pPr>
-            <w:r>
-              <w:t xml:space="preserve">-1.08 (0.61)</w:t>
+              <w:t xml:space="preserve">-0.49 (0.40)</w:t>
+            </w:r>
+          </w:p>
+        </w:tc>
+        <w:tc>
+          <w:tcPr/>
+          <w:p>
+            <w:pPr>
+              <w:pStyle w:val="Compact"/>
+              <w:jc w:val="left"/>
+            </w:pPr>
+            <w:r>
+              <w:t xml:space="preserve">-0.02 (0.53)</w:t>
+            </w:r>
+          </w:p>
+        </w:tc>
+        <w:tc>
+          <w:tcPr/>
+          <w:p>
+            <w:pPr>
+              <w:pStyle w:val="Compact"/>
+              <w:jc w:val="left"/>
+            </w:pPr>
+            <w:r>
+              <w:t xml:space="preserve">-1.02 (0.60)</w:t>
             </w:r>
           </w:p>
         </w:tc>
@@ -15250,7 +15250,7 @@
               <w:jc w:val="left"/>
             </w:pPr>
             <w:r>
-              <w:t xml:space="preserve">+0.02 (0.01)</w:t>
+              <w:t xml:space="preserve">+0.01 (0.01)</w:t>
             </w:r>
           </w:p>
         </w:tc>
@@ -15312,7 +15312,7 @@
               <w:jc w:val="left"/>
             </w:pPr>
             <w:r>
-              <w:t xml:space="preserve">+0.04 (0.03)</w:t>
+              <w:t xml:space="preserve">+0.03 (0.03)</w:t>
             </w:r>
           </w:p>
         </w:tc>
@@ -15350,7 +15350,7 @@
               <w:jc w:val="left"/>
             </w:pPr>
             <w:r>
-              <w:t xml:space="preserve">-0.00 (0.02)</w:t>
+              <w:t xml:space="preserve">+0.00 (0.02)</w:t>
             </w:r>
           </w:p>
         </w:tc>
@@ -15374,7 +15374,7 @@
               <w:jc w:val="left"/>
             </w:pPr>
             <w:r>
-              <w:t xml:space="preserve">-0.01 (0.03)</w:t>
+              <w:t xml:space="preserve">-0.00 (0.03)</w:t>
             </w:r>
           </w:p>
         </w:tc>
@@ -15459,23 +15459,7 @@
         <w:pStyle w:val="BodyText"/>
       </w:pPr>
       <w:r>
-        <w:t xml:space="preserve">Three findings. First, bans change behaviour, partly: daily smartphone use at school is 12 points lower in ban schools (from a 55% base, so 43% of students in ban schools still use one daily), leisure screen use at school falls, and after-school use is unchanged, which is the right placebo comparison pattern. Second, the well-being differences run in the direction the Norwegian study found and are concentrated in girls: less nervousness without a device, 1.4 pp less loneliness at school for girls (none for boys), and +0.02 to +0.03 SD on belonging and life satisfaction. Third, ban schools report</w:t>
-      </w:r>
-      <w:r>
-        <w:t xml:space="preserve"> </w:t>
-      </w:r>
-      <w:r>
-        <w:rPr>
-          <w:iCs/>
-          <w:i/>
-        </w:rPr>
-        <w:t xml:space="preserve">more</w:t>
-      </w:r>
-      <w:r>
-        <w:t xml:space="preserve"> </w:t>
-      </w:r>
-      <w:r>
-        <w:t xml:space="preserve">classroom distraction by devices (+3.7 pp), a sign that schools adopt bans where phones are already a problem. That selection works against finding benefits, so the small favorable girl-specific differences are, if anything, understated, but a cross-section cannot say by how much.</w:t>
+        <w:t xml:space="preserve">Three findings. First, bans change behaviour, partly: daily smartphone use at school is 12 points lower in ban schools (from a 55% base, so 43% of students in ban schools still use one daily), leisure screen use at school falls, and after-school use is unchanged, which is the right placebo comparison pattern. Second, the well-being differences run in the direction the Norwegian study found and are concentrated in girls: less nervousness without a device, 1.4 pp less loneliness at school for girls (none for boys), and +0.02 to +0.03 SD on belonging and life satisfaction. Third, students in ban schools report less classroom distraction by digital devices (3.5 pp fewer say they are distracted in most or every lesson; 4.2 pp for girls, 2.9 for boys), in line with the lower in-school use. All of this is a comparison across schools at one point in time: schools choose whether to ban, and nothing here says how a ban school would have looked without its ban, so the small favorable girl-specific differences could reflect which schools ban as much as what bans do.</w:t>
       </w:r>
     </w:p>
     <w:p>
@@ -15493,7 +15477,7 @@
         <w:t xml:space="preserve"> </w:t>
       </w:r>
       <w:r>
-        <w:t xml:space="preserve">The only public, multi-country microdata on school phone rules show a modest, girl-specific association between bans and lower loneliness and device anxiety, alongside clear evidence that bans reduce in-school use and clear evidence of selection into bans. Together with Norway's result, that is enough to make the 2024–25 U.S. state bans the most valuable natural experiment now pending in this project; the 2025 YRBS and the 2025–27 state-survey waves are where it will be tested, using the approach set out above.</w:t>
+        <w:t xml:space="preserve">The only public, multi-country microdata on school phone rules show a modest, girl-specific association between bans and lower loneliness and device anxiety, alongside clear evidence that bans reduce in-school use and reported classroom distraction. Because the comparison is across schools at one time, it cannot separate the effect of a ban from the kind of school that adopts one. Together with Norway's result, that is enough to make the 2024–25 U.S. state bans the most valuable natural experiment now pending in this project; the 2025 YRBS and the 2025–27 state-survey waves are where it will be tested, using the approach set out above.</w:t>
       </w:r>
     </w:p>
     <w:bookmarkEnd w:id="138"/>
@@ -15883,7 +15867,7 @@
         </w:numPr>
       </w:pPr>
       <w:r>
-        <w:t xml:space="preserve">GSHS 2022–23, five countries: girls on a phone 3+ hours a day report loneliness +11 pp and suicidal ideation +12 pp, monotonic in hours. That is an odds ratio near 1.7, the magnitude the reviews call "twice as likely".</w:t>
+        <w:t xml:space="preserve">GSHS 2022–23, five countries: girls on a phone 3+ hours a day report loneliness +8 pp and suicidal ideation +10 pp, rising with hours. That is an odds ratio of roughly 1.5 to 1.7, close to the magnitude the reviews call "twice as likely".</w:t>
       </w:r>
     </w:p>
     <w:p>
@@ -16361,7 +16345,7 @@
         <w:rPr>
           <w:rStyle w:val="VerbatimChar"/>
         </w:rPr>
-        <w:t xml:space="preserve">~/teen-mh-pilot/scripts</w:t>
+        <w:t xml:space="preserve">scripts/</w:t>
       </w:r>
       <w:r>
         <w:t xml:space="preserve">, tables in</w:t>
@@ -16373,10 +16357,13 @@
         <w:rPr>
           <w:rStyle w:val="VerbatimChar"/>
         </w:rPr>
-        <w:t xml:space="preserve">results/tables</w:t>
-      </w:r>
-      <w:r>
-        <w:t xml:space="preserve">. Data: IPUMS USA (ACS 1-year 2005–2024), IPUMS ATUS 2003–2024, IPUMS International (ke2009a, ke2019a, mx2010a, mx2020a), IPUMS CPS; public NSDUH, NHANES, YRBS, HBSC, GSHS, NTIA files as noted in each section.</w:t>
+        <w:t xml:space="preserve">results/tables/</w:t>
+      </w:r>
+      <w:r>
+        <w:t xml:space="preserve"> </w:t>
+      </w:r>
+      <w:r>
+        <w:t xml:space="preserve">of the project repository. Data: IPUMS USA (ACS 1-year 2005–2024), IPUMS ATUS 2003–2024, IPUMS International (ke2009a, ke2019a, mx2010a, mx2020a), IPUMS CPS; public NSDUH, NHANES, YRBS, HBSC, GSHS, NTIA files as noted in each section.</w:t>
       </w:r>
     </w:p>
     <w:bookmarkEnd w:id="154"/>

--- a/docs/Teen_Distress_Pilot.docx
+++ b/docs/Teen_Distress_Pilot.docx
@@ -5233,7 +5233,7 @@
         <w:pStyle w:val="BodyText"/>
       </w:pPr>
       <w:r>
-        <w:t xml:space="preserve">Unweighted county means; grades pooled. Minnesota's 2022 county tables sit behind a CAPTCHA and are not yet included.</w:t>
+        <w:t xml:space="preserve">Unweighted county means over the grades each state reports in every survey year (Washington 8, 10 and 12; Maine's and Pennsylvania's all-grade rows; Minnesota grade 9; California 7, 9 and 11; Illinois 8, 10 and 12). Minnesota's 2022 county tables sit behind a CAPTCHA and are not yet included.</w:t>
       </w:r>
     </w:p>
     <w:p>
@@ -5241,7 +5241,7 @@
         <w:pStyle w:val="BodyText"/>
       </w:pPr>
       <w:r>
-        <w:t xml:space="preserve">Three things stand out. Sadness rose in every state from about 2013 to a 2021 peak (Washington 28% → 41%, Maine 22% → 37%, Illinois 35% → 41%). Minnesota's suicidal-ideation series, the only one that reaches back to the 1990s,</w:t>
+        <w:t xml:space="preserve">Three things stand out. Sadness rose in every state from about 2013 to a 2021 peak (Washington 28% → 41%, Maine 22% → 37%, Illinois 35% → 41%). Minnesota's suicidal-ideation series (grade 9), the only one that reaches back to the 1990s,</w:t>
       </w:r>
       <w:r>
         <w:t xml:space="preserve"> </w:t>
@@ -5257,7 +5257,7 @@
         <w:t xml:space="preserve"> </w:t>
       </w:r>
       <w:r>
-        <w:t xml:space="preserve">from 20% in 1998 to 10.5% in 2013 before turning up. And the post-2021 declines are large: Washington's 2025 sadness rate (27%) is below its 2010 level and Illinois' 2024 ideation rate (13.5%) is the lowest in its series.</w:t>
+        <w:t xml:space="preserve">from 24% in 1998 to 12% in 2013 before turning up. And the post-2021 declines are large: Washington's 2025 sadness rate (27%) is below its 2010 level and Illinois' 2024 ideation rate (13.5%) is the lowest in its series.</w:t>
       </w:r>
     </w:p>
     <w:bookmarkEnd w:id="55"/>
@@ -5942,7 +5942,7 @@
         <w:pStyle w:val="FirstParagraph"/>
       </w:pPr>
       <w:r>
-        <w:t xml:space="preserve">Counties mapped to 2013 CBSAs and to the LTE first-launch date; county and state-by-year fixed effects; non-metro and undated counties as untreated (a bound, since rural LTE arrived 2013–14).</w:t>
+        <w:t xml:space="preserve">Counties mapped to 2013 CBSAs and to the LTE first-launch date. The unit is a county-by-grade series, with county-by-grade and state-by-year fixed effects, so a state changing which grades it surveys cannot register as a change in distress; non-metro and undated counties as untreated (a bound, since rural LTE arrived 2013–14); standard errors clustered by metro area (by county outside metro areas). In the year-by-year version the three years before onset are the reference, because the surveys are biennial or triennial and no single pre-onset year is observed for every metro.</w:t>
       </w:r>
     </w:p>
     <w:tbl>
@@ -5994,71 +5994,71 @@
               <w:jc w:val="left"/>
             </w:pPr>
             <w:r>
-              <w:t xml:space="preserve">Sad/hopeless, WA + ME counties, 2009–2019 (54 counties, 26 dated-metro)</w:t>
-            </w:r>
-          </w:p>
-        </w:tc>
-        <w:tc>
-          <w:tcPr/>
-          <w:p>
-            <w:pPr>
-              <w:pStyle w:val="Compact"/>
-              <w:jc w:val="left"/>
-            </w:pPr>
-            <w:r>
-              <w:t xml:space="preserve">+0.48 (SE 0.72)</w:t>
-            </w:r>
-          </w:p>
-        </w:tc>
-      </w:tr>
-      <w:tr>
-        <w:tc>
-          <w:tcPr/>
-          <w:p>
-            <w:pPr>
-              <w:pStyle w:val="Compact"/>
-              <w:jc w:val="left"/>
-            </w:pPr>
-            <w:r>
-              <w:t xml:space="preserve">Considered suicide, WA + ME + MN, 1998–2019 (141 counties, 59 dated-metro)</w:t>
-            </w:r>
-          </w:p>
-        </w:tc>
-        <w:tc>
-          <w:tcPr/>
-          <w:p>
-            <w:pPr>
-              <w:pStyle w:val="Compact"/>
-              <w:jc w:val="left"/>
-            </w:pPr>
-            <w:r>
-              <w:t xml:space="preserve">−0.72 (SE 0.41)</w:t>
-            </w:r>
-          </w:p>
-        </w:tc>
-      </w:tr>
-      <w:tr>
-        <w:tc>
-          <w:tcPr/>
-          <w:p>
-            <w:pPr>
-              <w:pStyle w:val="Compact"/>
-              <w:jc w:val="left"/>
-            </w:pPr>
-            <w:r>
-              <w:t xml:space="preserve">Considered suicide, MN alone, 1998–2019 (87 counties)</w:t>
-            </w:r>
-          </w:p>
-        </w:tc>
-        <w:tc>
-          <w:tcPr/>
-          <w:p>
-            <w:pPr>
-              <w:pStyle w:val="Compact"/>
-              <w:jc w:val="left"/>
-            </w:pPr>
-            <w:r>
-              <w:t xml:space="preserve">−1.07 (SE 0.52)</w:t>
+              <w:t xml:space="preserve">Sad/hopeless, WA + ME counties, 2009-2019 (54 counties, 26 dated-metro, 130 county-grade series)</w:t>
+            </w:r>
+          </w:p>
+        </w:tc>
+        <w:tc>
+          <w:tcPr/>
+          <w:p>
+            <w:pPr>
+              <w:pStyle w:val="Compact"/>
+              <w:jc w:val="left"/>
+            </w:pPr>
+            <w:r>
+              <w:t xml:space="preserve">+0.64 (SE 0.87)</w:t>
+            </w:r>
+          </w:p>
+        </w:tc>
+      </w:tr>
+      <w:tr>
+        <w:tc>
+          <w:tcPr/>
+          <w:p>
+            <w:pPr>
+              <w:pStyle w:val="Compact"/>
+              <w:jc w:val="left"/>
+            </w:pPr>
+            <w:r>
+              <w:t xml:space="preserve">Considered suicide, WA + ME + MN counties, 1998-2019 (141 counties, 59 dated-metro, 217 county-grade series)</w:t>
+            </w:r>
+          </w:p>
+        </w:tc>
+        <w:tc>
+          <w:tcPr/>
+          <w:p>
+            <w:pPr>
+              <w:pStyle w:val="Compact"/>
+              <w:jc w:val="left"/>
+            </w:pPr>
+            <w:r>
+              <w:t xml:space="preserve">-0.72 (SE 0.43)</w:t>
+            </w:r>
+          </w:p>
+        </w:tc>
+      </w:tr>
+      <w:tr>
+        <w:tc>
+          <w:tcPr/>
+          <w:p>
+            <w:pPr>
+              <w:pStyle w:val="Compact"/>
+              <w:jc w:val="left"/>
+            </w:pPr>
+            <w:r>
+              <w:t xml:space="preserve">Considered suicide, MN counties, 1998-2019 (87 counties, 33 dated-metro, 87 county-grade series)</w:t>
+            </w:r>
+          </w:p>
+        </w:tc>
+        <w:tc>
+          <w:tcPr/>
+          <w:p>
+            <w:pPr>
+              <w:pStyle w:val="Compact"/>
+              <w:jc w:val="left"/>
+            </w:pPr>
+            <w:r>
+              <w:t xml:space="preserve">-1.82 (SE 0.67)</w:t>
             </w:r>
           </w:p>
         </w:tc>
@@ -6186,19 +6186,19 @@
               <w:jc w:val="left"/>
             </w:pPr>
             <w:r>
-              <w:t xml:space="preserve">+0.12 (0.13)</w:t>
-            </w:r>
-          </w:p>
-        </w:tc>
-        <w:tc>
-          <w:tcPr/>
-          <w:p>
-            <w:pPr>
-              <w:pStyle w:val="Compact"/>
-              <w:jc w:val="left"/>
-            </w:pPr>
-            <w:r>
-              <w:t xml:space="preserve">88 / 42</w:t>
+              <w:t xml:space="preserve">+0.13 (0.13)</w:t>
+            </w:r>
+          </w:p>
+        </w:tc>
+        <w:tc>
+          <w:tcPr/>
+          <w:p>
+            <w:pPr>
+              <w:pStyle w:val="Compact"/>
+              <w:jc w:val="left"/>
+            </w:pPr>
+            <w:r>
+              <w:t xml:space="preserve">89 / 42</w:t>
             </w:r>
           </w:p>
         </w:tc>
@@ -6248,7 +6248,193 @@
               <w:jc w:val="left"/>
             </w:pPr>
             <w:r>
-              <w:t xml:space="preserve">+0.40 (0.39)</w:t>
+              <w:t xml:space="preserve">+0.22 (0.25)</w:t>
+            </w:r>
+          </w:p>
+        </w:tc>
+        <w:tc>
+          <w:tcPr/>
+          <w:p>
+            <w:pPr>
+              <w:pStyle w:val="Compact"/>
+              <w:jc w:val="left"/>
+            </w:pPr>
+            <w:r>
+              <w:t xml:space="preserve">32 / 21</w:t>
+            </w:r>
+          </w:p>
+        </w:tc>
+        <w:tc>
+          <w:tcPr/>
+          <w:p>
+            <w:pPr>
+              <w:pStyle w:val="Compact"/>
+              <w:jc w:val="left"/>
+            </w:pPr>
+            <w:r>
+              <w:t xml:space="preserve">CA, ME</w:t>
+            </w:r>
+          </w:p>
+        </w:tc>
+      </w:tr>
+      <w:tr>
+        <w:tc>
+          <w:tcPr/>
+          <w:p>
+            <w:pPr>
+              <w:pStyle w:val="Compact"/>
+              <w:jc w:val="left"/>
+            </w:pPr>
+            <w:r>
+              <w:t xml:space="preserve">sad hopeless</w:t>
+            </w:r>
+          </w:p>
+        </w:tc>
+        <w:tc>
+          <w:tcPr/>
+          <w:p>
+            <w:pPr>
+              <w:pStyle w:val="Compact"/>
+              <w:jc w:val="left"/>
+            </w:pPr>
+            <w:r>
+              <w:t xml:space="preserve">male</w:t>
+            </w:r>
+          </w:p>
+        </w:tc>
+        <w:tc>
+          <w:tcPr/>
+          <w:p>
+            <w:pPr>
+              <w:pStyle w:val="Compact"/>
+              <w:jc w:val="left"/>
+            </w:pPr>
+            <w:r>
+              <w:t xml:space="preserve">-0.11 (0.14)</w:t>
+            </w:r>
+          </w:p>
+        </w:tc>
+        <w:tc>
+          <w:tcPr/>
+          <w:p>
+            <w:pPr>
+              <w:pStyle w:val="Compact"/>
+              <w:jc w:val="left"/>
+            </w:pPr>
+            <w:r>
+              <w:t xml:space="preserve">32 / 21</w:t>
+            </w:r>
+          </w:p>
+        </w:tc>
+        <w:tc>
+          <w:tcPr/>
+          <w:p>
+            <w:pPr>
+              <w:pStyle w:val="Compact"/>
+              <w:jc w:val="left"/>
+            </w:pPr>
+            <w:r>
+              <w:t xml:space="preserve">CA, ME</w:t>
+            </w:r>
+          </w:p>
+        </w:tc>
+      </w:tr>
+      <w:tr>
+        <w:tc>
+          <w:tcPr/>
+          <w:p>
+            <w:pPr>
+              <w:pStyle w:val="Compact"/>
+              <w:jc w:val="left"/>
+            </w:pPr>
+            <w:r>
+              <w:t xml:space="preserve">considered suicide</w:t>
+            </w:r>
+          </w:p>
+        </w:tc>
+        <w:tc>
+          <w:tcPr/>
+          <w:p>
+            <w:pPr>
+              <w:pStyle w:val="Compact"/>
+              <w:jc w:val="left"/>
+            </w:pPr>
+            <w:r>
+              <w:t xml:space="preserve">all</w:t>
+            </w:r>
+          </w:p>
+        </w:tc>
+        <w:tc>
+          <w:tcPr/>
+          <w:p>
+            <w:pPr>
+              <w:pStyle w:val="Compact"/>
+              <w:jc w:val="left"/>
+            </w:pPr>
+            <w:r>
+              <w:t xml:space="preserve">+0.06 (0.15)</w:t>
+            </w:r>
+          </w:p>
+        </w:tc>
+        <w:tc>
+          <w:tcPr/>
+          <w:p>
+            <w:pPr>
+              <w:pStyle w:val="Compact"/>
+              <w:jc w:val="left"/>
+            </w:pPr>
+            <w:r>
+              <w:t xml:space="preserve">105 / 46</w:t>
+            </w:r>
+          </w:p>
+        </w:tc>
+        <w:tc>
+          <w:tcPr/>
+          <w:p>
+            <w:pPr>
+              <w:pStyle w:val="Compact"/>
+              <w:jc w:val="left"/>
+            </w:pPr>
+            <w:r>
+              <w:t xml:space="preserve">CA, IL, ME, MN, PA, WA</w:t>
+            </w:r>
+          </w:p>
+        </w:tc>
+      </w:tr>
+      <w:tr>
+        <w:tc>
+          <w:tcPr/>
+          <w:p>
+            <w:pPr>
+              <w:pStyle w:val="Compact"/>
+              <w:jc w:val="left"/>
+            </w:pPr>
+            <w:r>
+              <w:t xml:space="preserve">considered suicide</w:t>
+            </w:r>
+          </w:p>
+        </w:tc>
+        <w:tc>
+          <w:tcPr/>
+          <w:p>
+            <w:pPr>
+              <w:pStyle w:val="Compact"/>
+              <w:jc w:val="left"/>
+            </w:pPr>
+            <w:r>
+              <w:t xml:space="preserve">female</w:t>
+            </w:r>
+          </w:p>
+        </w:tc>
+        <w:tc>
+          <w:tcPr/>
+          <w:p>
+            <w:pPr>
+              <w:pStyle w:val="Compact"/>
+              <w:jc w:val="left"/>
+            </w:pPr>
+            <w:r>
+              <w:t xml:space="preserve">-0.04 (0.33)</w:t>
             </w:r>
           </w:p>
         </w:tc>
@@ -6286,7 +6472,7 @@
               <w:jc w:val="left"/>
             </w:pPr>
             <w:r>
-              <w:t xml:space="preserve">sad hopeless</w:t>
+              <w:t xml:space="preserve">considered suicide</w:t>
             </w:r>
           </w:p>
         </w:tc>
@@ -6310,7 +6496,7 @@
               <w:jc w:val="left"/>
             </w:pPr>
             <w:r>
-              <w:t xml:space="preserve">-0.26 (0.13)</w:t>
+              <w:t xml:space="preserve">-0.39 (0.13)</w:t>
             </w:r>
           </w:p>
         </w:tc>
@@ -6339,199 +6525,13 @@
           </w:p>
         </w:tc>
       </w:tr>
-      <w:tr>
-        <w:tc>
-          <w:tcPr/>
-          <w:p>
-            <w:pPr>
-              <w:pStyle w:val="Compact"/>
-              <w:jc w:val="left"/>
-            </w:pPr>
-            <w:r>
-              <w:t xml:space="preserve">considered suicide</w:t>
-            </w:r>
-          </w:p>
-        </w:tc>
-        <w:tc>
-          <w:tcPr/>
-          <w:p>
-            <w:pPr>
-              <w:pStyle w:val="Compact"/>
-              <w:jc w:val="left"/>
-            </w:pPr>
-            <w:r>
-              <w:t xml:space="preserve">all</w:t>
-            </w:r>
-          </w:p>
-        </w:tc>
-        <w:tc>
-          <w:tcPr/>
-          <w:p>
-            <w:pPr>
-              <w:pStyle w:val="Compact"/>
-              <w:jc w:val="left"/>
-            </w:pPr>
-            <w:r>
-              <w:t xml:space="preserve">+0.04 (0.12)</w:t>
-            </w:r>
-          </w:p>
-        </w:tc>
-        <w:tc>
-          <w:tcPr/>
-          <w:p>
-            <w:pPr>
-              <w:pStyle w:val="Compact"/>
-              <w:jc w:val="left"/>
-            </w:pPr>
-            <w:r>
-              <w:t xml:space="preserve">105 / 46</w:t>
-            </w:r>
-          </w:p>
-        </w:tc>
-        <w:tc>
-          <w:tcPr/>
-          <w:p>
-            <w:pPr>
-              <w:pStyle w:val="Compact"/>
-              <w:jc w:val="left"/>
-            </w:pPr>
-            <w:r>
-              <w:t xml:space="preserve">CA, IL, ME, MN, PA, WA</w:t>
-            </w:r>
-          </w:p>
-        </w:tc>
-      </w:tr>
-      <w:tr>
-        <w:tc>
-          <w:tcPr/>
-          <w:p>
-            <w:pPr>
-              <w:pStyle w:val="Compact"/>
-              <w:jc w:val="left"/>
-            </w:pPr>
-            <w:r>
-              <w:t xml:space="preserve">considered suicide</w:t>
-            </w:r>
-          </w:p>
-        </w:tc>
-        <w:tc>
-          <w:tcPr/>
-          <w:p>
-            <w:pPr>
-              <w:pStyle w:val="Compact"/>
-              <w:jc w:val="left"/>
-            </w:pPr>
-            <w:r>
-              <w:t xml:space="preserve">female</w:t>
-            </w:r>
-          </w:p>
-        </w:tc>
-        <w:tc>
-          <w:tcPr/>
-          <w:p>
-            <w:pPr>
-              <w:pStyle w:val="Compact"/>
-              <w:jc w:val="left"/>
-            </w:pPr>
-            <w:r>
-              <w:t xml:space="preserve">-0.04 (0.33)</w:t>
-            </w:r>
-          </w:p>
-        </w:tc>
-        <w:tc>
-          <w:tcPr/>
-          <w:p>
-            <w:pPr>
-              <w:pStyle w:val="Compact"/>
-              <w:jc w:val="left"/>
-            </w:pPr>
-            <w:r>
-              <w:t xml:space="preserve">31 / 21</w:t>
-            </w:r>
-          </w:p>
-        </w:tc>
-        <w:tc>
-          <w:tcPr/>
-          <w:p>
-            <w:pPr>
-              <w:pStyle w:val="Compact"/>
-              <w:jc w:val="left"/>
-            </w:pPr>
-            <w:r>
-              <w:t xml:space="preserve">CA, ME</w:t>
-            </w:r>
-          </w:p>
-        </w:tc>
-      </w:tr>
-      <w:tr>
-        <w:tc>
-          <w:tcPr/>
-          <w:p>
-            <w:pPr>
-              <w:pStyle w:val="Compact"/>
-              <w:jc w:val="left"/>
-            </w:pPr>
-            <w:r>
-              <w:t xml:space="preserve">considered suicide</w:t>
-            </w:r>
-          </w:p>
-        </w:tc>
-        <w:tc>
-          <w:tcPr/>
-          <w:p>
-            <w:pPr>
-              <w:pStyle w:val="Compact"/>
-              <w:jc w:val="left"/>
-            </w:pPr>
-            <w:r>
-              <w:t xml:space="preserve">male</w:t>
-            </w:r>
-          </w:p>
-        </w:tc>
-        <w:tc>
-          <w:tcPr/>
-          <w:p>
-            <w:pPr>
-              <w:pStyle w:val="Compact"/>
-              <w:jc w:val="left"/>
-            </w:pPr>
-            <w:r>
-              <w:t xml:space="preserve">-0.39 (0.13)</w:t>
-            </w:r>
-          </w:p>
-        </w:tc>
-        <w:tc>
-          <w:tcPr/>
-          <w:p>
-            <w:pPr>
-              <w:pStyle w:val="Compact"/>
-              <w:jc w:val="left"/>
-            </w:pPr>
-            <w:r>
-              <w:t xml:space="preserve">31 / 21</w:t>
-            </w:r>
-          </w:p>
-        </w:tc>
-        <w:tc>
-          <w:tcPr/>
-          <w:p>
-            <w:pPr>
-              <w:pStyle w:val="Compact"/>
-              <w:jc w:val="left"/>
-            </w:pPr>
-            <w:r>
-              <w:t xml:space="preserve">CA, ME</w:t>
-            </w:r>
-          </w:p>
-        </w:tc>
-      </w:tr>
     </w:tbl>
     <w:p>
       <w:pPr>
         <w:pStyle w:val="BodyText"/>
       </w:pPr>
       <w:r>
-        <w:t xml:space="preserve">NTIA CBSA shares interpolated between waves (only areas with 30 or more respondents), county and state-by-year fixed effects, SE clustered by CBSA, 2011–2019.</w:t>
+        <w:t xml:space="preserve">NTIA CBSA shares interpolated between waves (only areas with 30 or more respondents), county-by-grade and state-by-year fixed effects, SE clustered by CBSA, 2011–2019.</w:t>
       </w:r>
     </w:p>
     <w:p>
@@ -6549,7 +6549,7 @@
         <w:t xml:space="preserve"> </w:t>
       </w:r>
       <w:r>
-        <w:t xml:space="preserve">With the self-report outcome measured at county level, neither LTE onset nor smartphone adoption predicts where sadness or suicidal thoughts rose. The state-level result for girls reported above does not reappear here (+0.4 pp per 10 points, SE 0.4, in the two states with county data by sex), so it should be read as suggestive at best. The rise was broad, happened at the same time in counties with very different connectivity histories, and, in the latest waves, is reversing.</w:t>
+        <w:t xml:space="preserve">With the self-report outcome measured at county level, neither LTE onset nor smartphone adoption predicts where sadness or suicidal thoughts rose. The one coefficient beyond two standard errors, Minnesota's suicidal ideation after LTE (−1.8 pp, SE 0.7), has the wrong sign for the phone hypothesis, and its pre-onset coefficients lean the same way, so it reads as the metro counties' earlier decline continuing rather than as an effect of LTE in either direction. The state-level result for girls reported above does not reappear here (+0.2 pp per 10 points, SE 0.3, in the two states with county data by sex), so it should be read as suggestive at best. The rise was broad, happened at the same time in counties with very different connectivity histories, and, in the latest waves, is reversing.</w:t>
       </w:r>
     </w:p>
     <w:bookmarkEnd w:id="67"/>
@@ -7024,7 +7024,7 @@
       <w:r>
         <w:drawing>
           <wp:inline>
-            <wp:extent cx="5943600" cy="2789480"/>
+            <wp:extent cx="5943600" cy="2783403"/>
             <wp:effectExtent b="0" l="0" r="0" t="0"/>
             <wp:docPr descr="" title="" id="82" name="Picture"/>
             <a:graphic>
@@ -7045,7 +7045,7 @@
                   <pic:spPr bwMode="auto">
                     <a:xfrm>
                       <a:off x="0" y="0"/>
-                      <a:ext cx="5943600" cy="2789480"/>
+                      <a:ext cx="5943600" cy="2783403"/>
                     </a:xfrm>
                     <a:prstGeom prst="rect">
                       <a:avLst/>
@@ -10626,11 +10626,7 @@
               <w:jc w:val="left"/>
             </w:pPr>
             <w:r>
-              <w:rPr>
-                <w:bCs/>
-                <w:b/>
-              </w:rPr>
-              <w:t xml:space="preserve">+0.29 (0.13)</w:t>
+              <w:t xml:space="preserve">+0.16 (0.14)</w:t>
             </w:r>
           </w:p>
         </w:tc>
@@ -10704,7 +10700,7 @@
               <w:jc w:val="left"/>
             </w:pPr>
             <w:r>
-              <w:t xml:space="preserve">-0.12 (0.20)</w:t>
+              <w:t xml:space="preserve">-0.18 (0.25)</w:t>
             </w:r>
           </w:p>
         </w:tc>
@@ -10778,7 +10774,7 @@
               <w:jc w:val="left"/>
             </w:pPr>
             <w:r>
-              <w:t xml:space="preserve">-0.30 (0.24)</w:t>
+              <w:t xml:space="preserve">-0.35 (0.30)</w:t>
             </w:r>
           </w:p>
         </w:tc>
@@ -10852,7 +10848,7 @@
               <w:jc w:val="left"/>
             </w:pPr>
             <w:r>
-              <w:t xml:space="preserve">-0.02 (0.16)</w:t>
+              <w:t xml:space="preserve">-0.03 (0.17)</w:t>
             </w:r>
           </w:p>
         </w:tc>
@@ -10926,7 +10922,7 @@
               <w:jc w:val="left"/>
             </w:pPr>
             <w:r>
-              <w:t xml:space="preserve">+0.28 (0.25)</w:t>
+              <w:t xml:space="preserve">+0.34 (0.27)</w:t>
             </w:r>
           </w:p>
         </w:tc>
@@ -11000,7 +10996,7 @@
               <w:jc w:val="left"/>
             </w:pPr>
             <w:r>
-              <w:t xml:space="preserve">+0.04 (0.08)</w:t>
+              <w:t xml:space="preserve">+0.02 (0.09)</w:t>
             </w:r>
           </w:p>
         </w:tc>
@@ -11011,7 +11007,7 @@
         <w:pStyle w:val="BodyText"/>
       </w:pPr>
       <w:r>
-        <w:t xml:space="preserve">Coefficients in percentage points, state and year fixed effects, inverse-variance weights, SE clustered by state, 2008–2019 (YRBS biennial, 39 states; NSDUH two-year periods labelled by end year). Bold = |t| &gt; 1.96.</w:t>
+        <w:t xml:space="preserve">Coefficients in percentage points, state and year fixed effects, inverse-variance weights, SE clustered by state, 2008–2019 (YRBS biennial, 39 states). NSDUH reports two-year periods; each is matched to the policy averaged over its two survey years. Consecutive periods share half their sample, which the state clustering absorbs; keeping only non-overlapping periods moves every NSDUH coefficient by less than 0.15 pp. Bold = |t| &gt; 1.96.</w:t>
       </w:r>
     </w:p>
     <w:p>
@@ -11019,7 +11015,7 @@
         <w:pStyle w:val="BodyText"/>
       </w:pPr>
       <w:r>
-        <w:t xml:space="preserve">Common Core aligned testing, waivers, teacher evaluation, exit exams and the summed index show no relation to any of the three outcomes; several point estimates are negative. The one exception is Race to the Top: winning states saw larger subsequent rises in NSDUH youth depression (+0.29 pp) and in YRBS girls' sadness (+1.2 pp), with the ACS item flat. RTTT winners are a selected group (19 jurisdictions with the capacity to write winning applications, including DC, NY, MA, FL). Tracing the same states year by year around the award, in the U.S. follow-ups below, shows this coefficient is an artifact of how the indicator was coded; there is no rise after the award.</w:t>
+        <w:t xml:space="preserve">Common Core aligned testing, waivers, teacher evaluation, exit exams and the summed index show no relation to any of the three outcomes; several point estimates are negative. The one coefficient beyond two standard errors is Race to the Top on YRBS girls' sadness (+1.2 pp, SE 0.4; boys +0.7, SE 0.3); the NSDUH coefficient is +0.16 pp (SE 0.14) once each two-year period is matched to the policy in force across both of its years, and the ACS item is flat. RTTT winners are a selected group (19 jurisdictions with the capacity to write winning applications, including DC, NY, MA, FL). Tracing the same states year by year around the award, in the U.S. follow-ups below, shows this coefficient is an artifact of how the indicator was coded; there is no rise after the award.</w:t>
       </w:r>
     </w:p>
     <w:bookmarkEnd w:id="114"/>
@@ -11084,7 +11080,7 @@
         <w:pStyle w:val="BodyText"/>
       </w:pPr>
       <w:r>
-        <w:t xml:space="preserve">State and year fixed effects, coefficients relative to the year before the award (school year ending 2010 for Phase 1 and 2, 2012 for the December 2011 Phase 3 awards), 2005–2019.</w:t>
+        <w:t xml:space="preserve">State and year fixed effects, coefficients relative to the year before the award (school year ending 2010 for Phase 1 and 2, 2012 for the December 2011 Phase 3 awards), 2005–2019; both award cohorts are observed in the YRBS wave before their award (2009 and 2011), and years 6 or more before and 8 or more after are pooled into end bins.</w:t>
       </w:r>
     </w:p>
     <w:p>
@@ -12227,7 +12223,7 @@
         <w:pStyle w:val="BodyText"/>
       </w:pPr>
       <w:r>
-        <w:t xml:space="preserve">Where identified, the interaction is negative for girls (LTE × pressure index −0.45, SE 0.27; LTE × RTTT −0.93, SE 0.45): early-LTE markets in high-pressure states did not rise more. This is the opposite of what H3 predicts, though with the same market-level caveats as the main event study.</w:t>
+        <w:t xml:space="preserve">Where identified, the interaction is negative for girls (LTE × pressure index −0.34, SE 0.25; LTE × RTTT −0.94, SE 0.49): early-LTE markets in high-pressure states did not rise more. This is the opposite of what H3 predicts, though with the same market-level caveats as the main event study.</w:t>
       </w:r>
     </w:p>
     <w:bookmarkEnd w:id="122"/>
@@ -14129,7 +14125,7 @@
               <w:jc w:val="left"/>
             </w:pPr>
             <w:r>
-              <w:t xml:space="preserve">County-years</w:t>
+              <w:t xml:space="preserve">County-grade-years</w:t>
             </w:r>
           </w:p>
         </w:tc>
@@ -14153,7 +14149,7 @@
               <w:jc w:val="left"/>
             </w:pPr>
             <w:r>
-              <w:t xml:space="preserve">Within county (SE)</w:t>
+              <w:t xml:space="preserve">Within county and grade (SE)</w:t>
             </w:r>
           </w:p>
         </w:tc>
@@ -14203,31 +14199,31 @@
               <w:jc w:val="left"/>
             </w:pPr>
             <w:r>
-              <w:t xml:space="preserve">71</w:t>
-            </w:r>
-          </w:p>
-        </w:tc>
-        <w:tc>
-          <w:tcPr/>
-          <w:p>
-            <w:pPr>
-              <w:pStyle w:val="Compact"/>
-              <w:jc w:val="left"/>
-            </w:pPr>
-            <w:r>
-              <w:t xml:space="preserve">+0.34 (0.15)</w:t>
-            </w:r>
-          </w:p>
-        </w:tc>
-        <w:tc>
-          <w:tcPr/>
-          <w:p>
-            <w:pPr>
-              <w:pStyle w:val="Compact"/>
-              <w:jc w:val="left"/>
-            </w:pPr>
-            <w:r>
-              <w:t xml:space="preserve">+0.34 (0.15)</w:t>
+              <w:t xml:space="preserve">172</w:t>
+            </w:r>
+          </w:p>
+        </w:tc>
+        <w:tc>
+          <w:tcPr/>
+          <w:p>
+            <w:pPr>
+              <w:pStyle w:val="Compact"/>
+              <w:jc w:val="left"/>
+            </w:pPr>
+            <w:r>
+              <w:t xml:space="preserve">+0.22 (0.04)</w:t>
+            </w:r>
+          </w:p>
+        </w:tc>
+        <w:tc>
+          <w:tcPr/>
+          <w:p>
+            <w:pPr>
+              <w:pStyle w:val="Compact"/>
+              <w:jc w:val="left"/>
+            </w:pPr>
+            <w:r>
+              <w:t xml:space="preserve">-0.09 (0.16)</w:t>
             </w:r>
           </w:p>
         </w:tc>
@@ -14277,31 +14273,31 @@
               <w:jc w:val="left"/>
             </w:pPr>
             <w:r>
-              <w:t xml:space="preserve">71</w:t>
-            </w:r>
-          </w:p>
-        </w:tc>
-        <w:tc>
-          <w:tcPr/>
-          <w:p>
-            <w:pPr>
-              <w:pStyle w:val="Compact"/>
-              <w:jc w:val="left"/>
-            </w:pPr>
-            <w:r>
-              <w:t xml:space="preserve">+0.09 (0.09)</w:t>
-            </w:r>
-          </w:p>
-        </w:tc>
-        <w:tc>
-          <w:tcPr/>
-          <w:p>
-            <w:pPr>
-              <w:pStyle w:val="Compact"/>
-              <w:jc w:val="left"/>
-            </w:pPr>
-            <w:r>
-              <w:t xml:space="preserve">+0.08 (0.06)</w:t>
+              <w:t xml:space="preserve">172</w:t>
+            </w:r>
+          </w:p>
+        </w:tc>
+        <w:tc>
+          <w:tcPr/>
+          <w:p>
+            <w:pPr>
+              <w:pStyle w:val="Compact"/>
+              <w:jc w:val="left"/>
+            </w:pPr>
+            <w:r>
+              <w:t xml:space="preserve">-0.01 (0.03)</w:t>
+            </w:r>
+          </w:p>
+        </w:tc>
+        <w:tc>
+          <w:tcPr/>
+          <w:p>
+            <w:pPr>
+              <w:pStyle w:val="Compact"/>
+              <w:jc w:val="left"/>
+            </w:pPr>
+            <w:r>
+              <w:t xml:space="preserve">-0.15 (0.10)</w:t>
             </w:r>
           </w:p>
         </w:tc>
@@ -14351,31 +14347,31 @@
               <w:jc w:val="left"/>
             </w:pPr>
             <w:r>
-              <w:t xml:space="preserve">71</w:t>
-            </w:r>
-          </w:p>
-        </w:tc>
-        <w:tc>
-          <w:tcPr/>
-          <w:p>
-            <w:pPr>
-              <w:pStyle w:val="Compact"/>
-              <w:jc w:val="left"/>
-            </w:pPr>
-            <w:r>
-              <w:t xml:space="preserve">+0.21 (0.15)</w:t>
-            </w:r>
-          </w:p>
-        </w:tc>
-        <w:tc>
-          <w:tcPr/>
-          <w:p>
-            <w:pPr>
-              <w:pStyle w:val="Compact"/>
-              <w:jc w:val="left"/>
-            </w:pPr>
-            <w:r>
-              <w:t xml:space="preserve">+0.02 (0.14)</w:t>
+              <w:t xml:space="preserve">172</w:t>
+            </w:r>
+          </w:p>
+        </w:tc>
+        <w:tc>
+          <w:tcPr/>
+          <w:p>
+            <w:pPr>
+              <w:pStyle w:val="Compact"/>
+              <w:jc w:val="left"/>
+            </w:pPr>
+            <w:r>
+              <w:t xml:space="preserve">+0.25 (0.06)</w:t>
+            </w:r>
+          </w:p>
+        </w:tc>
+        <w:tc>
+          <w:tcPr/>
+          <w:p>
+            <w:pPr>
+              <w:pStyle w:val="Compact"/>
+              <w:jc w:val="left"/>
+            </w:pPr>
+            <w:r>
+              <w:t xml:space="preserve">+0.01 (0.08)</w:t>
             </w:r>
           </w:p>
         </w:tc>
@@ -14425,31 +14421,31 @@
               <w:jc w:val="left"/>
             </w:pPr>
             <w:r>
-              <w:t xml:space="preserve">71</w:t>
-            </w:r>
-          </w:p>
-        </w:tc>
-        <w:tc>
-          <w:tcPr/>
-          <w:p>
-            <w:pPr>
-              <w:pStyle w:val="Compact"/>
-              <w:jc w:val="left"/>
-            </w:pPr>
-            <w:r>
-              <w:t xml:space="preserve">+0.05 (0.07)</w:t>
-            </w:r>
-          </w:p>
-        </w:tc>
-        <w:tc>
-          <w:tcPr/>
-          <w:p>
-            <w:pPr>
-              <w:pStyle w:val="Compact"/>
-              <w:jc w:val="left"/>
-            </w:pPr>
-            <w:r>
-              <w:t xml:space="preserve">+0.02 (0.08)</w:t>
+              <w:t xml:space="preserve">172</w:t>
+            </w:r>
+          </w:p>
+        </w:tc>
+        <w:tc>
+          <w:tcPr/>
+          <w:p>
+            <w:pPr>
+              <w:pStyle w:val="Compact"/>
+              <w:jc w:val="left"/>
+            </w:pPr>
+            <w:r>
+              <w:t xml:space="preserve">+0.03 (0.03)</w:t>
+            </w:r>
+          </w:p>
+        </w:tc>
+        <w:tc>
+          <w:tcPr/>
+          <w:p>
+            <w:pPr>
+              <w:pStyle w:val="Compact"/>
+              <w:jc w:val="left"/>
+            </w:pPr>
+            <w:r>
+              <w:t xml:space="preserve">+0.04 (0.07)</w:t>
             </w:r>
           </w:p>
         </w:tc>
@@ -14511,19 +14507,19 @@
               <w:jc w:val="left"/>
             </w:pPr>
             <w:r>
-              <w:t xml:space="preserve">+0.05 (0.14)</w:t>
-            </w:r>
-          </w:p>
-        </w:tc>
-        <w:tc>
-          <w:tcPr/>
-          <w:p>
-            <w:pPr>
-              <w:pStyle w:val="Compact"/>
-              <w:jc w:val="left"/>
-            </w:pPr>
-            <w:r>
-              <w:t xml:space="preserve">-0.11 (0.10)</w:t>
+              <w:t xml:space="preserve">+0.07 (0.11)</w:t>
+            </w:r>
+          </w:p>
+        </w:tc>
+        <w:tc>
+          <w:tcPr/>
+          <w:p>
+            <w:pPr>
+              <w:pStyle w:val="Compact"/>
+              <w:jc w:val="left"/>
+            </w:pPr>
+            <w:r>
+              <w:t xml:space="preserve">-0.09 (0.10)</w:t>
             </w:r>
           </w:p>
         </w:tc>
@@ -14585,19 +14581,19 @@
               <w:jc w:val="left"/>
             </w:pPr>
             <w:r>
-              <w:t xml:space="preserve">+0.22 (0.09)</w:t>
-            </w:r>
-          </w:p>
-        </w:tc>
-        <w:tc>
-          <w:tcPr/>
-          <w:p>
-            <w:pPr>
-              <w:pStyle w:val="Compact"/>
-              <w:jc w:val="left"/>
-            </w:pPr>
-            <w:r>
-              <w:t xml:space="preserve">+0.14 (0.13)</w:t>
+              <w:t xml:space="preserve">+0.22 (0.12)</w:t>
+            </w:r>
+          </w:p>
+        </w:tc>
+        <w:tc>
+          <w:tcPr/>
+          <w:p>
+            <w:pPr>
+              <w:pStyle w:val="Compact"/>
+              <w:jc w:val="left"/>
+            </w:pPr>
+            <w:r>
+              <w:t xml:space="preserve">+0.13 (0.13)</w:t>
             </w:r>
           </w:p>
         </w:tc>
@@ -14608,7 +14604,7 @@
         <w:pStyle w:val="BodyText"/>
       </w:pPr>
       <w:r>
-        <w:t xml:space="preserve">Percentage points of outcome per percentage point of the county item; year fixed effects (across) or county and year fixed effects (within). Washington 2023 and 2025; Maine 2017–2021.</w:t>
+        <w:t xml:space="preserve">Percentage points of outcome per percentage point of the county item, on county-by-grade cells so that item and outcome cover the same grades; year fixed effects (across) or county-by-grade and year fixed effects (within); SE clustered by county. Washington grades 8, 10 and 12 in 2023 and 2025; Maine's all-grade rows 2017–2021.</w:t>
       </w:r>
     </w:p>
     <w:p>
@@ -14616,7 +14612,7 @@
         <w:pStyle w:val="BodyText"/>
       </w:pPr>
       <w:r>
-        <w:t xml:space="preserve">In Washington, counties where more students use social media daily report more sadness, and the 2023-to-2025 changes carry the same slope (both fell: daily social media 74% → 72%, sadness 31% → 27%). General screen time does not. This is the school-survey version of the individual association, with the same limits.</w:t>
+        <w:t xml:space="preserve">In Washington, county-grade groups where more students use social media daily report more sadness (0.22 pp per pp, SE 0.04), and the same holds for screen time of three hours or more (0.25, SE 0.06). Both items and sadness fell between 2023 and 2025 (daily social media 75% → 73%, sadness 31% → 27%), but the county-by-county changes do not line up: within the same county and grade, the two-year change in sadness is unrelated to the change in either item (−0.09, SE 0.16, and 0.01, SE 0.08). Maine shows nothing in either direction. So the cross-sectional link is there, as in the individual-level studies, while the only two-wave change available does not reproduce it.</w:t>
       </w:r>
     </w:p>
     <w:bookmarkEnd w:id="134"/>

--- a/docs/Teen_Distress_Pilot.docx
+++ b/docs/Teen_Distress_Pilot.docx
@@ -3218,178 +3218,6 @@
               <w:jc w:val="left"/>
             </w:pPr>
             <w:r>
-              <w:t xml:space="preserve">nan</w:t>
-            </w:r>
-          </w:p>
-        </w:tc>
-        <w:tc>
-          <w:tcPr/>
-          <w:p>
-            <w:pPr>
-              <w:pStyle w:val="Compact"/>
-              <w:jc w:val="left"/>
-            </w:pPr>
-            <w:r>
-              <w:t xml:space="preserve">boys</w:t>
-            </w:r>
-          </w:p>
-        </w:tc>
-        <w:tc>
-          <w:tcPr/>
-          <w:p>
-            <w:pPr>
-              <w:pStyle w:val="Compact"/>
-              <w:jc w:val="left"/>
-            </w:pPr>
-            <w:r>
-              <w:t xml:space="preserve">21.49</w:t>
-            </w:r>
-          </w:p>
-        </w:tc>
-        <w:tc>
-          <w:tcPr/>
-          <w:p>
-            <w:pPr>
-              <w:pStyle w:val="Compact"/>
-              <w:jc w:val="left"/>
-            </w:pPr>
-            <w:r>
-              <w:t xml:space="preserve">21.88</w:t>
-            </w:r>
-          </w:p>
-        </w:tc>
-        <w:tc>
-          <w:tcPr/>
-          <w:p>
-            <w:pPr>
-              <w:pStyle w:val="Compact"/>
-              <w:jc w:val="left"/>
-            </w:pPr>
-            <w:r>
-              <w:t xml:space="preserve">+2%</w:t>
-            </w:r>
-          </w:p>
-        </w:tc>
-        <w:tc>
-          <w:tcPr/>
-          <w:p>
-            <w:pPr>
-              <w:pStyle w:val="Compact"/>
-              <w:jc w:val="left"/>
-            </w:pPr>
-            <w:r>
-              <w:t xml:space="preserve">+18%</w:t>
-            </w:r>
-          </w:p>
-        </w:tc>
-        <w:tc>
-          <w:tcPr/>
-          <w:p>
-            <w:pPr>
-              <w:pStyle w:val="Compact"/>
-              <w:jc w:val="left"/>
-            </w:pPr>
-            <w:r>
-              <w:t xml:space="preserve">1%</w:t>
-            </w:r>
-          </w:p>
-        </w:tc>
-      </w:tr>
-      <w:tr>
-        <w:tc>
-          <w:tcPr/>
-          <w:p>
-            <w:pPr>
-              <w:pStyle w:val="Compact"/>
-              <w:jc w:val="left"/>
-            </w:pPr>
-            <w:r>
-              <w:t xml:space="preserve">nan</w:t>
-            </w:r>
-          </w:p>
-        </w:tc>
-        <w:tc>
-          <w:tcPr/>
-          <w:p>
-            <w:pPr>
-              <w:pStyle w:val="Compact"/>
-              <w:jc w:val="left"/>
-            </w:pPr>
-            <w:r>
-              <w:t xml:space="preserve">girls</w:t>
-            </w:r>
-          </w:p>
-        </w:tc>
-        <w:tc>
-          <w:tcPr/>
-          <w:p>
-            <w:pPr>
-              <w:pStyle w:val="Compact"/>
-              <w:jc w:val="left"/>
-            </w:pPr>
-            <w:r>
-              <w:t xml:space="preserve">18.37</w:t>
-            </w:r>
-          </w:p>
-        </w:tc>
-        <w:tc>
-          <w:tcPr/>
-          <w:p>
-            <w:pPr>
-              <w:pStyle w:val="Compact"/>
-              <w:jc w:val="left"/>
-            </w:pPr>
-            <w:r>
-              <w:t xml:space="preserve">16.64</w:t>
-            </w:r>
-          </w:p>
-        </w:tc>
-        <w:tc>
-          <w:tcPr/>
-          <w:p>
-            <w:pPr>
-              <w:pStyle w:val="Compact"/>
-              <w:jc w:val="left"/>
-            </w:pPr>
-            <w:r>
-              <w:t xml:space="preserve">-9%</w:t>
-            </w:r>
-          </w:p>
-        </w:tc>
-        <w:tc>
-          <w:tcPr/>
-          <w:p>
-            <w:pPr>
-              <w:pStyle w:val="Compact"/>
-              <w:jc w:val="left"/>
-            </w:pPr>
-            <w:r>
-              <w:t xml:space="preserve">-1%</w:t>
-            </w:r>
-          </w:p>
-        </w:tc>
-        <w:tc>
-          <w:tcPr/>
-          <w:p>
-            <w:pPr>
-              <w:pStyle w:val="Compact"/>
-              <w:jc w:val="left"/>
-            </w:pPr>
-            <w:r>
-              <w:t xml:space="preserve">0%</w:t>
-            </w:r>
-          </w:p>
-        </w:tc>
-      </w:tr>
-      <w:tr>
-        <w:tc>
-          <w:tcPr/>
-          <w:p>
-            <w:pPr>
-              <w:pStyle w:val="Compact"/>
-              <w:jc w:val="left"/>
-            </w:pPr>
-            <w:r>
               <w:t xml:space="preserve">poor &lt;100%</w:t>
             </w:r>
           </w:p>
@@ -7024,7 +6852,7 @@
       <w:r>
         <w:drawing>
           <wp:inline>
-            <wp:extent cx="5943600" cy="2783403"/>
+            <wp:extent cx="5943600" cy="2789480"/>
             <wp:effectExtent b="0" l="0" r="0" t="0"/>
             <wp:docPr descr="" title="" id="82" name="Picture"/>
             <a:graphic>
@@ -7045,7 +6873,7 @@
                   <pic:spPr bwMode="auto">
                     <a:xfrm>
                       <a:off x="0" y="0"/>
-                      <a:ext cx="5943600" cy="2783403"/>
+                      <a:ext cx="5943600" cy="2789480"/>
                     </a:xfrm>
                     <a:prstGeom prst="rect">
                       <a:avLst/>

--- a/docs/Teen_Distress_Pilot.docx
+++ b/docs/Teen_Distress_Pilot.docx
@@ -10,7 +10,7 @@
         <w:t xml:space="preserve">Public-data pilot · smartphones vs. school pressure · updated 2026-09-17</w:t>
       </w:r>
     </w:p>
-    <w:bookmarkStart w:id="155" w:name="teen-distress-pilot"/>
+    <w:bookmarkStart w:id="156" w:name="teen-distress-pilot"/>
     <w:p>
       <w:pPr>
         <w:pStyle w:val="Heading1"/>
@@ -5742,7 +5742,7 @@
         <w:t xml:space="preserve"> </w:t>
       </w:r>
       <w:r>
-        <w:t xml:space="preserve">LTE timing across U.S. metros does not predict the timing of the rise in the ACS item. The confidence interval for girls excludes effects larger than about +0.3 pp on the dated sample and +0.1 pp with the untreated controls, against a total 2010–2019 rise of about 0.5 pp. Three things keep this from being a rejection of H1: LTE timing is compressed into 2011–2012 for most large metros, so there is little pre-period for the early cohort; social-media exposure travels through peers and national platforms, which pushes a market-level design toward zero; and the ACS item captures only part of the distress rise. It does mean the rollout design cannot get anywhere with the ACS alone: it needs the state youth surveys or clinical outcomes at the metro level.</w:t>
+        <w:t xml:space="preserve">LTE timing across U.S. metros does not predict the timing of the rise in the ACS item. The confidence interval for girls excludes effects larger than about +0.3 pp on the dated sample and +0.1 pp with the untreated controls, against a total 2010–2019 rise of about 0.5 pp. Three things keep this from being a rejection of H1: LTE timing is compressed into 2011–2012 for most large metros, so there is little pre-period for the early cohort; social-media exposure travels through peers and national platforms, which pushes a market-level design toward zero; and the ACS item captures only part of the distress rise. It does mean the rollout design cannot get anywhere with the ACS alone: it needs the state youth surveys or clinical outcomes at the metro level. The one rollout-style study that reaches into the Instagram years, Elaine Guo's comparison of British Columbia mountain communities with and without high-speed wireless internet, does find a large effect for girls on a clinical outcome; the reconciliation section sets the two designs side by side.</w:t>
       </w:r>
     </w:p>
     <w:bookmarkEnd w:id="64"/>
@@ -15307,7 +15307,7 @@
     <w:bookmarkEnd w:id="138"/>
     <w:bookmarkEnd w:id="139"/>
     <w:bookmarkEnd w:id="140"/>
-    <w:bookmarkStart w:id="153" w:name="reconcile"/>
+    <w:bookmarkStart w:id="154" w:name="reconcile"/>
     <w:p>
       <w:pPr>
         <w:pStyle w:val="Heading2"/>
@@ -15358,7 +15358,7 @@
         <w:t xml:space="preserve">present a large body of evidence for a link between social media, smartphones and adolescent distress, much of it from Jean Twenge's work with the Monitoring the Future, YRBS and Millennium Cohort surveys (the model-curve analyses, the "heavy users twice as likely" comparisons, the worldwide loneliness series) and from the natural experiments the book relies on. This section sets that evidence beside the pilot's results. The short version: the pilot reproduced the individual-level association that literature rests on, in new settings; what it did not find is any population-level timing effect, and the studies that establish causation on those pages are not tests of the 2012 smartphone shock either.</w:t>
       </w:r>
     </w:p>
-    <w:bookmarkStart w:id="148" w:name="what-that-evidence-base-contains"/>
+    <w:bookmarkStart w:id="149" w:name="what-that-evidence-base-contains"/>
     <w:p>
       <w:pPr>
         <w:pStyle w:val="Heading3"/>
@@ -15590,17 +15590,37 @@
                 <w:t xml:space="preserve">McClean, Rausch and Haidt</w:t>
               </w:r>
             </w:hyperlink>
-          </w:p>
-        </w:tc>
-        <w:tc>
-          <w:tcPr/>
-          <w:p>
-            <w:pPr>
-              <w:pStyle w:val="Compact"/>
-              <w:jc w:val="left"/>
-            </w:pPr>
-            <w:r>
-              <w:t xml:space="preserve">Facebook arrival: about a tenth of an SD on a mental-health index, larger for women and the predisposed. Italy: first DSL access 2001–2013, instrumented by distance to old telephone exchanges, raised diagnosed disorders in cohorts exposed before 20 by 0.08 SD</w:t>
+            <w:r>
+              <w:t xml:space="preserve">; and Elaine Guo's</w:t>
+            </w:r>
+            <w:r>
+              <w:t xml:space="preserve"> </w:t>
+            </w:r>
+            <w:hyperlink r:id="rId146">
+              <w:r>
+                <w:rPr>
+                  <w:rStyle w:val="Hyperlink"/>
+                </w:rPr>
+                <w:t xml:space="preserve">British Columbia study</w:t>
+              </w:r>
+            </w:hyperlink>
+            <w:r>
+              <w:t xml:space="preserve"> </w:t>
+            </w:r>
+            <w:r>
+              <w:t xml:space="preserve">(University of Toronto dissertation, 2023; circulated as a job-market paper in 2022), which links twenty years of provincial student records to wireless-coverage maps</w:t>
+            </w:r>
+          </w:p>
+        </w:tc>
+        <w:tc>
+          <w:tcPr/>
+          <w:p>
+            <w:pPr>
+              <w:pStyle w:val="Compact"/>
+              <w:jc w:val="left"/>
+            </w:pPr>
+            <w:r>
+              <w:t xml:space="preserve">Facebook arrival: about a tenth of an SD on a mental-health index, larger for women and the predisposed. Italy: first DSL access 2001–2013, instrumented by distance to old telephone exchanges, raised diagnosed disorders in cohorts exposed before 20 by 0.08 SD. British Columbia: girls in mountain communities covered by high-speed fixed wireless gained about 1 percentage point of severe mental-health designations relative to boys from 2014 on, 90% of their baseline rate; moderate designations and placebo disabilities unchanged</w:t>
             </w:r>
           </w:p>
         </w:tc>
@@ -15631,7 +15651,7 @@
             <w:r>
               <w:t xml:space="preserve"> </w:t>
             </w:r>
-            <w:hyperlink r:id="rId146">
+            <w:hyperlink r:id="rId147">
               <w:r>
                 <w:rPr>
                   <w:rStyle w:val="Hyperlink"/>
@@ -15648,7 +15668,7 @@
             <w:r>
               <w:t xml:space="preserve"> </w:t>
             </w:r>
-            <w:hyperlink r:id="rId147">
+            <w:hyperlink r:id="rId148">
               <w:r>
                 <w:rPr>
                   <w:rStyle w:val="Hyperlink"/>
@@ -15672,8 +15692,8 @@
         </w:tc>
       </w:tr>
     </w:tbl>
-    <w:bookmarkEnd w:id="148"/>
-    <w:bookmarkStart w:id="149" w:name="where-the-pilot-agrees"/>
+    <w:bookmarkEnd w:id="149"/>
+    <w:bookmarkStart w:id="150" w:name="where-the-pilot-agrees"/>
     <w:p>
       <w:pPr>
         <w:pStyle w:val="Heading3"/>
@@ -15730,8 +15750,8 @@
         <w:t xml:space="preserve">The NTIA smartphone exposure level predicts YRBS girls' sadness within states (suggestive; it did not replicate at county level).</w:t>
       </w:r>
     </w:p>
-    <w:bookmarkEnd w:id="149"/>
-    <w:bookmarkStart w:id="151" w:name="Xf50976ea2f7d5856eaa5bd727f598f5b1fd090f"/>
+    <w:bookmarkEnd w:id="150"/>
+    <w:bookmarkStart w:id="152" w:name="Xf50976ea2f7d5856eaa5bd727f598f5b1fd090f"/>
     <w:p>
       <w:pPr>
         <w:pStyle w:val="Heading3"/>
@@ -15777,6 +15797,29 @@
       <w:r>
         <w:t xml:space="preserve">wired-broadband access in the 2000s, or Facebook arriving where there was none. LTE in 2011–2013 was a speed increment on top of 3G smartphones and mobile Facebook that already existed; most large metros got it within 24 months of each other; and, as Haidt himself argues, the harm is a network effect, so a teen in a late-LTE market was exposed through peers and national platforms anyway. Each of those pushes a market-level estimate toward zero. The absence of an LTE effect says the 2010s shock is not identified by U.S. geography, which is different from saying there was no shock. None of the studies on those pages tests the 2012 smartphone transition with a rollout design either; the causal leg of the case is about earlier technologies.</w:t>
       </w:r>
+      <w:r>
+        <w:br/>
+      </w:r>
+      <w:r>
+        <w:br/>
+      </w:r>
+      <w:r>
+        <w:t xml:space="preserve">The exception, not on those pages, is Elaine Guo's</w:t>
+      </w:r>
+      <w:r>
+        <w:t xml:space="preserve"> </w:t>
+      </w:r>
+      <w:hyperlink r:id="rId146">
+        <w:r>
+          <w:rPr>
+            <w:rStyle w:val="Hyperlink"/>
+          </w:rPr>
+          <w:t xml:space="preserve">British Columbia study</w:t>
+        </w:r>
+      </w:hyperlink>
+      <w:r>
+        <w:t xml:space="preserve">, the closest design to this one and the one result that reaches into the Instagram years. It compares teenagers in mountain communities that received high-speed wireless internet (25 Mbps, delivered over the cellular network) with teenagers in the mountain communities that did not, before and after visual social media arrived, girls against boys, with the outcome taken from the province's school records: a severe mental-health designation that requires a clinical diagnosis. From 2014 the covered girls gain about one percentage point of severe designations, 90% of their baseline rate, with nothing for boys, nothing for moderate designations, and nothing for disabilities that social media cannot plausibly affect. Three differences explain how it can find what the LTE design cannot. Its exposure is a step from slow or no home internet to broadband in rural towns, not a speed increment on top of 3G in metros. Its outcome is a clinical designation, not a disability screener. And its time variation is calendar time after Instagram rather than rollout order, because the coverage map is a 2019 snapshot and the thesis notes that earlier coverage history was not available; that is also its weakness, since communities covered by 2019 may have differed in when they got service. Read together, the two studies say the 2010s shock shows up where access itself was new and the outcome is clinical, and not where access was a speed upgrade and the outcome is a screener. That is a reason to point the U.S. design at rural broadband gaps and at school-recorded or clinical outcomes, which is where the next-steps section already sends it.</w:t>
+      </w:r>
     </w:p>
     <w:p>
       <w:pPr>
@@ -15802,7 +15845,7 @@
       <w:r>
         <w:t xml:space="preserve"> </w:t>
       </w:r>
-      <w:hyperlink r:id="rId150">
+      <w:hyperlink r:id="rId151">
         <w:r>
           <w:rPr>
             <w:rStyle w:val="Hyperlink"/>
@@ -15839,8 +15882,8 @@
         <w:t xml:space="preserve">The one genuinely new negative result. Caregiver-reported anxiety and depression for 10–17-year-olds show no relation to cluster connectivity or to a girl's own daily internet or phone use, and the one positive cluster coefficient is matched by the 5–9-year-old placebo comparison. Two readings are both live: the self-report association is partly reverse causation and shared method (distressed teens use phones more and report both), or caregivers do not see internalizing symptoms (parent–child agreement on internalizing problems is known to be low). The pilot cannot separate these, which is exactly why the GSMA coverage-timing design on the adolescent-reported rounds is the next step.</w:t>
       </w:r>
     </w:p>
-    <w:bookmarkEnd w:id="151"/>
-    <w:bookmarkStart w:id="152" w:name="Xe9ceee8aede2375ac1ab66b4b2f6c8a614dca55"/>
+    <w:bookmarkEnd w:id="152"/>
+    <w:bookmarkStart w:id="153" w:name="Xe9ceee8aede2375ac1ab66b4b2f6c8a614dca55"/>
     <w:p>
       <w:pPr>
         <w:pStyle w:val="Heading3"/>
@@ -15888,12 +15931,12 @@
         <w:t xml:space="preserve"> </w:t>
       </w:r>
       <w:r>
-        <w:t xml:space="preserve">The Anxious Generation evidence establishes a consistent individual association and a plausible causal mechanism from earlier internet rollouts. The pilot confirms the association, including in phone-first countries, and shows that the population-level version of the claim is not recoverable from the geography of 4G or adoption in public data, and does not appear in caregiver-reported outcomes. Someone convinced by Haidt should conclude, a little more than before, "the effect, if causal, is not visible in rollout timing and needs adolescent-reported exposure to detect"; a skeptic should conclude "the association replicates everywhere self-report is used." The decisive test remains the one neither side has run: adolescent-reported exposure against local coverage timing.</w:t>
-      </w:r>
-    </w:p>
-    <w:bookmarkEnd w:id="152"/>
+        <w:t xml:space="preserve">The Anxious Generation evidence establishes a consistent individual association and a plausible causal mechanism from earlier internet rollouts, and Guo's British Columbia study extends that mechanism to 2010s wireless coverage on a clinical outcome. The pilot confirms the association, including in phone-first countries, and shows that the population-level version of the claim is not recoverable from the geography of 4G or adoption in public data, and does not appear in caregiver-reported outcomes. Someone convinced by Haidt should conclude, a little more than before, "the effect, if causal, is not visible in rollout timing and needs adolescent-reported exposure to detect"; a skeptic should conclude "the association replicates everywhere self-report is used." The decisive test remains the one neither side has run: adolescent-reported exposure against local coverage timing.</w:t>
+      </w:r>
+    </w:p>
     <w:bookmarkEnd w:id="153"/>
-    <w:bookmarkStart w:id="154" w:name="next"/>
+    <w:bookmarkEnd w:id="154"/>
+    <w:bookmarkStart w:id="155" w:name="next"/>
     <w:p>
       <w:pPr>
         <w:pStyle w:val="Heading2"/>
@@ -16190,8 +16233,8 @@
         <w:t xml:space="preserve">of the project repository. Data: IPUMS USA (ACS 1-year 2005–2024), IPUMS ATUS 2003–2024, IPUMS International (ke2009a, ke2019a, mx2010a, mx2020a), IPUMS CPS; public NSDUH, NHANES, YRBS, HBSC, GSHS, NTIA files as noted in each section.</w:t>
       </w:r>
     </w:p>
-    <w:bookmarkEnd w:id="154"/>
     <w:bookmarkEnd w:id="155"/>
+    <w:bookmarkEnd w:id="156"/>
     <w:sectPr>
       <w:pgSz w:h="15840" w:w="12240"/>
       <w:pgMar w:bottom="1440" w:footer="720" w:gutter="0" w:header="720" w:left="1440" w:right="1440" w:top="1440"/>

--- a/docs/Teen_Distress_Pilot.docx
+++ b/docs/Teen_Distress_Pilot.docx
@@ -24,7 +24,7 @@
         <w:pStyle w:val="FirstParagraph"/>
       </w:pPr>
       <w:r>
-        <w:t xml:space="preserve">Two books offer rival explanations for the rise in adolescent anxiety and depression after 2010: Jonathan Haidt's</w:t>
+        <w:t xml:space="preserve">Two recent accounts offer competing explanations for the post-2010 rise in adolescent anxiety and depression: Jonathan Haidt's</w:t>
       </w:r>
       <w:r>
         <w:t xml:space="preserve"> </w:t>
@@ -40,7 +40,7 @@
         <w:t xml:space="preserve"> </w:t>
       </w:r>
       <w:r>
-        <w:t xml:space="preserve">(smartphones and social media) and Peter Gray's account of intensified schooling. This report asks what large-scale public microdata can say about them today, before any licensed or restricted data are requested, and whether that gets us closer to an answer than reading either book. Every figure is computed from IPUMS microdata (ACS, ATUS, MICS, IPUMS International) and public files. This is the print edition of the interactive report; the charts are static images and the data tables behind each are listed in the project archive.</w:t>
+        <w:t xml:space="preserve">attributes the shift to smartphones and social media, while Peter Gray points to intensified schooling and declining autonomy. This pilot report asks how far large-scale public microdata can go toward separating those hypotheses before any restricted or licensed datasets are requested. Every figure and table is computed from public microdata (ACS, ATUS, MICS, PISA, GSHS, IPUMS International) and published survey series.</w:t>
       </w:r>
     </w:p>
     <w:bookmarkStart w:id="20" w:name="hyp"/>
@@ -57,7 +57,7 @@
         <w:pStyle w:val="FirstParagraph"/>
       </w:pPr>
       <w:r>
-        <w:t xml:space="preserve">The study was designed around four candidate explanations, and every test below is meant to separate at least two of them.</w:t>
+        <w:t xml:space="preserve">The study is organized around four candidate explanations, with each empirical test designed to distinguish between at least two of them.</w:t>
       </w:r>
     </w:p>
     <w:tbl>
@@ -134,19 +134,19 @@
               <w:jc w:val="left"/>
             </w:pPr>
             <w:r>
-              <w:t xml:space="preserve">Smartphone-based social media, arriving 2010–2013, caused the rise, most of all in girls.</w:t>
-            </w:r>
-          </w:p>
-        </w:tc>
-        <w:tc>
-          <w:tcPr/>
-          <w:p>
-            <w:pPr>
-              <w:pStyle w:val="Compact"/>
-              <w:jc w:val="left"/>
-            </w:pPr>
-            <w:r>
-              <w:t xml:space="preserve">Distress rises first where and when phones and fast mobile data arrive; girls far more than boys; rises in phone-first countries as coverage spreads; heavier users worse off; school phone bans help.</w:t>
+              <w:t xml:space="preserve">Smartphone-based social media, arriving between 2010 and 2013, caused the rise in adolescent distress, particularly among girls.</w:t>
+            </w:r>
+          </w:p>
+        </w:tc>
+        <w:tc>
+          <w:tcPr/>
+          <w:p>
+            <w:pPr>
+              <w:pStyle w:val="Compact"/>
+              <w:jc w:val="left"/>
+            </w:pPr>
+            <w:r>
+              <w:t xml:space="preserve">Distress rises earlier where smartphones and fast mobile data arrive first; increases are much larger for girls than for boys; distress rises in developing countries as mobile internet spreads; heavy users report worse outcomes; school phone bans reduce distress.</w:t>
             </w:r>
           </w:p>
         </w:tc>
@@ -172,19 +172,19 @@
               <w:jc w:val="left"/>
             </w:pPr>
             <w:r>
-              <w:t xml:space="preserve">Accountability testing and reduced free play made school more stressful from about 2010, and that caused the rise.</w:t>
-            </w:r>
-          </w:p>
-        </w:tc>
-        <w:tc>
-          <w:tcPr/>
-          <w:p>
-            <w:pPr>
-              <w:pStyle w:val="Compact"/>
-              <w:jc w:val="left"/>
-            </w:pPr>
-            <w:r>
-              <w:t xml:space="preserve">No difference by phone timing; girls somewhat more than boys; strongest in the high-stakes years (15–17) and in the school year; distress rises where and when schoolwork pressure rises; policy shocks (Race to the Top, Common Core testing) show up in state outcomes.</w:t>
+              <w:t xml:space="preserve">Accountability testing, heavier homework loads, and reduced free play made schooling more stressful from around 2010 onward.</w:t>
+            </w:r>
+          </w:p>
+        </w:tc>
+        <w:tc>
+          <w:tcPr/>
+          <w:p>
+            <w:pPr>
+              <w:pStyle w:val="Compact"/>
+              <w:jc w:val="left"/>
+            </w:pPr>
+            <w:r>
+              <w:t xml:space="preserve">No difference by local mobile-network timing; girls affected somewhat more than boys; increases concentrated in the high-stakes high-school years (15–17) and during the school year; distress rises where perceived schoolwork pressure rises; state accountability reforms (Race to the Top, Common Core testing) predict state outcomes.</w:t>
             </w:r>
           </w:p>
         </w:tc>
@@ -210,57 +210,57 @@
               <w:jc w:val="left"/>
             </w:pPr>
             <w:r>
-              <w:t xml:space="preserve">Phones did the damage mainly in combination with high school demands: social media running through the same hours that carry the tests and grades, so that neither alone explains the rise and removing phones from the school day brings relief out of proportion to the hours removed.</w:t>
-            </w:r>
-          </w:p>
-        </w:tc>
-        <w:tc>
-          <w:tcPr/>
-          <w:p>
-            <w:pPr>
-              <w:pStyle w:val="Compact"/>
-              <w:jc w:val="left"/>
-            </w:pPr>
-            <w:r>
-              <w:t xml:space="preserve">Both pressure and phone use rise after 2010; phone-timing effects larger under high pressure; school phone bans help, and help most for students under most academic pressure; out-of-school use matters less.</w:t>
-            </w:r>
-          </w:p>
-        </w:tc>
-      </w:tr>
-      <w:tr>
-        <w:tc>
-          <w:tcPr/>
-          <w:p>
-            <w:pPr>
-              <w:pStyle w:val="Compact"/>
-              <w:jc w:val="left"/>
-            </w:pPr>
-            <w:r>
-              <w:t xml:space="preserve">H0 · Neither, or measurement</w:t>
-            </w:r>
-          </w:p>
-        </w:tc>
-        <w:tc>
-          <w:tcPr/>
-          <w:p>
-            <w:pPr>
-              <w:pStyle w:val="Compact"/>
-              <w:jc w:val="left"/>
-            </w:pPr>
-            <w:r>
-              <w:t xml:space="preserve">The rise is mostly changed reporting, diagnosis-seeking, or survey drift.</w:t>
-            </w:r>
-          </w:p>
-        </w:tc>
-        <w:tc>
-          <w:tcPr/>
-          <w:p>
-            <w:pPr>
-              <w:pStyle w:val="Compact"/>
-              <w:jc w:val="left"/>
-            </w:pPr>
-            <w:r>
-              <w:t xml:space="preserve">Adults, including the 65+ placebo comparison, drift the same way; behavioral and self-report measures disagree; no geographic or exposure level pattern at all.</w:t>
+              <w:t xml:space="preserve">Smartphones are most harmful when combined with high-stakes schooling—social comparison and notifications running through the same school hours that carry tests and grades—so that removing phones from the school day brings disproportionate relief.</w:t>
+            </w:r>
+          </w:p>
+        </w:tc>
+        <w:tc>
+          <w:tcPr/>
+          <w:p>
+            <w:pPr>
+              <w:pStyle w:val="Compact"/>
+              <w:jc w:val="left"/>
+            </w:pPr>
+            <w:r>
+              <w:t xml:space="preserve">Both academic pressure and phone use rise after 2010; mobile-rollout effects are larger in high-pressure settings; school phone bans improve well-being, especially for academically anxious students; out-of-school screen use matters less.</w:t>
+            </w:r>
+          </w:p>
+        </w:tc>
+      </w:tr>
+      <w:tr>
+        <w:tc>
+          <w:tcPr/>
+          <w:p>
+            <w:pPr>
+              <w:pStyle w:val="Compact"/>
+              <w:jc w:val="left"/>
+            </w:pPr>
+            <w:r>
+              <w:t xml:space="preserve">H0 · Reporting or measurement drift</w:t>
+            </w:r>
+          </w:p>
+        </w:tc>
+        <w:tc>
+          <w:tcPr/>
+          <w:p>
+            <w:pPr>
+              <w:pStyle w:val="Compact"/>
+              <w:jc w:val="left"/>
+            </w:pPr>
+            <w:r>
+              <w:t xml:space="preserve">The observed rise largely reflects changing diagnostic thresholds, mental-health awareness, or survey reporting norms.</w:t>
+            </w:r>
+          </w:p>
+        </w:tc>
+        <w:tc>
+          <w:tcPr/>
+          <w:p>
+            <w:pPr>
+              <w:pStyle w:val="Compact"/>
+              <w:jc w:val="left"/>
+            </w:pPr>
+            <w:r>
+              <w:t xml:space="preserve">Older adults (including the 65+ comparison group) trend upward in the same way; behavioral, clinical, and self-report series diverge; no geographic or dose-response pattern appears.</w:t>
             </w:r>
           </w:p>
         </w:tc>
@@ -281,7 +281,7 @@
         <w:pStyle w:val="FirstParagraph"/>
       </w:pPr>
       <w:r>
-        <w:t xml:space="preserve">Each row is one observable from the design, grouped by the hypothesis it bears on most. Details, methods and qualifications are in the sections that follow.</w:t>
+        <w:t xml:space="preserve">Each row summarizes one empirical test from the pilot, grouped by the hypothesis it addresses most directly. Full specifications, data sources, and caveats follow in Parts 1–4.</w:t>
       </w:r>
     </w:p>
     <w:tbl>
@@ -366,19 +366,19 @@
               <w:jc w:val="left"/>
             </w:pPr>
             <w:r>
-              <w:t xml:space="preserve">65+ placebo comparison and adult drift</w:t>
-            </w:r>
-          </w:p>
-        </w:tc>
-        <w:tc>
-          <w:tcPr/>
-          <w:p>
-            <w:pPr>
-              <w:pStyle w:val="Compact"/>
-              <w:jc w:val="left"/>
-            </w:pPr>
-            <w:r>
-              <w:t xml:space="preserve">The ACS cognitive-difficulty item falls monotonically for people 65+ (12.2% → 9.4%, 2008–19) and is flat at 50–64 while rising for everyone under 50. No generic response drift.</w:t>
+              <w:t xml:space="preserve">65+ comparison group and adult trends</w:t>
+            </w:r>
+          </w:p>
+        </w:tc>
+        <w:tc>
+          <w:tcPr/>
+          <w:p>
+            <w:pPr>
+              <w:pStyle w:val="Compact"/>
+              <w:jc w:val="left"/>
+            </w:pPr>
+            <w:r>
+              <w:t xml:space="preserve">The ACS cognitive-difficulty rate falls steadily for adults 65+ (12.2% → 9.4% between 2008 and 2019) and is flat at ages 50–64 while rising for all age groups under 50, ruling out generic survey-wide response drift.</w:t>
             </w:r>
           </w:p>
         </w:tc>
@@ -420,7 +420,7 @@
               <w:jc w:val="left"/>
             </w:pPr>
             <w:r>
-              <w:t xml:space="preserve">Self-report depression (NSDUH), sadness (YRBS), and the ACS item all turn up in 2011–2013 and are concentrated in girls in every source; state-level changes move together. The ACS item captures only about a sixth of the depression rise.</w:t>
+              <w:t xml:space="preserve">Clinical depression interviews (NSDUH), persistent sadness (YRBS), and the ACS cognitive-difficulty item all turn upward between 2011 and 2013, with girls rising faster in every source; within-state changes move together. However, the ACS item captures only about a sixth of the proportional rise in depression.</w:t>
             </w:r>
           </w:p>
         </w:tc>
@@ -450,19 +450,19 @@
               <w:jc w:val="left"/>
             </w:pPr>
             <w:r>
-              <w:t xml:space="preserve">Who rose most</w:t>
-            </w:r>
-          </w:p>
-        </w:tc>
-        <w:tc>
-          <w:tcPr/>
-          <w:p>
-            <w:pPr>
-              <w:pStyle w:val="Compact"/>
-              <w:jc w:val="left"/>
-            </w:pPr>
-            <w:r>
-              <w:t xml:space="preserve">Steepest among affluent, private-school, Hispanic, Asian and foreign-born teens; smallest among poor teens. Fits early affluent adoption and diagnosis-seeking equally.</w:t>
+              <w:t xml:space="preserve">Subgroup gradient</w:t>
+            </w:r>
+          </w:p>
+        </w:tc>
+        <w:tc>
+          <w:tcPr/>
+          <w:p>
+            <w:pPr>
+              <w:pStyle w:val="Compact"/>
+              <w:jc w:val="left"/>
+            </w:pPr>
+            <w:r>
+              <w:t xml:space="preserve">Relative increases in the ACS item are steepest among affluent, private-school, Hispanic, Asian, and foreign-born teens, and smallest among low-income teens—a pattern consistent with both early smartphone adoption and differential diagnosis-seeking.</w:t>
             </w:r>
           </w:p>
         </w:tc>
@@ -524,7 +524,7 @@
               <w:jc w:val="left"/>
             </w:pPr>
             <w:r>
-              <w:t xml:space="preserve">Girls' relative rise exceeds boys' everywhere: ACS +17% vs +9% (2008–10 → 2017–19), YRBS sadness +26% vs +19%; after 2020 girls 45–55% vs boys 16–23%.</w:t>
+              <w:t xml:space="preserve">Girls' relative increase exceeds boys' across all sources: ACS +17% vs. +9% (2008–10 → 2017–19), YRBS sadness +26% vs. +19%, and post-2020 ACS increases of +45–55% for girls vs. +16–23% for boys.</w:t>
             </w:r>
           </w:p>
         </w:tc>
@@ -554,19 +554,19 @@
               <w:jc w:val="left"/>
             </w:pPr>
             <w:r>
-              <w:t xml:space="preserve">Timing in early vs late LTE markets</w:t>
-            </w:r>
-          </w:p>
-        </w:tc>
-        <w:tc>
-          <w:tcPr/>
-          <w:p>
-            <w:pPr>
-              <w:pStyle w:val="Compact"/>
-              <w:jc w:val="left"/>
-            </w:pPr>
-            <w:r>
-              <w:t xml:space="preserve">No timing effect. Metros that got LTE early and late track each other through 2013; the event study is 0.02 pp (SE 0.15) on 279 dated metros, −0.04 (0.19) for girls; no effect again at county level in six state surveys.</w:t>
+              <w:t xml:space="preserve">Timing in early vs. late LTE markets</w:t>
+            </w:r>
+          </w:p>
+        </w:tc>
+        <w:tc>
+          <w:tcPr/>
+          <w:p>
+            <w:pPr>
+              <w:pStyle w:val="Compact"/>
+              <w:jc w:val="left"/>
+            </w:pPr>
+            <w:r>
+              <w:t xml:space="preserve">No rollout-timing effect. Early- and late-LTE metropolitan areas track each other closely through 2013; the static DiD estimate is +0.02 pp (SE 0.15) across 279 dated metros and −0.04 pp (SE 0.19) for girls, with similarly null results across county panels in six state youth surveys.</w:t>
             </w:r>
           </w:p>
         </w:tc>
@@ -596,19 +596,19 @@
               <w:jc w:val="left"/>
             </w:pPr>
             <w:r>
-              <w:t xml:space="preserve">U.S. adoption exposure level</w:t>
-            </w:r>
-          </w:p>
-        </w:tc>
-        <w:tc>
-          <w:tcPr/>
-          <w:p>
-            <w:pPr>
-              <w:pStyle w:val="Compact"/>
-              <w:jc w:val="left"/>
-            </w:pPr>
-            <w:r>
-              <w:t xml:space="preserve">Teen-household smartphone-internet share predicts YRBS girls' sadness within states (+0.9 pp per 10 points, SE 0.44) but not at county level (+0.1, SE 0.1). Suggestive at most.</w:t>
+              <w:t xml:space="preserve">U.S. smartphone adoption</w:t>
+            </w:r>
+          </w:p>
+        </w:tc>
+        <w:tc>
+          <w:tcPr/>
+          <w:p>
+            <w:pPr>
+              <w:pStyle w:val="Compact"/>
+              <w:jc w:val="left"/>
+            </w:pPr>
+            <w:r>
+              <w:t xml:space="preserve">State-level teen-household smartphone-internet share predicts YRBS girls' sadness within states (+0.90 pp per 10 points, SE 0.44), but metro adoption does not predict sadness at the county level (+0.13 pp overall across five states, SE 0.13; +0.22 pp for girls in California and Maine, SE 0.25).</w:t>
             </w:r>
           </w:p>
         </w:tc>
@@ -638,19 +638,19 @@
               <w:jc w:val="left"/>
             </w:pPr>
             <w:r>
-              <w:t xml:space="preserve">Phone-first countries, use-based exposure</w:t>
-            </w:r>
-          </w:p>
-        </w:tc>
-        <w:tc>
-          <w:tcPr/>
-          <w:p>
-            <w:pPr>
-              <w:pStyle w:val="Compact"/>
-              <w:jc w:val="left"/>
-            </w:pPr>
-            <w:r>
-              <w:t xml:space="preserve">MICS (68 surveys): caregiver-reported anxiety and depression show no relation to cluster connectivity or a girl's own daily phone/internet use; the one positive coefficient is matched by the 5–9-year-olds (a placebo comparison, since they are not the exposed group). GSHS (39 countries): no relation to internet penetration, mobile-broadband subscriptions or 3G/4G coverage. Census cognitive item uninformative.</w:t>
+              <w:t xml:space="preserve">Phone-first countries, adult- or cluster-measured exposure</w:t>
+            </w:r>
+          </w:p>
+        </w:tc>
+        <w:tc>
+          <w:tcPr/>
+          <w:p>
+            <w:pPr>
+              <w:pStyle w:val="Compact"/>
+              <w:jc w:val="left"/>
+            </w:pPr>
+            <w:r>
+              <w:t xml:space="preserve">MICS (67 surveys with valid responses): caregiver-reported anxiety and depression show no meaningful relation to local young-adult connectivity or a teenage girl's own daily phone/internet use; the small positive cluster correlation for girls' anxiety also appears among 5–9-year-olds. GSHS (34 countries): no within-country relation to national internet users, mobile-broadband subscriptions, or 3G/4G coverage. Census cognitive-difficulty items in Kenya and Mexico are uninformative.</w:t>
             </w:r>
           </w:p>
         </w:tc>
@@ -680,19 +680,19 @@
               <w:jc w:val="left"/>
             </w:pPr>
             <w:r>
-              <w:t xml:space="preserve">Self-reported phone hours</w:t>
-            </w:r>
-          </w:p>
-        </w:tc>
-        <w:tc>
-          <w:tcPr/>
-          <w:p>
-            <w:pPr>
-              <w:pStyle w:val="Compact"/>
-              <w:jc w:val="left"/>
-            </w:pPr>
-            <w:r>
-              <w:t xml:space="preserve">GSHS 2022–23 (five countries): girls on a phone 3+ h/day report loneliness +8 pp and suicidal ideation +10 pp, rising with hours; boys about half. Nepal 2022 PHQ-9/GAD-7 point the same way for 15–19-year-olds. One-time self-report, so the direction of cause is open.</w:t>
+              <w:t xml:space="preserve">Adolescent self-reported phone hours</w:t>
+            </w:r>
+          </w:p>
+        </w:tc>
+        <w:tc>
+          <w:tcPr/>
+          <w:p>
+            <w:pPr>
+              <w:pStyle w:val="Compact"/>
+              <w:jc w:val="left"/>
+            </w:pPr>
+            <w:r>
+              <w:t xml:space="preserve">GSHS 2022–23 (five countries): girls using a phone 3+ hours/day report loneliness +8.2 pp and suicidal ideation +10.1 pp higher than lighter users, rising monotonically with hours; effects for boys are roughly half as large. Nepal 2022 DHS PHQ-9/GAD-7 self-reports point in the same direction for 15–19-year-old women. Cross-sectional self-reports, leaving causal direction open.</w:t>
             </w:r>
           </w:p>
         </w:tc>
@@ -742,19 +742,19 @@
               <w:jc w:val="left"/>
             </w:pPr>
             <w:r>
-              <w:t xml:space="preserve">Age pattern and seasonality</w:t>
-            </w:r>
-          </w:p>
-        </w:tc>
-        <w:tc>
-          <w:tcPr/>
-          <w:p>
-            <w:pPr>
-              <w:pStyle w:val="Compact"/>
-              <w:jc w:val="left"/>
-            </w:pPr>
-            <w:r>
-              <w:t xml:space="preserve">Through 2019 the 12–14 and 15–17 rises are similar and 18–24 rises more, so no high-stakes-years signature. Seasonality is not testable in public ACS. ATUS: homework on school weekdays up about 40% (52 → 71 min) between 2003–08 and 2015–19, sleep flat, in-person socializing down.</w:t>
+              <w:t xml:space="preserve">Age pattern and time use</w:t>
+            </w:r>
+          </w:p>
+        </w:tc>
+        <w:tc>
+          <w:tcPr/>
+          <w:p>
+            <w:pPr>
+              <w:pStyle w:val="Compact"/>
+              <w:jc w:val="left"/>
+            </w:pPr>
+            <w:r>
+              <w:t xml:space="preserve">Through 2019, the ACS increases at ages 12–14 and 15–17 are similar and 18–24 rises faster, showing no high-stakes high-school signature (seasonality is not available in public ACS files). In ATUS, school-weekday homework time rose nearly 40% (from ~50 to ~71 minutes) between 2003–08 and 2015–19 while sleep held steady and in-person socializing fell.</w:t>
             </w:r>
           </w:p>
         </w:tc>
@@ -802,7 +802,7 @@
               <w:jc w:val="left"/>
             </w:pPr>
             <w:r>
-              <w:t xml:space="preserve">Pressure and psychosomatic complaints both rose after 2009/10 across ~45 countries, and complaints rose more where pressure rose more (slope 0.14–0.24). But the slope is the same in the 2002–2010 placebo comparison period and most of the rise is common to all countries.</w:t>
+              <w:t xml:space="preserve">Perceived schoolwork pressure and psychosomatic complaints both rose after 2009/10 across ~45 countries, and complaints rose more where pressure rose more (slope 0.14–0.24). However, the within-country slope is identical in the 2002–2010 baseline period, and most of the post-2010 increase is common across countries.</w:t>
             </w:r>
           </w:p>
         </w:tc>
@@ -824,7 +824,7 @@
               <w:t xml:space="preserve"> </w:t>
             </w:r>
             <w:r>
-              <w:t xml:space="preserve">pressure is a real correlate, not the break</w:t>
+              <w:t xml:space="preserve">pressure is a stable correlate, not the break</w:t>
             </w:r>
           </w:p>
         </w:tc>
@@ -850,7 +850,7 @@
               <w:jc w:val="left"/>
             </w:pPr>
             <w:r>
-              <w:t xml:space="preserve">Waivers, Common Core testing, teacher evaluation and exit exams show no relation to ACS, YRBS or NSDUH outcomes; the apparent Race to the Top effect disappears when traced year by year.</w:t>
+              <w:t xml:space="preserve">ESEA waivers, Common Core–aligned testing, test-based teacher evaluation, and exit exams show no positive relation to ACS, YRBS, or NSDUH distress; the apparent static Race to the Top coefficient disappears in an event study around the award year.</w:t>
             </w:r>
           </w:p>
         </w:tc>
@@ -912,7 +912,7 @@
               <w:jc w:val="left"/>
             </w:pPr>
             <w:r>
-              <w:t xml:space="preserve">Early-LTE markets in high-pressure states did not rise more; where the comparison can be made, the interaction is negative for girls.</w:t>
+              <w:t xml:space="preserve">Early-LTE metros inside high-accountability states did not experience a larger rise in the ACS item; where identified, the interaction point estimates for girls are negative.</w:t>
             </w:r>
           </w:p>
         </w:tc>
@@ -954,7 +954,7 @@
               <w:jc w:val="left"/>
             </w:pPr>
             <w:r>
-              <w:t xml:space="preserve">PISA 2022, 80 systems: ban schools have 12 pp less daily in-school use; girls report 1.4 pp less loneliness and 2 pp less device anxiety, +0.02–0.03 SD belonging and life satisfaction; 3.5 pp less reported classroom distraction. Cross-school comparison, so selection cannot be ruled out. U.S. statewide bans (2024–26) not yet testable. Nationally, school prohibitions fell 91% → 66% during 2009–16 and then re-tightened while sadness first rose and then fell.</w:t>
+              <w:t xml:space="preserve">PISA 2022 (80 systems): school phone bans reduce daily in-school smartphone use by 12.1 pp and reported classroom distraction by 3.5 pp; girls in ban schools report 1.4 pp less loneliness, 2.0 pp less device anxiety, and +0.02–0.03 SD higher belonging and life satisfaction. Cross-sectional comparison across schools. Nationally, U.S. school prohibitions fell from 91% to 66% during 2009–16 and re-tightened after 2016 as sadness rose and then fell.</w:t>
             </w:r>
           </w:p>
         </w:tc>
@@ -996,7 +996,7 @@
               <w:jc w:val="left"/>
             </w:pPr>
             <w:r>
-              <w:t xml:space="preserve">PISA 2022: the ban's association with less loneliness is larger for students with high schoolwork anxiety (girls −1.2 vs −0.3 pp; boys −0.8 vs +1.1), but the difference is within its standard error and the pressure measure is a proxy.</w:t>
+              <w:t xml:space="preserve">PISA 2022: the association between school phone bans and lower loneliness is larger for students with above-median mathematics anxiety—the available proxy for academic pressure—(girls −1.15 vs. −0.27 pp; boys −0.81 vs. +1.12 pp), though the interaction is imprecisely estimated.</w:t>
             </w:r>
           </w:p>
         </w:tc>
@@ -1033,7 +1033,7 @@
         <w:pStyle w:val="FirstParagraph"/>
       </w:pPr>
       <w:r>
-        <w:t xml:space="preserve">Before either hypothesis can be tested, the outcome has to be established: is there a rise, is it real rather than a change in reporting, and which public measures track it. This part uses the American Community Survey, the national depression and sadness surveys, and the state youth surveys.</w:t>
+        <w:t xml:space="preserve">Testing either hypothesis requires first establishing the outcome in public data: verifying that adolescent distress rose after 2010, checking whether the increase reflects a genuine shift rather than survey reporting drift, and evaluating how closely the Census disability screener tracks clinical depression and self-reported sadness. This section combines the American Community Survey with national mental-health surveys (NSDUH, YRBS, NHANES) and county-level state youth surveys.</w:t>
       </w:r>
     </w:p>
     <w:bookmarkStart w:id="29" w:name="acs"/>
@@ -1050,7 +1050,7 @@
         <w:pStyle w:val="FirstParagraph"/>
       </w:pPr>
       <w:r>
-        <w:t xml:space="preserve">The American Community Survey asks, of everyone 5 and older, whether the person has "serious difficulty concentrating, remembering, or making decisions" because of a physical, mental, or emotional condition. The question has been stable since 2008 (2005–07 used different wording and is excluded). Each year samples about 240,000 12–17-year-olds. Standard errors use the 80 successive-difference replicate weights.</w:t>
+        <w:t xml:space="preserve">The American Community Survey asks of every household member aged 5 and older whether the person has "serious difficulty concentrating, remembering, or making decisions" because of a physical, mental, or emotional condition. The question wording has been unchanged since 2008 (2005–07 used different wording and is excluded). Each annual wave samples roughly 240,000 adolescents aged 12–17. All standard errors are computed using the 80 Census successive-difference replicate weights.</w:t>
       </w:r>
     </w:p>
     <w:p>
@@ -1105,7 +1105,7 @@
         <w:pStyle w:val="BodyText"/>
       </w:pPr>
       <w:r>
-        <w:t xml:space="preserve">Shaded bands are 95% confidence intervals. The grey band marks the 2020 experimental ACS release, which had severe nonresponse problems.</w:t>
+        <w:t xml:space="preserve">Shaded bands are 95% confidence intervals. The grey band marks the 2020 experimental ACS release, which suffered from pandemic-related nonresponse bias.</w:t>
       </w:r>
     </w:p>
     <w:tbl>
@@ -1619,7 +1619,7 @@
         <w:pStyle w:val="BodyText"/>
       </w:pPr>
       <w:r>
-        <w:t xml:space="preserve">Each line is the group's rate divided by its own 2008–10 mean. Thick lines are the adolescent groups.</w:t>
+        <w:t xml:space="preserve">Each series plots the age group's rate indexed to its own 2008–10 mean (= 100). Thick lines highlight the adolescent age groups (12–14 and 15–17).</w:t>
       </w:r>
     </w:p>
     <w:p>
@@ -1627,7 +1627,7 @@
         <w:pStyle w:val="BodyText"/>
       </w:pPr>
       <w:r>
-        <w:t xml:space="preserve">Two things stand out. The 2010s rise is real but modest in this item (about half a percentage point on a base of 3–5%), and it is shared by every age under 50, with 18–24 rising most. The post-2020 acceleration is far larger and is concentrated in girls and young women. The item is a disability screener, so it will understate mood disorders that do not impair concentration; the next section tests whether it moves with the depression measures at all.</w:t>
+        <w:t xml:space="preserve">The ACS age series establish two basic facts. First, the pre-pandemic 2010s increase in cognitive difficulty is statistically clear but modest in absolute terms (about half a percentage point on a baseline of 3–5%), and it appears across all age groups under 50—rising fastest among 18–24-year-olds—while falling steadily among adults 65 and older. Second, the post-2020 surge is much steeper and is heavily concentrated among girls and young women. Because the ACS question is a severe disability screener, it will miss mood or anxiety disorders that do not impair daily concentration; the next section evaluates how well it tracks direct measures of adolescent depression.</w:t>
       </w:r>
     </w:p>
     <w:bookmarkEnd w:id="28"/>
@@ -1646,7 +1646,7 @@
         <w:pStyle w:val="FirstParagraph"/>
       </w:pPr>
       <w:r>
-        <w:t xml:space="preserve">Three checks: (a) does the ACS item move with a real depression measure at the state level, (b) is its rise concentrated in girls, (c) does its national timing match the survey series. The public NHANES depression screener covers ages 18+ only (the adolescent file is restricted), so NHANES enters as an 18–24 check.</w:t>
+        <w:t xml:space="preserve">Before using the ACS cognitive-difficulty item as an outcome, we test it against three criteria: whether its national timing matches established adolescent depression and sadness surveys, whether its increase is concentrated among girls, and whether state-level changes in the ACS item move with state-level changes in clinical depression. Because the public NHANES depression screener (PHQ-9) is released only for respondents aged 18 and older (the adolescent file is restricted), NHANES enters as an 18–24 benchmark.</w:t>
       </w:r>
     </w:p>
     <w:bookmarkStart w:id="33" w:name="national-timing"/>
@@ -1710,7 +1710,7 @@
         <w:pStyle w:val="BodyText"/>
       </w:pPr>
       <w:r>
-        <w:t xml:space="preserve">All series in percent, with 95% CIs. NSDUH points sit at the midpoint of each two-year period; the 2021+ NSDUH estimates use a new web mode and DSM-5 wording and are not comparable to earlier years. YRBS sad/hopeless was first asked in 1999.</w:t>
+        <w:t xml:space="preserve">All series in percent, with 95% CIs. NSDUH points sit at the midpoint of each two-year period; the 2021+ NSDUH estimates use a new web mode and DSM-5 criteria and are not directly comparable to earlier years. YRBS sad/hopeless was first asked in 1999.</w:t>
       </w:r>
     </w:p>
     <w:p>
@@ -1718,17 +1718,17 @@
         <w:pStyle w:val="BodyText"/>
       </w:pPr>
       <w:r>
-        <w:t xml:space="preserve">NSDUH youth depression was flat at about 8% from 2005 through 2010–11 and then rose almost every period to 15% in 2018–19. YRBS sadness was flat from 1999 to 2013, then rose sharply in 2017–2019. The ACS item rises gradually from 2012 and accelerates after 2019. The ACS series turns up at roughly the right time but its amplitude is a fraction of NSDUH's: about +13% relative versus +85%.</w:t>
+        <w:t xml:space="preserve">NSDUH past-year major depressive episodes among 12–17-year-olds held steady at roughly 8% from 2005 through 2010–11 and then rose in nearly every two-year wave to 15% by 2018–19. YRBS persistent sadness was flat from 1999 through 2011 before rising through 2019. The ACS cognitive-difficulty series turns upward around 2012 and accelerates after 2019. It inflects at roughly the same time as the mental-health surveys, though its relative increase over the 2010s is much smaller—about +13% overall, compared with +85% in NSDUH.</w:t>
       </w:r>
     </w:p>
     <w:bookmarkEnd w:id="33"/>
-    <w:bookmarkStart w:id="34" w:name="sex-pattern-check-b"/>
+    <w:bookmarkStart w:id="34" w:name="sex-pattern"/>
     <w:p>
       <w:pPr>
         <w:pStyle w:val="Heading4"/>
       </w:pPr>
       <w:r>
-        <w:t xml:space="preserve">Sex pattern (check b)</w:t>
+        <w:t xml:space="preserve">Sex pattern</w:t>
       </w:r>
     </w:p>
     <w:tbl>
@@ -2312,17 +2312,17 @@
         <w:pStyle w:val="BodyText"/>
       </w:pPr>
       <w:r>
-        <w:t xml:space="preserve">In every source the girls' relative rise exceeds the boys'. The ACS item passes this check: if it were mainly picking up ADHD diagnoses, the boys' change would dominate.</w:t>
+        <w:t xml:space="preserve">Across all four sources, the relative increase is larger for girls than for boys. The ACS item passes this check: if the 2010s increase were driven primarily by childhood ADHD or learning-disability diagnoses, boys would dominate the change.</w:t>
       </w:r>
     </w:p>
     <w:bookmarkEnd w:id="34"/>
-    <w:bookmarkStart w:id="38" w:name="do-states-move-together-check-a"/>
+    <w:bookmarkStart w:id="38" w:name="do-states-move-together"/>
     <w:p>
       <w:pPr>
         <w:pStyle w:val="Heading4"/>
       </w:pPr>
       <w:r>
-        <w:t xml:space="preserve">Do states move together? (check a)</w:t>
+        <w:t xml:space="preserve">Do states move together?</w:t>
       </w:r>
     </w:p>
     <w:p>
@@ -2377,7 +2377,7 @@
         <w:pStyle w:val="BodyText"/>
       </w:pPr>
       <w:r>
-        <w:t xml:space="preserve">51 states. Each point is the state's change in both measures between 2008–10 and 2017–19; dashed line is the OLS fit (slope 0.37, SE 0.18, r = 0.22).</w:t>
+        <w:t xml:space="preserve">51 jurisdictions (50 states plus DC). Each point plots a state's change in both measures between 2008–10 and 2017–19; the dashed line is the OLS fit (slope 0.37, SE 0.18, r = 0.22).</w:t>
       </w:r>
     </w:p>
     <w:p>
@@ -2385,23 +2385,7 @@
         <w:pStyle w:val="BodyText"/>
       </w:pPr>
       <w:r>
-        <w:t xml:space="preserve">Across states there is no relation between the levels of the two measures (the ACS item is a disability screener, NSDUH is a diagnostic interview), but their</w:t>
-      </w:r>
-      <w:r>
-        <w:t xml:space="preserve"> </w:t>
-      </w:r>
-      <w:r>
-        <w:rPr>
-          <w:iCs/>
-          <w:i/>
-        </w:rPr>
-        <w:t xml:space="preserve">changes</w:t>
-      </w:r>
-      <w:r>
-        <w:t xml:space="preserve"> </w:t>
-      </w:r>
-      <w:r>
-        <w:t xml:space="preserve">are related: a state-and-period fixed-effects regression of NSDUH youth MDE on the ACS rate gives a slope of 0.14 (SE 0.05, p = 0.01) across 714 state-by-period observations, and the decade-long changes correlate at 0.22 (slope 0.37, SE 0.18). Against the YRBS state files (39 states, by sex), the ACS rate moves together with "sad or hopeless" at a slope of 0.35 (SE 0.18) with state-by-sex and year-by-sex effects, and not at all with "considered suicide."</w:t>
+        <w:t xml:space="preserve">In cross-section, state levels of the ACS item and NSDUH depression do not correlate, which is unsurprising given that one is a broad disability screener and the other is a diagnostic interview. Over time, however, their within-state changes move together: a state-and-period fixed-effects regression of NSDUH youth depression on the ACS cognitive-difficulty rate yields a slope of 0.14 (SE 0.05, p = 0.01) across 714 state-period observations, and the decade-long changes from 2008–10 to 2017–19 correlate at r = 0.22 (slope 0.37, SE 0.18). Against the YRBS state files (39 states, by sex), the ACS rate co-moves with persistent sadness at a slope of 0.35 (SE 0.18) with state-by-sex and year-by-sex fixed effects, though not with suicidal ideation.</w:t>
       </w:r>
     </w:p>
     <w:p>
@@ -2413,13 +2397,13 @@
           <w:bCs/>
           <w:b/>
         </w:rPr>
-        <w:t xml:space="preserve">Conclusion.</w:t>
+        <w:t xml:space="preserve">Assessment.</w:t>
       </w:r>
       <w:r>
         <w:t xml:space="preserve"> </w:t>
       </w:r>
       <w:r>
-        <w:t xml:space="preserve">The ACS item passes the sex check and moves, weakly but genuinely, with depression within states. It can serve as one main outcome, with two caveats: it captures perhaps a sixth of the depression rise, and the part of its change that is specific to girls is small relative to sampling error. The state youth surveys (the YRBS state files here, and the county surveys later in the report) deserve equal standing rather than a supporting role.</w:t>
+        <w:t xml:space="preserve">The ACS cognitive-difficulty item reproduces the female-led rise and co-moves with depression within states, making it usable for fine-grained geographic tests where no mental-health survey exists. Even so, it captures only about a sixth of the proportional rise in adolescent depression, and its girl-specific change is small relative to metro-level sampling error. For that reason, we pair every U.S. ACS test with state and county youth mental-health surveys.</w:t>
       </w:r>
     </w:p>
     <w:bookmarkEnd w:id="38"/>
@@ -2438,7 +2422,7 @@
         <w:pStyle w:val="FirstParagraph"/>
       </w:pPr>
       <w:r>
-        <w:t xml:space="preserve">For a rollout design to work, the change among 12–17-year-olds has to differ across places by more than sampling noise. Using metropolitan areas (plus each state's non-metro remainder) as the unit, the average change from 2008–10 to 2017–19 is about half a percentage point, the true spread across metros is about the same size, and the sampling error for a typical metro is a bit larger still. In other words, real differences between places exist, but no single metro's change can be trusted on its own; the metros have to be analysed together. (Statistics: weighted mean +0.47 pp, between-metro SD 0.46 pp, median sampling error 0.64 pp, Cochran's Q 218 on 116 df, I² ≈ 0.47.)</w:t>
+        <w:t xml:space="preserve">For a geographic rollout design to have statistical power, 2010s changes in adolescent distress must vary across local markets by more than sampling noise. Grouping the ACS into metropolitan areas (plus each state's non-metro remainder), the weighted mean change from 2008–10 to 2017–19 among 12–17-year-olds is +0.47 percentage points, the estimated true between-market standard deviation is 0.46 points, and the median market-level sampling error is 0.64 points (Cochran's Q = 218 on 116 df, I² ≈ 0.47). Real cross-market differences exist, but individual metro estimates are noisy and must be pooled in regression models.</w:t>
       </w:r>
     </w:p>
     <w:p>
@@ -2493,7 +2477,7 @@
         <w:pStyle w:val="BodyText"/>
       </w:pPr>
       <w:r>
-        <w:t xml:space="preserve">117 markets with at least 1,500 sampled 12–17-year-olds in 2008–10. Dashed lines are the ±1.96 SE funnel around the pooled mean for a market of that size.</w:t>
+        <w:t xml:space="preserve">117 markets with at least 1,500 sampled 12–17-year-olds in 2008–10. Dashed curves show the ±1.96 SE funnel around the pooled mean for a market of a given sample size.</w:t>
       </w:r>
     </w:p>
     <w:bookmarkStart w:id="46" w:name="states-by-sex"/>
@@ -2510,7 +2494,7 @@
         <w:pStyle w:val="FirstParagraph"/>
       </w:pPr>
       <w:r>
-        <w:t xml:space="preserve">At the state level the boys' change varies a lot from state to state, but the girls' change is nearly the same everywhere (I² ≈ 0.46 for boys versus 0.05 for girls). Since the girls' component is the one that tracks distress, there is little geographic variation for a U.S. design to work with, which is the main weakness of the U.S. part of the study.</w:t>
+        <w:t xml:space="preserve">Disaggregating state-level changes by sex reveals a major constraint for U.S. geographic designs: while boys' changes vary substantially across states (I² ≈ 0.46), girls' changes are nearly uniform nationwide (I² ≈ 0.05). Because the female series is the component that reflects internalizing distress, there is very little cross-state variation in the ACS for either a phone-rollout or a school-policy design to exploit.</w:t>
       </w:r>
     </w:p>
     <w:p>
@@ -2575,7 +2559,7 @@
         <w:pStyle w:val="FirstParagraph"/>
       </w:pPr>
       <w:r>
-        <w:t xml:space="preserve">Relative changes by subgroup, ages 12–17. The steepest rises are among the most advantaged teens.</w:t>
+        <w:t xml:space="preserve">Relative changes by demographic and socioeconomic subgroup, ages 12–17. The largest proportional increases occur among adolescents in higher-income families and private schools.</w:t>
       </w:r>
     </w:p>
     <w:bookmarkEnd w:id="47"/>
@@ -5006,7 +4990,7 @@
         <w:pStyle w:val="FirstParagraph"/>
       </w:pPr>
       <w:r>
-        <w:t xml:space="preserve">The state youth surveys are the self-report outcome the ACS lacks. County tables were compiled for six states: Minnesota (1998–2019, 87 counties), Washington (2010–2025, 38), Maine (2009–2023, 16), California (2013–2019, 54, by sex), Pennsylvania (2015–2023, 60) and Illinois (2018–2024, 78), 34,439 county rows with source and wording recorded for each. Minnesota's pre-2013 sadness item has different wording and is excluded from the sadness series.</w:t>
+        <w:t xml:space="preserve">To measure self-reported adolescent distress below the state level, we compiled county-level school survey tables from six states: Minnesota (1998–2019, 87 counties), Washington (2010–2025, 38 counties), Maine (2009–2023, 16 counties), California (2013–2019, 55 counties, by sex), Pennsylvania (2015–2023, 60 counties), and Illinois (2018–2024, 82 counties for sadness and 75 for suicidal ideation), totaling 34,439 county-grade-year cells with documented question wording and primary sources. Minnesota's pre-2013 sadness question asked about feeling sad over the past 30 days rather than the standard YRBS two-week item and is excluded from the sadness panel.</w:t>
       </w:r>
     </w:p>
     <w:p>
@@ -5061,7 +5045,7 @@
         <w:pStyle w:val="BodyText"/>
       </w:pPr>
       <w:r>
-        <w:t xml:space="preserve">Unweighted county means over the grades each state reports in every survey year (Washington 8, 10 and 12; Maine's and Pennsylvania's all-grade rows; Minnesota grade 9; California 7, 9 and 11; Illinois 8, 10 and 12). Minnesota's 2022 county tables sit behind a CAPTCHA and are not yet included.</w:t>
+        <w:t xml:space="preserve">Unweighted county means across the grade levels each state reports in every survey wave (Washington grades 8, 10, and 12; Maine's 9–12 and Pennsylvania's 6–12 all-grade aggregates; Minnesota grade 9; California grades 7, 9, and 11 for sadness and 9 and 11 for suicidal ideation; Illinois grades 8, 10, and 12 for sadness and 10 and 12 for suicidal ideation). Minnesota's 2022 county tables are behind a web portal CAPTCHA and are not yet included.</w:t>
       </w:r>
     </w:p>
     <w:p>
@@ -5069,10 +5053,7 @@
         <w:pStyle w:val="BodyText"/>
       </w:pPr>
       <w:r>
-        <w:t xml:space="preserve">Three things stand out. Sadness rose in every state from about 2013 to a 2021 peak (Washington 28% → 41%, Maine 22% → 37%, Illinois 35% → 41%). Minnesota's suicidal-ideation series (grade 9), the only one that reaches back to the 1990s,</w:t>
-      </w:r>
-      <w:r>
-        <w:t xml:space="preserve"> </w:t>
+        <w:t xml:space="preserve">The county panels highlight three notable patterns. First, persistent sadness rose across every state from roughly 2013 to a peak in 2021 (for example, from 28% to 41% in Washington, 23% to 37% in Maine, and 35% to 41% in Illinois). Second, Minnesota's 9th-grade suicidal-ideation series—the only county series extending back to the 1990s—</w:t>
       </w:r>
       <w:r>
         <w:rPr>
@@ -5085,7 +5066,7 @@
         <w:t xml:space="preserve"> </w:t>
       </w:r>
       <w:r>
-        <w:t xml:space="preserve">from 24% in 1998 to 12% in 2013 before turning up. And the post-2021 declines are large: Washington's 2025 sadness rate (27%) is below its 2010 level and Illinois' 2024 ideation rate (13.5%) is the lowest in its series.</w:t>
+        <w:t xml:space="preserve">steadily from 24% in 1998 to 12% in 2013 before turning upward to 15% by 2019. Third, the post-2021 waves show a substantial downturn: Washington's 2025 sadness rate (27%) is below its 2010 baseline, and Illinois's 2024 suicidal-ideation rate (13.5%) is the lowest in its county series.</w:t>
       </w:r>
     </w:p>
     <w:bookmarkEnd w:id="55"/>
@@ -5104,7 +5085,7 @@
         <w:pStyle w:val="FirstParagraph"/>
       </w:pPr>
       <w:r>
-        <w:t xml:space="preserve">The phone hypothesis predicts that distress rose first where and when smartphones and mobile data arrived, that heavier users are worse off, and that the same pattern appears in countries that went straight to phones. The tests run from the coarsest exposure (when a metro got 4G) to the finest (an adolescent's own reported hours).</w:t>
+        <w:t xml:space="preserve">The phone hypothesis predicts that adolescent distress rose earlier in places where smartphones and fast mobile data arrived first, that heavier users experience worse mental health, and that similar patterns hold in developing countries where mobile phones are the primary way young people go online. The tests below move from coarse geographic exposure (metro 4G launch dates and state adoption shares) to individual-level exposure in low- and middle-income countries.</w:t>
       </w:r>
     </w:p>
     <w:bookmarkStart w:id="65" w:name="lte"/>
@@ -5121,7 +5102,7 @@
         <w:pStyle w:val="FirstParagraph"/>
       </w:pPr>
       <w:r>
-        <w:t xml:space="preserve">The central test of the phone hypothesis: if fast mobile data mattered, teenagers in metros that got 4G first should have turned worse first.</w:t>
+        <w:t xml:space="preserve">If the arrival of fast mobile data drove the initial upturn in adolescent distress, teenagers in metropolitan areas that received commercial 4G LTE earliest should have experienced an earlier rise in cognitive difficulty and sadness.</w:t>
       </w:r>
     </w:p>
     <w:p>
@@ -5129,7 +5110,7 @@
         <w:pStyle w:val="BodyText"/>
       </w:pPr>
       <w:r>
-        <w:t xml:space="preserve">LTE launch dates were compiled from carrier press releases and their press reprints: 967 carrier-market launches (Verizon 442, AT&amp;T 243, Sprint 234, T-Mobile 47), mapped to 2013 CBSA codes, with a first-launch date for 98 of the top 100 metros and for 279 of the 311 metros the ACS identifies. Verizon's December 2010 launch covered 36 of these metros; 125 more launched in 2011, 96 in 2012, 14 in 2013. Onset is assigned to the school year that starts after the launch. Coverage gaps (mainly Verizon's 2013 small-market waves and about 44 AT&amp;T dates among the top 150) are listed in the methods note.</w:t>
+        <w:t xml:space="preserve">We compiled commercial 4G LTE launch dates from carrier press releases and trade-press archives covering 967 carrier-market launches (Verizon 442, AT&amp;T 243, Sprint 234, T-Mobile 47). Mapped to 2013 CBSA boundaries, these records establish a first-launch date for 98 of the 100 largest metropolitan areas and 279 of the 311 metros identified in the public ACS. Verizon's initial December 2010 rollout covered 36 of these metros, followed by 125 metros in 2011, 96 in 2012, and 14 in 2013. Each market's treatment onset is assigned to the first school year beginning after its initial commercial launch. Remaining coverage gaps (primarily Verizon's smaller 2013 rural market waves and roughly 44 AT&amp;T launch dates outside the top 100 metros) are documented in the methods note.</w:t>
       </w:r>
     </w:p>
     <w:bookmarkStart w:id="60" w:name="descriptive-onset-cohorts"/>
@@ -5193,7 +5174,7 @@
         <w:pStyle w:val="BodyText"/>
       </w:pPr>
       <w:r>
-        <w:t xml:space="preserve">Population-weighted ACS cognitive-difficulty rate for 12–17-year-olds in metros grouped by first LTE launch, indexed to each cohort's 2008–10 mean.</w:t>
+        <w:t xml:space="preserve">Population-weighted ACS cognitive-difficulty rate for 12–17-year-olds in metros grouped by first commercial LTE launch, indexed to each cohort's 2008–10 mean.</w:t>
       </w:r>
     </w:p>
     <w:p>
@@ -5201,7 +5182,7 @@
         <w:pStyle w:val="BodyText"/>
       </w:pPr>
       <w:r>
-        <w:t xml:space="preserve">The simplest check: metros that got LTE first should have pulled ahead of the later ones around 2011–2013. Through 2013 it does not; the cohorts track each other. From 2014 the December 2010 cohort does drift higher for girls (index 127 by 2019 versus 110–116), but this cohort is the 36 largest metros, where the affluent-teen composition effect is strongest, and the gap opens three years after onset. The event-study coefficients for girls at four to six years after onset are +0.6 to +1.1 pp with standard errors near 1 pp.</w:t>
+        <w:t xml:space="preserve">If early 4G availability accelerated adolescent distress, metros in the December 2010 and 2011 launch waves should have pulled ahead of the 2012–13 wave between 2011 and 2013. Through 2013, however, the three cohorts move closely together. Starting in 2014, girls in the December 2010 cohort drift higher (reaching an index of 127 by 2019 versus 110–116 in later cohorts), but that earliest cohort consists of the 36 largest metros—where the affluent-teen composition shift documented in Part 1 is concentrated—and the divergence appears three years after launch. In the event-study regressions below, the coefficients for girls four to six years after launch are +0.6 to +1.1 pp with standard errors near 1 pp.</w:t>
       </w:r>
     </w:p>
     <w:bookmarkEnd w:id="60"/>
@@ -5221,7 +5202,7 @@
       <w:r>
         <w:drawing>
           <wp:inline>
-            <wp:extent cx="5943600" cy="2546388"/>
+            <wp:extent cx="5943600" cy="2540311"/>
             <wp:effectExtent b="0" l="0" r="0" t="0"/>
             <wp:docPr descr="" title="" id="62" name="Picture"/>
             <a:graphic>
@@ -5242,7 +5223,7 @@
                   <pic:spPr bwMode="auto">
                     <a:xfrm>
                       <a:off x="0" y="0"/>
-                      <a:ext cx="5943600" cy="2546388"/>
+                      <a:ext cx="5943600" cy="2540311"/>
                     </a:xfrm>
                     <a:prstGeom prst="rect">
                       <a:avLst/>
@@ -5266,7 +5247,7 @@
         <w:pStyle w:val="BodyText"/>
       </w:pPr>
       <w:r>
-        <w:t xml:space="preserve">Estimated effect by school year relative to the LTE launch (the year before launch is the reference), market and year fixed effects, population weights, standard errors clustered by market. Green: the 279 metros with a known launch date, so only the timing differences are used. Grey: also includes the 32 metros without a date and the non-metro parts of each state as if never treated (they are really late adopters, so this version is an outer bound).</w:t>
+        <w:t xml:space="preserve">Estimated effect by school year relative to initial LTE launch (with the year prior to launch as the reference period), including market and year fixed effects, population weights, and standard errors clustered by market. Green: the 279 metros with a dated launch, identifying off rollout timing alone. Grey: adds the 32 undated metros and state non-metro remainders coded as never treated (an upper-bound contrast, since rural areas received LTE around 2013–14).</w:t>
       </w:r>
     </w:p>
     <w:tbl>
@@ -5357,7 +5338,7 @@
               <w:jc w:val="left"/>
             </w:pPr>
             <w:r>
-              <w:t xml:space="preserve">65+ placebo comparison</w:t>
+              <w:t xml:space="preserve">65+ placebo</w:t>
             </w:r>
           </w:p>
         </w:tc>
@@ -5724,7 +5705,7 @@
         <w:pStyle w:val="BodyText"/>
       </w:pPr>
       <w:r>
-        <w:t xml:space="preserve">Static difference-in-differences coefficient on "LTE in force", percentage points, SE in parentheses. Random-onset placebo comparison runs give SE ≈ 0.07 for the full panel.</w:t>
+        <w:t xml:space="preserve">Static difference-in-differences coefficient on "LTE in force" in percentage points, with standard errors in parentheses. Permuting onset dates across markets yields a placebo standard error of roughly 0.07 pp for the full panel.</w:t>
       </w:r>
     </w:p>
     <w:p>
@@ -5736,13 +5717,13 @@
           <w:bCs/>
           <w:b/>
         </w:rPr>
-        <w:t xml:space="preserve">What this shows.</w:t>
+        <w:t xml:space="preserve">Assessment.</w:t>
       </w:r>
       <w:r>
         <w:t xml:space="preserve"> </w:t>
       </w:r>
       <w:r>
-        <w:t xml:space="preserve">LTE timing across U.S. metros does not predict the timing of the rise in the ACS item. The confidence interval for girls excludes effects larger than about +0.3 pp on the dated sample and +0.1 pp with the untreated controls, against a total 2010–2019 rise of about 0.5 pp. Three things keep this from being a rejection of H1: LTE timing is compressed into 2011–2012 for most large metros, so there is little pre-period for the early cohort; social-media exposure travels through peers and national platforms, which pushes a market-level design toward zero; and the ACS item captures only part of the distress rise. It does mean the rollout design cannot get anywhere with the ACS alone: it needs the state youth surveys or clinical outcomes at the metro level. The one rollout-style study that reaches into the Instagram years, Elaine Guo's comparison of British Columbia mountain communities with and without high-speed wireless internet, does find a large effect for girls on a clinical outcome; the reconciliation section sets the two designs side by side.</w:t>
+        <w:t xml:space="preserve">Staggered 4G LTE launch dates across U.S. metropolitan areas do not predict the timing of the rise in the ACS cognitive-difficulty item. For girls, the 95% confidence interval rules out effects larger than +0.33 pp on the dated-metro sample and +0.12 pp when including non-metro controls, compared with a national 2010–2019 increase of roughly 0.5 pp. Three limitations prevent this null result from ruling out H1: commercial LTE launches were compressed into a narrow 2011–2012 window across most major metros; adolescent social-media norms spread across markets through national platforms; and the ACS disability item captures only a fraction of internalizing distress. What the result does establish is that a metro-level rollout design using the ACS cannot detect a smartphone effect. In the next subsection we re-run the same geographic timing test on county-level youth mental-health surveys, and in the reconciliation section we compare our setup with Elaine Guo's British Columbia wireless study, which found a large effect on clinical school designations in rural mountain towns.</w:t>
       </w:r>
     </w:p>
     <w:bookmarkEnd w:id="64"/>
@@ -5770,7 +5751,7 @@
         <w:pStyle w:val="FirstParagraph"/>
       </w:pPr>
       <w:r>
-        <w:t xml:space="preserve">Counties mapped to 2013 CBSAs and to the LTE first-launch date. The unit is a county-by-grade series, with county-by-grade and state-by-year fixed effects, so a state changing which grades it surveys cannot register as a change in distress; non-metro and undated counties as untreated (a bound, since rural LTE arrived 2013–14); standard errors clustered by metro area (by county outside metro areas). In the year-by-year version the three years before onset are the reference, because the surveys are biennial or triennial and no single pre-onset year is observed for every metro.</w:t>
+        <w:t xml:space="preserve">We link counties to 2013 CBSAs and their initial commercial 4G LTE launch dates. The unit of observation is a county-by-grade panel series with county-by-grade and state-by-year fixed effects, ensuring that changes in which grades a state surveys cannot register as changes in distress. Non-metro and undated counties serve as the comparison group (providing an upper-bound contrast, since rural LTE arrived around 2013–14), and standard errors are clustered by CBSA (or by county outside metro areas). Because the state surveys are biennial or triennial, no single pre-launch year is observed for every cohort, so event-study specifications pool the three years prior to LTE launch as the reference period.</w:t>
       </w:r>
     </w:p>
     <w:tbl>
@@ -6359,7 +6340,7 @@
         <w:pStyle w:val="BodyText"/>
       </w:pPr>
       <w:r>
-        <w:t xml:space="preserve">NTIA CBSA shares interpolated between waves (only areas with 30 or more respondents), county-by-grade and state-by-year fixed effects, SE clustered by CBSA, 2011–2019.</w:t>
+        <w:t xml:space="preserve">NTIA CBSA smartphone-internet shares interpolated between waves (restricted to CBSAs with at least 30 unweighted respondents), with county-by-grade and state-by-year fixed effects and standard errors clustered by CBSA, 2011–2019.</w:t>
       </w:r>
     </w:p>
     <w:p>
@@ -6371,13 +6352,13 @@
           <w:bCs/>
           <w:b/>
         </w:rPr>
-        <w:t xml:space="preserve">What this shows.</w:t>
+        <w:t xml:space="preserve">Assessment.</w:t>
       </w:r>
       <w:r>
         <w:t xml:space="preserve"> </w:t>
       </w:r>
       <w:r>
-        <w:t xml:space="preserve">With the self-report outcome measured at county level, neither LTE onset nor smartphone adoption predicts where sadness or suicidal thoughts rose. The one coefficient beyond two standard errors, Minnesota's suicidal ideation after LTE (−1.8 pp, SE 0.7), has the wrong sign for the phone hypothesis, and its pre-onset coefficients lean the same way, so it reads as the metro counties' earlier decline continuing rather than as an effect of LTE in either direction. The state-level result for girls reported above does not reappear here (+0.2 pp per 10 points, SE 0.3, in the two states with county data by sex), so it should be read as suggestive at best. The rise was broad, happened at the same time in counties with very different connectivity histories, and, in the latest waves, is reversing.</w:t>
+        <w:t xml:space="preserve">Measuring self-reported sadness and suicidal ideation at the county level yields the same conclusion as the ACS metro panel: neither 4G LTE launch timing nor metro-level smartphone adoption predicts where adolescent distress rose fastest. The only coefficient exceeding two standard errors—Minnesota suicidal ideation after LTE onset (−1.82 pp, SE 0.67)—is negative and reflects the continuation of metro counties' steeper pre-2011 decline rather than a discrete break at LTE launch. Likewise, the positive state-level YRBS correlation between smartphone adoption and girls' sadness does not carry over to the county panels (+0.13 pp per 10 points overall across five states, SE 0.13; +0.22 pp for girls in California and Maine, SE 0.25). Across counties with very different connectivity timelines, the 2010s rise occurred almost simultaneously, and the recent post-2021 waves show a broad decline.</w:t>
       </w:r>
     </w:p>
     <w:bookmarkEnd w:id="67"/>
@@ -6396,7 +6377,7 @@
         <w:pStyle w:val="FirstParagraph"/>
       </w:pPr>
       <w:r>
-        <w:t xml:space="preserve">If rollout timing is too crude a measure, the next step is how many teenagers actually had smartphone internet. Using the rebuilt NTIA series (share of persons in households with a 12–17-year-old who use a smartphone for internet, by state, interpolated between the 2011–2019 waves) against the YRBS state files, with state and year fixed effects, 39 states, 2011–2019:</w:t>
+        <w:t xml:space="preserve">Because commercial 4G launch dates are a coarse measure of when teenagers actually went online on phones, we next test whether state-level smartphone adoption predicts adolescent sadness. Using the harmonized NTIA series (the share of persons in households with a 12–17-year-old who use a smartphone for internet, interpolated between the 2011–2019 CPS waves) against the YRBS state files across 39 states from 2011 to 2019, with state and year fixed effects:</w:t>
       </w:r>
     </w:p>
     <w:tbl>
@@ -6614,7 +6595,7 @@
         <w:pStyle w:val="BodyText"/>
       </w:pPr>
       <w:r>
-        <w:t xml:space="preserve">This has the pattern the phone hypothesis predicts (girls, not boys; the self-report sadness item, not the ACS disability item), and it is fragile: five biennial YRBS waves, an interpolated exposure level, and a p-value near 0.04 with 39 clusters. The county-level version in the next subsection does not reproduce it, so it stays suggestive.</w:t>
+        <w:t xml:space="preserve">The state-level estimates align with the pattern predicted by H1—positive for girls rather than boys, and appearing on the self-reported YRBS sadness item rather than the ACS disability screener—but the evidence is fragile: it rests on five biennial YRBS waves, interpolated state adoption shares, and a p-value near 0.04 across 39 state clusters. Moreover, the county-level version of the same regression in the state youth surveys does not reproduce this relationship, so we treat the state-level correlation as suggestive.</w:t>
       </w:r>
     </w:p>
     <w:bookmarkEnd w:id="69"/>
@@ -6632,7 +6613,7 @@
         <w:pStyle w:val="FirstParagraph"/>
       </w:pPr>
       <w:r>
-        <w:t xml:space="preserve">IPUMS CPS carries only part of the Computer and Internet Use Supplement (no mobile items), so the raw Census supplement files for October 2009 through November 2023 were rebuilt following NTIA's own harmonization code. The series below are the pre-2016 adoption measures the ACS cannot supply. The grey band marks the 2015 questionnaire redesign, which breaks the household mobile-plan series (at-home mobile broadband before, any-location data plan after).</w:t>
+        <w:t xml:space="preserve">Because IPUMS CPS includes only a subset of the Computer and Internet Use Supplement and omits the mobile-phone questions, we rebuilt the adoption series from the raw Census supplement files from October 2009 through November 2023 following NTIA's harmonization code. These files supply the pre-2016 smartphone and mobile-data adoption measures that the ACS lacks. The grey band marks the 2015 questionnaire redesign, which breaks the household mobile-data series (capturing at-home mobile broadband before 2015 and any-location mobile data plans from 2015 onward).</w:t>
       </w:r>
     </w:p>
     <w:p>
@@ -6687,7 +6668,7 @@
         <w:pStyle w:val="BodyText"/>
       </w:pPr>
       <w:r>
-        <w:t xml:space="preserve">Weighted shares by wave. Smartphone-internet use: "use a cellular phone or smartphone to access the internet" (2011, 2013, all persons), NTIA's internet-enabled-phone definition from 2015. 2012 phone items were asked of the primary respondent only and are omitted here.</w:t>
+        <w:t xml:space="preserve">Weighted shares by wave. Smartphone-internet use reflects "use a cellular phone or smartphone to access the internet" in 2011 and 2013 (all persons) and NTIA's internet-enabled-phone definition from 2015 onward. In 2012 the phone items were asked only of the primary household respondent and are omitted here.</w:t>
       </w:r>
     </w:p>
     <w:p>
@@ -6695,7 +6676,7 @@
         <w:pStyle w:val="BodyText"/>
       </w:pPr>
       <w:r>
-        <w:t xml:space="preserve">Smartphone internet use in households with teenagers went from roughly 30% (2011) to 45% (2013) to 55% (2015), which is the adoption window the design needs; by 2017 it is near saturation. State-level shares in 2011–2015 vary by 20–30 points across states, which is the variation in adoption available for the U.S. tests.</w:t>
+        <w:t xml:space="preserve">Smartphone internet use in households with a teenager rose from roughly 30% in 2011 to 45% in 2013 and 55% in 2015, before approaching saturation by 2017. Across states, teen-household smartphone use varied by 20 to 30 percentage points during the 2011–2015 transition window, providing the cross-state adoption variation used in our U.S. regression tests.</w:t>
       </w:r>
     </w:p>
     <w:p>
@@ -6750,7 +6731,7 @@
         <w:pStyle w:val="BodyText"/>
       </w:pPr>
       <w:r>
-        <w:t xml:space="preserve">States ordered by the 2013 share. CBSA-level shares for 260–295 metros per wave are in the extract, but some have few respondents (check the unweighted counts before use).</w:t>
+        <w:t xml:space="preserve">States ordered by their 2013 share. CBSA-level shares for 260–295 metropolitan areas per wave are also included in the compiled extract; county regressions restrict to CBSAs with at least 30 unweighted respondents.</w:t>
       </w:r>
     </w:p>
     <w:bookmarkEnd w:id="76"/>
@@ -6768,7 +6749,7 @@
         <w:pStyle w:val="FirstParagraph"/>
       </w:pPr>
       <w:r>
-        <w:t xml:space="preserve">MICS6 and MICS7 (2017 onward) carry the Washington Group / UNICEF Child Functioning Module for every child aged 5–17: the caregiver reports how often the child "seems very anxious, nervous or worried" and how often "very sad or depressed" on a daily / weekly / monthly / a few times a year / never scale, with identical wording in every country. The same surveys ask women 15–49 (and men in about half the surveys) about mobile ownership and how often they used the internet and a mobile phone in the past three months, and the household questionnaire records internet access. All 68 samples on the IPUMS-MICS server with the module were read from the fixed-width files: 507,478 children with valid responses in 67 surveys.</w:t>
+        <w:t xml:space="preserve">MICS6 and MICS7 surveys (2017 onward) administer the Washington Group / UNICEF Child Functioning Module for children aged 5–17, asking the mother or primary caregiver how often the child "seems very anxious, nervous or worried" and how often the child seems "very sad or depressed" (daily, weekly, monthly, a few times a year, or never), using identical wording across countries. In the same households, women aged 15–49 (and men in roughly half the surveys) report mobile-phone ownership and how often they used the internet and a mobile phone over the past three months, while the household questionnaire records home internet access. Reading all 68 MICS samples with the module on the IPUMS-MICS server yields 507,478 children with valid responses and weights across 67 surveys (53 of which also include the young-adult internet items).</w:t>
       </w:r>
     </w:p>
     <w:bookmarkStart w:id="80" w:name="prevalence-across-surveys"/>
@@ -6832,7 +6813,7 @@
         <w:pStyle w:val="BodyText"/>
       </w:pPr>
       <w:r>
-        <w:t xml:space="preserve">One point per survey, ages 10–17. Cross-survey variation in caregiver-reported anxiety is enormous (from under 1% in Turkmenistan to 40% in Tunisia) and is dominated by reporting culture, which is why all tests below are within country.</w:t>
+        <w:t xml:space="preserve">One point per survey (ages 10–17, across the 53 surveys that also record young-adult internet use). Cross-survey variation in caregiver-reported anxiety is wide—ranging from under 1% in Laos, Tuvalu, Vietnam, and Turkmenistan to 40–50% in Tunisia, Afghanistan, the Central African Republic, and Chad—and largely reflects national reporting norms, which is why all tests below compare children within the same country and region.</w:t>
       </w:r>
     </w:p>
     <w:bookmarkEnd w:id="80"/>
@@ -6897,7 +6878,7 @@
         <w:pStyle w:val="BodyText"/>
       </w:pPr>
       <w:r>
-        <w:t xml:space="preserve">Cluster rows: children's anxiety against the share of 15–24-year-olds in their sampling cluster who use the internet almost daily (or own a mobile, or the household-internet share), with survey-by-region fixed effects, wealth quintile, urban and age controls, SE clustered by sampling cluster. Own-use rows: 15–17-year-olds linked to their own record in the women's or men's questionnaire (85% of girls matched, 24% of boys), comparing users to non-users within the same cluster.</w:t>
+        <w:t xml:space="preserve">Cluster rows regress children's daily/weekly anxiety on the share of 15–24-year-olds in their sampling cluster who use the internet almost daily (or own a mobile phone, or the household internet share), with survey-by-region fixed effects, household wealth quintile, urban/rural status, and age controls, and standard errors clustered by sampling cluster. Own-use rows link 15–17-year-olds to their own individual record in the women's or men's questionnaire (85% of girls matched, 24% of boys) and compare users with non-users within the same sampling cluster.</w:t>
       </w:r>
     </w:p>
     <w:p>
@@ -6905,7 +6886,7 @@
         <w:pStyle w:val="BodyText"/>
       </w:pPr>
       <w:r>
-        <w:t xml:space="preserve">Girls aged 10–17 in clusters where more young adults use the internet daily are reported slightly more anxious (+0.34 pp per 10-point rise in the cluster share, SE 0.13). But a similar coefficient appears for 5–9-year-old girls (+0.19, SE 0.13), who are not the exposed group, so this is a property of connected clusters rather than of adolescent phone use. Mobile ownership in the cluster is</w:t>
+        <w:t xml:space="preserve">Girls aged 10–17 living in sampling clusters where more young adults use the internet daily are reported as slightly more anxious (+0.34 pp per 10-percentage-point rise in the cluster share, SE 0.13). However, a similar positive association appears for 5–9-year-old girls (+0.19 pp, SE 0.13), who are too young to use phones themselves, indicating that this reflects characteristics of more connected communities rather than adolescent phone use. Cluster-level mobile-phone ownership is</w:t>
       </w:r>
       <w:r>
         <w:t xml:space="preserve"> </w:t>
@@ -6921,7 +6902,7 @@
         <w:t xml:space="preserve"> </w:t>
       </w:r>
       <w:r>
-        <w:t xml:space="preserve">related to anxiety for every age and sex, household internet is small and positive for girls only (+0.26 per 10 points, SE 0.12, with nothing at 5–9), and depression shows no relation to any measure of connectivity. The within-cluster own-use comparison, the closest MICS comes to the individual exposure Haidt describes, shows no effect or negative for girls: daily internet use −0.1 pp on anxiety (SE 1.4) and −1.8 pp on depression (SE 1.3), daily phone use −2.2 pp (SE 1.2). For boys the own-phone-use coefficients are positive (+4.4 and +5.5 pp, SE ~2) but rest on the quarter of boys with a men's-questionnaire record. The learning and friendship functioning items are flat throughout.</w:t>
+        <w:t xml:space="preserve">associated with caregiver-reported anxiety across all age and sex groups; household internet access shows a small positive association for 10–17-year-old girls (+0.26 pp per 10 points, SE 0.12, and +0.02 pp at ages 5–9); and caregiver-reported depression shows no positive relationship with any connectivity measure. Comparing 15–17-year-olds who use the internet or a phone daily with non-users in the same sampling cluster—the closest MICS equivalent to individual-level screen exposure—yields point estimates for girls that are near zero or slightly negative: −0.1 pp on anxiety (SE 1.4) and −1.8 pp on depression (SE 1.3) for daily internet use, and −2.2 pp on anxiety (SE 1.2) for daily phone use. For boys, the within-cluster own-phone-use coefficients are positive (+4.4 pp on anxiety and +5.5 pp on depression, SE ~2.0), though these rely on the roughly one-quarter of boys interviewed in the men's sub-sample. The learning and friendship functioning items show no meaningful association in either sex.</w:t>
       </w:r>
     </w:p>
     <w:bookmarkEnd w:id="84"/>
@@ -8211,6 +8192,14 @@
         </w:tc>
       </w:tr>
     </w:tbl>
+    <w:p>
+      <w:pPr>
+        <w:pStyle w:val="BodyText"/>
+      </w:pPr>
+      <w:r>
+        <w:t xml:space="preserve">Countries with both a MICS6 and a MICS7 round on the server (Pakistan is excluded because its rounds sample different provinces). Turkmenistan rises from a very low baseline; Kyrgyzstan and Tunisia decline; Mongolia is mixed.</w:t>
+      </w:r>
+    </w:p>
     <w:bookmarkEnd w:id="85"/>
     <w:bookmarkStart w:id="86" w:name="dhs-8-self-reports-nepal-2022"/>
     <w:p>
@@ -8226,15 +8215,7 @@
         <w:pStyle w:val="FirstParagraph"/>
       </w:pPr>
       <w:r>
-        <w:t xml:space="preserve">The DHS-8 mental-health module gives a self-reported counterpart to the MICS caregiver items. Nepal 2022 administered the PHQ-9 and GAD-7 to a subsample of 7,442 women aged 15–49, alongside internet-use frequency and smartphone ownership; Kenya 2022 asked only about diagnosed depression or anxiety. Among Nepali women aged 15–19 (n = 1,379; 4.5% with PHQ-9 ≥ 10, 42% using the internet almost daily), daily internet users are 2.3 pp more likely to screen positive for depression (SE 2.4) and 3.5 pp for anxiety (SE 2.9) than non-users in the same sampling cluster, with wealth, education and age held fixed; the same coefficients are positive at 20–24 and negative at 25–49. Smartphone ownership itself is unrelated. In Kenya, diagnosed depression among 15–19-year-olds is unrelated to owning a smartphone (−0.1 pp, SE 1.3). These are single-survey cross-sections and too small to be decisive, but they line up with the GSHS hours gradient rather than with the MICS caregiver no effect, which is itself a finding: the association appears when the adolescent reports her own state and her own use.</w:t>
-      </w:r>
-    </w:p>
-    <w:p>
-      <w:pPr>
-        <w:pStyle w:val="BodyText"/>
-      </w:pPr>
-      <w:r>
-        <w:t xml:space="preserve">Countries with both a MICS6 and a MICS7 round on the server (Pakistan excluded: its rounds are different provinces). Turkmenistan's rise is from a very low base; Kyrgyzstan and Tunisia fall; Mongolia is mixed.</w:t>
+        <w:t xml:space="preserve">The DHS-8 mental-health module provides a self-reported counterpart to the MICS caregiver reports. In 2022, Nepal administered the PHQ-9 and GAD-7 screeners to a subsample of 7,442 women aged 15–49 alongside questions on internet-use frequency and smartphone ownership (Kenya 2022 asked only whether a doctor had ever diagnosed depression or anxiety). Among Nepali women aged 15–19 (n = 1,379; 4.5% with PHQ-9 ≥ 10, 42% using the internet almost daily), daily internet users are 2.3 pp more likely to screen positive for depression (SE 2.4) and 3.5 pp more likely to screen positive for anxiety (SE 2.9) than non-users in the same sampling cluster (n = 1,293 in within-cluster regressions controlling for wealth, education, and age); the corresponding estimates are also positive at ages 20–24 and turn negative at ages 25–49. Smartphone ownership itself shows no positive association, and in Kenya diagnosed depression among 15–19-year-olds is unrelated to owning a smartphone (−0.1 pp, SE 1.3). Although these single-survey cross-sections are too small to be precise, their pattern matches the self-reported GSHS phone-hours gradient rather than the null results in the MICS caregiver reports: the positive association with screen use appears when adolescents report both their own use and their own symptoms.</w:t>
       </w:r>
     </w:p>
     <w:p>
@@ -8246,13 +8227,13 @@
           <w:bCs/>
           <w:b/>
         </w:rPr>
-        <w:t xml:space="preserve">What this shows.</w:t>
+        <w:t xml:space="preserve">Assessment.</w:t>
       </w:r>
       <w:r>
         <w:t xml:space="preserve"> </w:t>
       </w:r>
       <w:r>
-        <w:t xml:space="preserve">This is the out-of-sample test the study design asked for, and it does not find the smartphone effect: neither cluster-level connectivity nor a girl's own daily internet or phone use predicts caregiver-reported anxiety or depression once the country and region are held fixed, and the one positive cluster coefficient is matched by the 5–9-year-olds (a placebo comparison, since they are not the exposed group). Qualifications: the outcome is a caregiver report, not self-report; exposure is measured as use rather than as the timing of network coverage, so the design with GSMA coverage maps remains the one that could establish cause; and the before-and-after comparisons will sharpen as more MICS7 rounds are released.</w:t>
+        <w:t xml:space="preserve">Across 67 MICS surveys, neither local young-adult connectivity nor a teenage girl's own daily internet or phone use predicts caregiver-reported anxiety or depression within sampling clusters, and the small positive cluster correlation for girls' anxiety is shared by 5–9-year-olds. Three qualifications apply: the outcome is reported by caregivers rather than adolescents themselves; the exposure measures current use rather than exogenous network rollout timing; and only four countries currently offer repeated MICS rounds with the module.</w:t>
       </w:r>
     </w:p>
     <w:bookmarkEnd w:id="86"/>
@@ -8271,7 +8252,7 @@
         <w:pStyle w:val="FirstParagraph"/>
       </w:pPr>
       <w:r>
-        <w:t xml:space="preserve">The WHO Global School-based Student Health Survey asks 13–17-year-olds in 100+ countries the same loneliness, anxiety-related sleep loss and suicidality items, with rounds from 2003 onward. All 165 public-use country-rounds are freely downloadable from the WHO microdata repository; 149 were stacked and harmonized, of which 91 rounds in 39 countries have two or more rounds and can be used within-country. Exposure here is the World Bank internet-users share for the survey year; ITU coverage and mobile-broadband exposures follow below.</w:t>
+        <w:t xml:space="preserve">The WHO Global School-based Student Health Survey (GSHS) asks school-attending adolescents (primarily ages 13–17) in over 100 low- and middle-income countries identical questions on loneliness, anxiety-related sleep loss, and suicidality in waves starting in 2003. From the 165 public-use country-round files in the WHO microdata repository, 149 rounds contained usable mental-health items and survey weights after harmonization, including 91 rounds across 39 countries surveyed at least twice. We first test whether within-country changes in adolescent distress track national internet penetration from the World Bank (controlling for log GDP per capita), and then examine student-level phone hours and ITU mobile-network coverage below.</w:t>
       </w:r>
     </w:p>
     <w:p>
@@ -8326,7 +8307,7 @@
         <w:pStyle w:val="BodyText"/>
       </w:pPr>
       <w:r>
-        <w:t xml:space="preserve">Each point is a country's change from its first to its last GSHS round (weighted prevalence, ages 13–17), against the change in the national internet-user share over the same years.</w:t>
+        <w:t xml:space="preserve">Each point plots a country's change from its first to its last GSHS wave (weighted prevalence) against the change in the national internet-user share over the same interval.</w:t>
       </w:r>
     </w:p>
     <w:tbl>
@@ -9001,7 +8982,7 @@
         <w:pStyle w:val="BodyText"/>
       </w:pPr>
       <w:r>
-        <w:t xml:space="preserve">Country and year fixed effects, weights = inverse sampling variance, SE clustered by country. Rows with degenerate SEs (too few countries carrying the item) are omitted.</w:t>
+        <w:t xml:space="preserve">Country and year fixed effects, log GDP per capita control, inverse-variance weights, and standard errors clustered by country.</w:t>
       </w:r>
     </w:p>
     <w:p>
@@ -9013,13 +8994,13 @@
           <w:bCs/>
           <w:b/>
         </w:rPr>
-        <w:t xml:space="preserve">What this shows.</w:t>
+        <w:t xml:space="preserve">Assessment.</w:t>
       </w:r>
       <w:r>
         <w:t xml:space="preserve"> </w:t>
       </w:r>
       <w:r>
-        <w:t xml:space="preserve">With the full stack there is no within-country relation between internet penetration and adolescent distress: for girls, +1.0 pp loneliness per 10-point rise in internet users (SE 0.8) and +0.02 pp for suicidal ideation (SE 1.3); boys' coefficients are slightly negative. A partial stack of 72 rounds earlier in this run had shown +2.5 pp for girls on both items, which did not survive the remaining 77 rounds, a useful reminder of how noisy country-round panels are. Country-level internet penetration is also a coarse exposure: it does not distinguish adolescent from adult access or phone from PC. The two subsections below use, respectively, the 2022–23 rounds that ask adolescents directly about phone hours and the ITU coverage series.</w:t>
+        <w:t xml:space="preserve">Across the full 34-country panel, within-country growth in national internet penetration shows no statistically significant relationship with adolescent distress: for girls, a 10-percentage-point increase in internet users is associated with +1.04 pp in loneliness (SE 0.83) and +0.02 pp in suicidal ideation (SE 1.27), while the point estimates for boys are slightly negative. (An earlier partial extract of 72 rounds had suggested a +2.5 pp effect for girls on both outcomes, which disappeared once the remaining 77 rounds were added—a useful illustration of how sensitive country-round panels are to sample coverage.) National internet penetration is also a coarse proxy that pools adult and youth access. The two subsections below turn to the 2022–23 GSHS waves that ask students directly about daily mobile-phone hours and to the ITU mobile-broadband coverage series.</w:t>
       </w:r>
     </w:p>
     <w:bookmarkStart w:id="94" w:name="Xfb127e7e8d827d27fd1a7ec97f428bbb3cf82aa"/>
@@ -9036,7 +9017,7 @@
         <w:pStyle w:val="FirstParagraph"/>
       </w:pPr>
       <w:r>
-        <w:t xml:space="preserve">Five GSHS rounds (Ghana 2022, India 2022, Jamaica 2023, Morocco 2023, Wallis and Futuna 2023) added "hours per day you used a mobile phone in the past 7 days". This puts each student's own reported phone use next to the same student's loneliness and suicidality answers.</w:t>
+        <w:t xml:space="preserve">Five recent GSHS rounds (Ghana 2022, India 2022, Jamaica 2023, Morocco 2023, and Wallis and Futuna 2023) added a question on "hours per day you used a mobile phone in the past 7 days," pairing each student's self-reported phone time with the same student's loneliness and suicidality responses.</w:t>
       </w:r>
     </w:p>
     <w:p>
@@ -9091,7 +9072,7 @@
         <w:pStyle w:val="BodyText"/>
       </w:pPr>
       <w:r>
-        <w:t xml:space="preserve">Country fixed effects and age controls, survey weights, SE clustered by school; 7,708 girls and 7,102 boys, including students who had no phone. Girls using a phone three or more hours a day report loneliness +8 pp (SE 1.4), suicidal ideation +10 pp (1.5) and attempts +6 pp (1.6) compared with everyone else; boys +5, +4 and +2. The gradient rises with hours: relative to under an hour a day, girls at more than 8 hours report loneliness +20 pp, suicidal ideation +17 pp, attempts +14 pp. Students without a phone sit a few points above the under-an-hour group, not below it.</w:t>
+        <w:t xml:space="preserve">Regressions include country fixed effects and age controls, survey weights, and standard errors clustered by school across 7,708 girls and 7,102 boys (including students without a phone). Compared with students using a phone under three hours a day or not at all, girls at three or more hours report loneliness +8.2 pp (SE 1.4), suicidal ideation +10.1 pp (SE 1.5), and suicide attempts +5.6 pp (SE 1.6); the corresponding differences for boys are +5.3, +3.6, and +1.9 pp. Distress rises steadily across higher-use categories: relative to under one hour per day, girls reporting more than eight hours per day have +19.5 pp higher loneliness, +17.4 pp higher suicidal ideation, and +13.7 pp higher suicide attempts. Students without a mobile phone sit a few percentage points above the under-one-hour group rather than below it.</w:t>
       </w:r>
     </w:p>
     <w:p>
@@ -9099,7 +9080,7 @@
         <w:pStyle w:val="BodyText"/>
       </w:pPr>
       <w:r>
-        <w:t xml:space="preserve">This is the pattern the phone hypothesis predicts: large, concentrated in girls, and rising steadily with hours of use. It is also exactly the kind of one-time self-report association the two camps disagree about, since heavy phone use and distress can share causes or run the other way. It cannot settle the timing question, but it does mark the 2022–23 GSHS rounds (and the MICS7 rounds with adolescent modules) as the place to bring in network-coverage timing, because here the exposure is measured on the adolescent rather than inferred from adults.</w:t>
+        <w:t xml:space="preserve">This individual-level dose-response gradient matches the pattern documented in Western surveys: substantial in magnitude, roughly twice as steep for girls as for boys, and increasing monotonically with daily hours above one hour. Because it is a cross-sectional self-report association, however, it cannot distinguish the effect of phone use on distress from reverse causation or shared underlying vulnerabilities. What it does show is that the 2022–23 GSHS rounds (alongside incoming MICS7 adolescent modules) are strong candidates for linking to subnational mobile-coverage rollout maps, since exposure is measured directly on the adolescent rather than inferred from national or adult averages.</w:t>
       </w:r>
     </w:p>
     <w:bookmarkEnd w:id="94"/>
@@ -9117,7 +9098,7 @@
         <w:pStyle w:val="FirstParagraph"/>
       </w:pPr>
       <w:r>
-        <w:t xml:space="preserve">With the ITU series, the same comparison can use network coverage rather than reported use. Same model: country and year fixed effects, inverse-variance weights, SE clustered by country, countries with two or more rounds.</w:t>
+        <w:t xml:space="preserve">Replacing World Bank internet penetration with the ITU mobile-network series allows us to test country-level 3G and 4G population coverage and active mobile-broadband subscriptions using the same two-way fixed-effects specification (country and year fixed effects, inverse-variance weights, and country-clustered standard errors across countries with two or more GSHS rounds).</w:t>
       </w:r>
     </w:p>
     <w:tbl>
@@ -9161,7 +9142,7 @@
               <w:jc w:val="left"/>
             </w:pPr>
             <w:r>
-              <w:t xml:space="preserve">Countries / rounds</w:t>
+              <w:t xml:space="preserve">Countries / rounds (loneliness)</w:t>
             </w:r>
           </w:p>
         </w:tc>
@@ -9636,7 +9617,15 @@
         <w:pStyle w:val="BodyText"/>
       </w:pPr>
       <w:r>
-        <w:t xml:space="preserve">Nothing here favors H1: 4G coverage, 3G coverage and mobile-broadband subscriptions all give coefficients within about ±0.5 pp per 10 points (the largest, −0.5 pp for girls' suicidal ideation on 4G coverage, has a standard error of 0.6), with the girls' loneliness coefficient on 3G coverage negative. The 4G rows rest on the 15 countries with a reported 4G series in two or more survey years. Country-level coverage is still a crude measure (within-country changes are large, 20–35 points, but they move with everything else that changed between 2007 and 2019), which leaves local, cluster-level coverage as the remaining test.</w:t>
+        <w:t xml:space="preserve">Sample counts in the second column refer to the loneliness item; suicidal ideation and suicide attempts are available in 1 to 3 fewer countries per row.</w:t>
+      </w:r>
+    </w:p>
+    <w:p>
+      <w:pPr>
+        <w:pStyle w:val="BodyText"/>
+      </w:pPr>
+      <w:r>
+        <w:t xml:space="preserve">None of the country-level ITU series supports H1. Across the 15 countries with repeated 4G data, a 10-percentage-point increase in 4G coverage has slightly negative point estimates across all outcomes (from −0.20 to −0.64 pp, with standard errors of 0.38–0.69). For 3G coverage (17 countries), the coefficient on girls' loneliness is negative (−0.72 pp, SE 0.28) and the suicidality estimates are near zero; for active mobile-broadband subscriptions (22 countries), estimates range from +0.03 to +0.35 pp with standard errors around 0.4–0.5 pp. Because national coverage series move with broader economic development and pool urban and rural areas together, local cluster-level coverage remains the necessary test.</w:t>
       </w:r>
     </w:p>
     <w:bookmarkEnd w:id="95"/>
@@ -9655,7 +9644,7 @@
         <w:pStyle w:val="FirstParagraph"/>
       </w:pPr>
       <w:r>
-        <w:t xml:space="preserve">Kenya 2009/2019 and Mexico 2010/2020 were scanned as the best pairs. Both 2020-round censuses carry the Washington Group item on difficulty remembering or concentrating, and Kenya 2019 also asks each person about mobile phone ownership and internet use. But the 2010-round items were yes/no "mental disability" questions, so the two-point change is dominated by wording. Within 2019/2020, prevalence at 12–17 is 0.8–1.8% (any difficulty) and 0.2–0.7% (a lot or cannot), boys exceed girls at every child age, and district-level regressions of the 12–17 rate on teen phone ownership or internet use (Kenya, 76 district-sex observations) or household internet (Mexico, 3,259 municipality-sex observations) give coefficients within ±0.01 pp per percentage point of exposure level. The census item behaves like a developmental-disability measure and is not sensitive to adolescent distress. This evidence can only corroborate, not test.</w:t>
+        <w:t xml:space="preserve">We also examined the 2009/2019 Kenya and 2010/2020 Mexico census pairs in IPUMS International, the two best candidates carrying disability items alongside connectivity measures. Both 2020-round censuses include the Washington Group question on difficulty remembering or concentrating, and the 2019 Kenya census asks each person directly about mobile-phone ownership and internet use. However, the 2010-round censuses asked narrow yes/no questions about "mental disability," so changes between the 2010 and 2020 rounds are dominated by questionnaire wording. Within the 2019/2020 cross-sections, cognitive-difficulty prevalence at ages 12–17 is low (0.8–1.8% for any difficulty and 0.2–0.7% for "a lot of difficulty" or "cannot do at all"), boys exceed girls at every age, and subnational regressions of the 12–17 rate on adolescent phone ownership or internet use across 76 Kenyan district-sex cells or on household internet across 3,259 Mexican municipality-sex cells yield coefficients within ±0.01 pp per percentage point of phone ownership or internet access. In developing-country censuses, this item behaves like a measure of severe developmental disability and is insensitive to adolescent internalizing distress.</w:t>
       </w:r>
     </w:p>
     <w:bookmarkEnd w:id="97"/>
@@ -9674,7 +9663,7 @@
         <w:pStyle w:val="FirstParagraph"/>
       </w:pPr>
       <w:r>
-        <w:t xml:space="preserve">The school-pressure hypothesis predicts that distress rose where and when schooling became more demanding: in the high-stakes years, in the school year, in states that adopted accountability testing, and in countries where students report more schoolwork pressure. The tests run from time use, to the cross-national HBSC series, to U.S. state policy.</w:t>
+        <w:t xml:space="preserve">The school-pressure hypothesis predicts that adolescent distress rose when and where academic demands intensified: during the high-stakes high-school years, in states that introduced test-based accountability reforms, and in countries where students report rising schoolwork pressure. We test this channel using U.S. adolescent time-use diaries, the cross-national HBSC schoolwork-pressure series, and state accountability policy timelines.</w:t>
       </w:r>
     </w:p>
     <w:bookmarkStart w:id="102" w:name="atus"/>
@@ -9691,7 +9680,7 @@
         <w:pStyle w:val="FirstParagraph"/>
       </w:pPr>
       <w:r>
-        <w:t xml:space="preserve">The American Time Use Survey gives a direct look at the school-demand channel. On school-year weekdays, homework time rose from about 50 minutes (2003–08) to about 70 minutes (2015–19) and stayed there; sleep did not fall; in-person socializing drifted down before collapsing after 2020; television fell and games rose. Note the small samples (roughly 200–800 teens per pooled period) and that phone use is mostly recorded as a secondary activity, which ATUS does not capture.</w:t>
+        <w:t xml:space="preserve">The American Time Use Survey (ATUS) measures how U.S. 15–17-year-olds allocate their time on school-year weekdays. Between 2003–08 and 2015–19, average weekday homework time rose from roughly 50 minutes to 71 minutes per day (+40%) and remained near 69 minutes through 2023–24. Over the same period, sleep duration did not decline (averaging 8.7–9.1 hours), in-person socializing drifted downward before dropping sharply after 2020, television viewing fell, and time spent playing computer or video games more than doubled. Sample sizes are modest (roughly 100 to 800 teens per pooled period), and because ATUS records only primary activities, background smartphone checking during homework or socializing is not captured.</w:t>
       </w:r>
     </w:p>
     <w:p>
@@ -9746,7 +9735,7 @@
         <w:pStyle w:val="BodyText"/>
       </w:pPr>
       <w:r>
-        <w:t xml:space="preserve">Weighted minutes per day, non-holiday weekdays in September–May, pooled periods; bars are 95% CIs.</w:t>
+        <w:t xml:space="preserve">Weighted minutes per day on non-holiday weekdays during the school year (September–May), pooled periods; vertical bars show 95% confidence intervals.</w:t>
       </w:r>
     </w:p>
     <w:bookmarkEnd w:id="102"/>
@@ -9764,7 +9753,7 @@
         <w:pStyle w:val="FirstParagraph"/>
       </w:pPr>
       <w:r>
-        <w:t xml:space="preserve">The HBSC surveys ask 11-, 13- and 15-year-olds in ~45 countries the same schoolwork-pressure question and the same psychosomatic-complaints checklist every four years. The published country tables (1997/98 to 2021/22, plus the HBSC data browser for 2014–2022) give a direct public test of Gray's mechanism outside the United States. The U.S. took part only through 2009/10, so the U.S.-specific version of the thesis cannot be tested here after 2010.</w:t>
+        <w:t xml:space="preserve">The WHO Health Behaviour in School-aged Children (HBSC) surveys ask 11-, 13-, and 15-year-olds across roughly 45 European and North American countries the same question on schoolwork pressure and the same psychosomatic-complaints checklist every four years. Published country tables from 1997/98 through 2021/22 (supplemented by the HBSC data browser for 2014–2022) allow a direct cross-national test of Gray's school-pressure mechanism. Because the United States participated only through the 2009/10 wave, post-2010 U.S. trends cannot be tracked in HBSC.</w:t>
       </w:r>
     </w:p>
     <w:p>
@@ -9819,7 +9808,7 @@
         <w:pStyle w:val="BodyText"/>
       </w:pPr>
       <w:r>
-        <w:t xml:space="preserve">Unweighted means across participating countries (thick lines), with the United States, Canada and England drawn thin. Age 15.</w:t>
+        <w:t xml:space="preserve">Unweighted means across participating countries (thick lines), with the United States, Canada, and England shown as thin dashed lines. Age 15.</w:t>
       </w:r>
     </w:p>
     <w:p>
@@ -9827,7 +9816,7 @@
         <w:pStyle w:val="BodyText"/>
       </w:pPr>
       <w:r>
-        <w:t xml:space="preserve">Both series were flat or falling through 2009/10, then rose together: for 15-year-old girls the cross-country mean of schoolwork pressure went from 46% (2010) to 50% (2014), 51% (2018) and 62% (2022), while multiple complaints went from 44% to 50%, 52% and 66%. The U.S. was above average on pressure in the 2000s but its pressure fell between 2006 and 2010, the last U.S. wave.</w:t>
+        <w:t xml:space="preserve">Both series were flat or declining through 2009/10 and then rose in tandem: among 15-year-old girls, the cross-country mean of perceived schoolwork pressure increased from 46% in 2010 to 50% in 2014, 51% in 2018, and 62% in 2022, while the share reporting two or more weekly psychosomatic complaints rose from 44% to 50%, 52%, and 66%. In the 2000s, American 15-year-olds reported above-average schoolwork pressure, though U.S. pressure fell between 2006 and 2010, the final U.S. wave.</w:t>
       </w:r>
     </w:p>
     <w:bookmarkStart w:id="109" w:name="did-complaints-rise-where-pressure-rose"/>
@@ -9891,7 +9880,7 @@
         <w:pStyle w:val="BodyText"/>
       </w:pPr>
       <w:r>
-        <w:t xml:space="preserve">Each point is a country-sex pair at age 15; dashed line is the pooled fit (slope 0.24, SE 0.07, r = 0.59). For 2010 → 2018 alone: slope 0.16 (SE 0.07), r = 0.31.</w:t>
+        <w:t xml:space="preserve">Each point is a country-sex cell at age 15; the dashed line is the pooled OLS fit (slope 0.24, SE 0.07, r = 0.59). Over the pre-pandemic 2010 → 2018 window alone, the slope is 0.16 (SE 0.07, r = 0.31).</w:t>
       </w:r>
     </w:p>
     <w:tbl>
@@ -9918,7 +9907,7 @@
               <w:jc w:val="left"/>
             </w:pPr>
             <w:r>
-              <w:t xml:space="preserve">Test (age 11–15 pooled unless noted)</w:t>
+              <w:t xml:space="preserve">Specification (ages 11–15 pooled unless noted)</w:t>
             </w:r>
           </w:p>
         </w:tc>
@@ -9942,21 +9931,21 @@
               <w:jc w:val="left"/>
             </w:pPr>
             <w:r>
-              <w:t xml:space="preserve">Reading</w:t>
-            </w:r>
-          </w:p>
-        </w:tc>
-      </w:tr>
-      <w:tr>
-        <w:tc>
-          <w:tcPr/>
-          <w:p>
-            <w:pPr>
-              <w:pStyle w:val="Compact"/>
-              <w:jc w:val="left"/>
-            </w:pPr>
-            <w:r>
-              <w:t xml:space="preserve">Within-country shared movement, complaints on pressure, country×age×sex and wave×age×sex FE, 1,440 observations</w:t>
+              <w:t xml:space="preserve">Interpretation</w:t>
+            </w:r>
+          </w:p>
+        </w:tc>
+      </w:tr>
+      <w:tr>
+        <w:tc>
+          <w:tcPr/>
+          <w:p>
+            <w:pPr>
+              <w:pStyle w:val="Compact"/>
+              <w:jc w:val="left"/>
+            </w:pPr>
+            <w:r>
+              <w:t xml:space="preserve">Within-country panel regression of complaints on pressure, with country×age×sex and wave×age×sex FE (1,440 cells)</w:t>
             </w:r>
           </w:p>
         </w:tc>
@@ -9980,21 +9969,21 @@
               <w:jc w:val="left"/>
             </w:pPr>
             <w:r>
-              <w:t xml:space="preserve">a 10-pp rise in pressure goes with a 1.4-pp rise in complaints</w:t>
-            </w:r>
-          </w:p>
-        </w:tc>
-      </w:tr>
-      <w:tr>
-        <w:tc>
-          <w:tcPr/>
-          <w:p>
-            <w:pPr>
-              <w:pStyle w:val="Compact"/>
-              <w:jc w:val="left"/>
-            </w:pPr>
-            <w:r>
-              <w:t xml:space="preserve">Long change 2010 → 2018, age 15, 72 country-sex pairs</w:t>
+              <w:t xml:space="preserve">A 10-pp rise in pressure corresponds to a 1.4-pp rise in complaints</w:t>
+            </w:r>
+          </w:p>
+        </w:tc>
+      </w:tr>
+      <w:tr>
+        <w:tc>
+          <w:tcPr/>
+          <w:p>
+            <w:pPr>
+              <w:pStyle w:val="Compact"/>
+              <w:jc w:val="left"/>
+            </w:pPr>
+            <w:r>
+              <w:t xml:space="preserve">Long difference 2010 → 2018, age 15 (72 country-sex pairs)</w:t>
             </w:r>
           </w:p>
         </w:tc>
@@ -10018,59 +10007,59 @@
               <w:jc w:val="left"/>
             </w:pPr>
             <w:r>
-              <w:t xml:space="preserve">pressure differences explain ~1 pp of the 6.6-pp rise</w:t>
-            </w:r>
-          </w:p>
-        </w:tc>
-      </w:tr>
-      <w:tr>
-        <w:tc>
-          <w:tcPr/>
-          <w:p>
-            <w:pPr>
-              <w:pStyle w:val="Compact"/>
-              <w:jc w:val="left"/>
-            </w:pPr>
-            <w:r>
-              <w:t xml:space="preserve">Long change 2010 → 2022, age 15, 70 pairs</w:t>
-            </w:r>
-          </w:p>
-        </w:tc>
-        <w:tc>
-          <w:tcPr/>
-          <w:p>
-            <w:pPr>
-              <w:pStyle w:val="Compact"/>
-              <w:jc w:val="left"/>
-            </w:pPr>
-            <w:r>
-              <w:t xml:space="preserve">Δpressure +12.7, Δcomplaints +17.7; slope 0.24, r 0.59</w:t>
-            </w:r>
-          </w:p>
-        </w:tc>
-        <w:tc>
-          <w:tcPr/>
-          <w:p>
-            <w:pPr>
-              <w:pStyle w:val="Compact"/>
-              <w:jc w:val="left"/>
-            </w:pPr>
-            <w:r>
-              <w:t xml:space="preserve">stronger, but 2022 includes the pandemic</w:t>
-            </w:r>
-          </w:p>
-        </w:tc>
-      </w:tr>
-      <w:tr>
-        <w:tc>
-          <w:tcPr/>
-          <w:p>
-            <w:pPr>
-              <w:pStyle w:val="Compact"/>
-              <w:jc w:val="left"/>
-            </w:pPr>
-            <w:r>
-              <w:t xml:space="preserve">Placebo period 2002 → 2010</w:t>
+              <w:t xml:space="preserve">Cross-country pressure differences account for ~1 pp of the 6.6-pp rise</w:t>
+            </w:r>
+          </w:p>
+        </w:tc>
+      </w:tr>
+      <w:tr>
+        <w:tc>
+          <w:tcPr/>
+          <w:p>
+            <w:pPr>
+              <w:pStyle w:val="Compact"/>
+              <w:jc w:val="left"/>
+            </w:pPr>
+            <w:r>
+              <w:t xml:space="preserve">Long difference 2010 → 2022, age 15 (70 pairs)</w:t>
+            </w:r>
+          </w:p>
+        </w:tc>
+        <w:tc>
+          <w:tcPr/>
+          <w:p>
+            <w:pPr>
+              <w:pStyle w:val="Compact"/>
+              <w:jc w:val="left"/>
+            </w:pPr>
+            <w:r>
+              <w:t xml:space="preserve">Δpressure +12.7, Δcomplaints +17.7; slope 0.24, r = 0.59</w:t>
+            </w:r>
+          </w:p>
+        </w:tc>
+        <w:tc>
+          <w:tcPr/>
+          <w:p>
+            <w:pPr>
+              <w:pStyle w:val="Compact"/>
+              <w:jc w:val="left"/>
+            </w:pPr>
+            <w:r>
+              <w:t xml:space="preserve">Stronger relationship, though 2022 includes pandemic disruptions</w:t>
+            </w:r>
+          </w:p>
+        </w:tc>
+      </w:tr>
+      <w:tr>
+        <w:tc>
+          <w:tcPr/>
+          <w:p>
+            <w:pPr>
+              <w:pStyle w:val="Compact"/>
+              <w:jc w:val="left"/>
+            </w:pPr>
+            <w:r>
+              <w:t xml:space="preserve">Pre-smartphone baseline period 2002 → 2010</w:t>
             </w:r>
           </w:p>
         </w:tc>
@@ -10094,21 +10083,21 @@
               <w:jc w:val="left"/>
             </w:pPr>
             <w:r>
-              <w:t xml:space="preserve">same slope when neither was rising</w:t>
-            </w:r>
-          </w:p>
-        </w:tc>
-      </w:tr>
-      <w:tr>
-        <w:tc>
-          <w:tcPr/>
-          <w:p>
-            <w:pPr>
-              <w:pStyle w:val="Compact"/>
-              <w:jc w:val="left"/>
-            </w:pPr>
-            <w:r>
-              <w:t xml:space="preserve">2018/2022 cross-country: complaints on problematic social media use and pressure, wave×age×sex FE, 496 observations</w:t>
+              <w:t xml:space="preserve">Same within-country slope during a period when neither series was rising</w:t>
+            </w:r>
+          </w:p>
+        </w:tc>
+      </w:tr>
+      <w:tr>
+        <w:tc>
+          <w:tcPr/>
+          <w:p>
+            <w:pPr>
+              <w:pStyle w:val="Compact"/>
+              <w:jc w:val="left"/>
+            </w:pPr>
+            <w:r>
+              <w:t xml:space="preserve">2018 &amp; 2022 cross-country: complaints on problematic social media use (PSMU) and pressure, wave×age×sex FE (496 cells)</w:t>
             </w:r>
           </w:p>
         </w:tc>
@@ -10132,21 +10121,21 @@
               <w:jc w:val="left"/>
             </w:pPr>
             <w:r>
-              <w:t xml:space="preserve">both independently associated</w:t>
-            </w:r>
-          </w:p>
-        </w:tc>
-      </w:tr>
-      <w:tr>
-        <w:tc>
-          <w:tcPr/>
-          <w:p>
-            <w:pPr>
-              <w:pStyle w:val="Compact"/>
-              <w:jc w:val="left"/>
-            </w:pPr>
-            <w:r>
-              <w:t xml:space="preserve">Same, within-country change 2018 → 2022</w:t>
+              <w:t xml:space="preserve">Both predictors are independently associated with complaints</w:t>
+            </w:r>
+          </w:p>
+        </w:tc>
+      </w:tr>
+      <w:tr>
+        <w:tc>
+          <w:tcPr/>
+          <w:p>
+            <w:pPr>
+              <w:pStyle w:val="Compact"/>
+              <w:jc w:val="left"/>
+            </w:pPr>
+            <w:r>
+              <w:t xml:space="preserve">Within-country change 2018 → 2022 on PSMU and pressure</w:t>
             </w:r>
           </w:p>
         </w:tc>
@@ -10170,7 +10159,7 @@
               <w:jc w:val="left"/>
             </w:pPr>
             <w:r>
-              <w:t xml:space="preserve">underpowered with one change per country</w:t>
+              <w:t xml:space="preserve">Imprecisely estimated with a single four-year change per country</w:t>
             </w:r>
           </w:p>
         </w:tc>
@@ -10185,13 +10174,13 @@
           <w:bCs/>
           <w:b/>
         </w:rPr>
-        <w:t xml:space="preserve">What this shows.</w:t>
+        <w:t xml:space="preserve">Assessment.</w:t>
       </w:r>
       <w:r>
         <w:t xml:space="preserve"> </w:t>
       </w:r>
       <w:r>
-        <w:t xml:space="preserve">Gray's mechanism has cross-national support in the sense that schoolwork pressure rose after 2010 in most HBSC countries, not only the U.S., and complaints rose more where pressure rose more. But the slope is modest and is the same in the placebo comparison period, so pressure behaves like a stable correlate of complaints rather than the driver of the post-2010 break: most of the rise is common to all countries and is absorbed by the wave effects. The concentration test (are complaints increasingly concentrated among high-pressure students?) needs the HBSC microdata.</w:t>
+        <w:t xml:space="preserve">Perceived schoolwork pressure rose after 2010 across most HBSC countries, and psychosomatic complaints rose more in countries where pressure increased more. However, the within-country slope is modest (0.14) and identical to the slope during the 2002–2010 baseline period when neither measure was rising. Perceived pressure thus behaves like a steady correlate of complaints rather than the sole driver of the post-2010 inflection, most of which is absorbed by common wave effects across countries. Testing whether complaints became more concentrated among high-pressure students within countries requires the student-level HBSC microdata.</w:t>
       </w:r>
     </w:p>
     <w:bookmarkEnd w:id="109"/>
@@ -10210,7 +10199,7 @@
         <w:pStyle w:val="FirstParagraph"/>
       </w:pPr>
       <w:r>
-        <w:t xml:space="preserve">The central U.S. test of the school-pressure hypothesis: states adopted accountability measures at different times; if school pressure mattered, their teenagers should have turned worse when they did.</w:t>
+        <w:t xml:space="preserve">In the United States, states adopted test-based accountability reforms on staggered schedules between 2009 and 2017; if those policy shifts drove adolescent distress, states implementing them should show corresponding increases in youth depression and sadness.</w:t>
       </w:r>
     </w:p>
     <w:p>
@@ -10218,7 +10207,7 @@
         <w:pStyle w:val="BodyText"/>
       </w:pPr>
       <w:r>
-        <w:t xml:space="preserve">The state policy table dates five accountability measures for 51 jurisdictions, with a source for every cell: Race to the Top awards (2010–11), ESEA/NCLB waivers (2012–16), the first operational Common Core aligned test (2012–2019, mostly spring 2015), test-based teacher evaluation (implemented statewide 2009–2017), and high-school exit exams (falling from 25 states to 13). Year is the school year ending that spring.</w:t>
+        <w:t xml:space="preserve">We compiled implementation dates across all 51 jurisdictions for five major state accountability policies, documenting a primary source for each cell: Race to the Top awards (2010–11), ESEA/NCLB flexibility waivers (2012–16), the first operational Common Core–aligned state assessment (2012–2019, concentrated in spring 2015), statewide test-based teacher evaluation (2009–2017), and mandatory high-school exit exams (which declined from 25 states to 13 over the decade). Years refer to the school year ending that spring.</w:t>
       </w:r>
     </w:p>
     <w:p>
@@ -10273,7 +10262,7 @@
         <w:pStyle w:val="BodyText"/>
       </w:pPr>
       <w:r>
-        <w:t xml:space="preserve">Share of states with each policy in force. The near-simultaneous 2012–2015 adoption of waivers, teacher evaluation and aligned tests is exactly the timing problem the study design anticipated.</w:t>
+        <w:t xml:space="preserve">Share of states (including DC) with each policy in force. Most states adopted ESEA waivers, teacher-evaluation rules, and Common Core–aligned tests within a narrow 2012–2015 window, leaving limited timing variation across states.</w:t>
       </w:r>
     </w:p>
     <w:bookmarkStart w:id="114" w:name="state-year-regressions"/>
@@ -10835,7 +10824,7 @@
         <w:pStyle w:val="BodyText"/>
       </w:pPr>
       <w:r>
-        <w:t xml:space="preserve">Coefficients in percentage points, state and year fixed effects, inverse-variance weights, SE clustered by state, 2008–2019 (YRBS biennial, 39 states). NSDUH reports two-year periods; each is matched to the policy averaged over its two survey years. Consecutive periods share half their sample, which the state clustering absorbs; keeping only non-overlapping periods moves every NSDUH coefficient by less than 0.15 pp. Bold = |t| &gt; 1.96.</w:t>
+        <w:t xml:space="preserve">Coefficients in percentage points from regressions with state and year fixed effects, inverse-variance weights, and standard errors clustered by state, 2008–2019 (YRBS biennial across 39 states). NSDUH estimates are reported in two-year waves and matched to the average policy indicator across the two survey years; state clustering accounts for the half-sample overlap between consecutive waves (restricting to non-overlapping waves changes every NSDUH coefficient by less than 0.15 pp). Bold = |t| &gt; 1.96.</w:t>
       </w:r>
     </w:p>
     <w:p>
@@ -10843,7 +10832,7 @@
         <w:pStyle w:val="BodyText"/>
       </w:pPr>
       <w:r>
-        <w:t xml:space="preserve">Common Core aligned testing, waivers, teacher evaluation, exit exams and the summed index show no relation to any of the three outcomes; several point estimates are negative. The one coefficient beyond two standard errors is Race to the Top on YRBS girls' sadness (+1.2 pp, SE 0.4; boys +0.7, SE 0.3); the NSDUH coefficient is +0.16 pp (SE 0.14) once each two-year period is matched to the policy in force across both of its years, and the ACS item is flat. RTTT winners are a selected group (19 jurisdictions with the capacity to write winning applications, including DC, NY, MA, FL). Tracing the same states year by year around the award, in the U.S. follow-ups below, shows this coefficient is an artifact of how the indicator was coded; there is no rise after the award.</w:t>
+        <w:t xml:space="preserve">Common Core–aligned testing, ESEA waivers, test-based teacher evaluations, high-school exit exams, and the five-policy sum show no positive relationship with any of the three distress measures; several point estimates are slightly negative. The only statistically significant positive coefficient in the table is for Race to the Top on YRBS sadness (+1.21 pp for girls, SE 0.41; +0.68 pp for boys, SE 0.34), while the corresponding NSDUH estimate is +0.16 pp (SE 0.14) and the ACS coefficients are near zero. However, the 19 Race to the Top winners were a selected group of states (including DC, New York, Massachusetts, and Florida), and the static indicator was coded as 1 only during the 2010–2015 grant window—treating the winners' higher post-2015 sadness levels as part of the control baseline. When we trace the winning states year by year around the award date in the event study below, the apparent effect disappears.</w:t>
       </w:r>
     </w:p>
     <w:bookmarkEnd w:id="114"/>
@@ -10908,7 +10897,7 @@
         <w:pStyle w:val="BodyText"/>
       </w:pPr>
       <w:r>
-        <w:t xml:space="preserve">State and year fixed effects, coefficients relative to the year before the award (school year ending 2010 for Phase 1 and 2, 2012 for the December 2011 Phase 3 awards), 2005–2019; both award cohorts are observed in the YRBS wave before their award (2009 and 2011), and years 6 or more before and 8 or more after are pooled into end bins.</w:t>
+        <w:t xml:space="preserve">State and year fixed effects, plotting coefficients relative to the year before the award (the school year ending spring 2010 for Phase 1 and 2 winners, and spring 2012 for the December 2011 Phase 3 winners), 2005–2019. Both award cohorts are observed in the YRBS wave prior to their award (2009 and 2011); event years 6 or more before and 8 or more after are pooled into endpoint bins.</w:t>
       </w:r>
     </w:p>
     <w:p>
@@ -10916,7 +10905,7 @@
         <w:pStyle w:val="BodyText"/>
       </w:pPr>
       <w:r>
-        <w:t xml:space="preserve">The static Race to the Top coefficient from the school-policy section does not survive being traced year by year around the award: afterwards, YRBS sadness and NSDUH youth depression in winning states move flat to downward relative to other states. The static estimate arose from coding the indicator as 1 only for 2010–2015, so the winners' post-2016 years served as controls. There is no evidence that RTTT states' teenagers became more distressed. The U.S. policy-shock version of H2 is therefore not supported; testing H2 further needs school-level pressure items, which no U.S. public survey carries.</w:t>
+        <w:t xml:space="preserve">Tracing Race to the Top winners year by year around the grant award shows why the static regression coefficient in the previous section was misleading: after winning an award, states' YRBS sadness and NSDUH youth depression rates actually trended flat to downward relative to non-winning states. The positive static coefficient was an artifact of coding the grant indicator as 1 only during 2010–2015, which placed the winning states' post-2015 observations into the reference group. The event study provides no evidence that Race to the Top increased adolescent distress. Within the U.S. public data, state accountability policy shocks do not explain the post-2010 rise.</w:t>
       </w:r>
     </w:p>
     <w:bookmarkEnd w:id="118"/>
@@ -10936,20 +10925,7 @@
         <w:pStyle w:val="FirstParagraph"/>
       </w:pPr>
       <w:r>
-        <w:t xml:space="preserve">The interaction hypothesis in its sharpest form says that what harms adolescents is not phones as such but phones</w:t>
-      </w:r>
-      <w:r>
-        <w:t xml:space="preserve"> </w:t>
-      </w:r>
-      <w:r>
-        <w:rPr>
-          <w:iCs/>
-          <w:i/>
-        </w:rPr>
-        <w:t xml:space="preserve">during school hours</w:t>
-      </w:r>
-      <w:r>
-        <w:t xml:space="preserve">, on top of high-stakes academic demands in the same hours: social comparison and notifications running through the day that also carries the tests and the grades. If that is right, three things follow. Pressure and phone use should both have risen after 2010 (they did, in most HBSC countries and in U.S. homework time). Removing phones from the school day should bring relief out of proportion to the hours removed, and more relief for students under more academic pressure. And out-of-school use, or use in low-pressure settings, should matter less.</w:t>
+        <w:t xml:space="preserve">In its sharpest form, the interaction hypothesis (H3) proposes that smartphones harm adolescents primarily when they pervade the school day alongside high-stakes academic pressure—layering constant social comparison and notifications onto the same hours that carry grades and testing. That mechanism implies three testable predictions: academic demands and smartphone use should both have risen after 2010 (as seen in HBSC schoolwork pressure and U.S. weekday homework time); removing phones from the school day should improve well-being, particularly for students experiencing high academic pressure; and screen use outside high-pressure school environments should be less strongly tied to distress.</w:t>
       </w:r>
     </w:p>
     <w:bookmarkStart w:id="121" w:name="Xf2114b751b5a6369500f012c4b43e778c768f1d"/>
@@ -10966,7 +10942,7 @@
         <w:pStyle w:val="FirstParagraph"/>
       </w:pPr>
       <w:r>
-        <w:t xml:space="preserve">PISA 2022 allows one direct check: does the ban's association with well-being differ between students under high and low academic anxiety? The only pressure-like measure asked of all students is the mathematics-anxiety index (the schoolwork-anxiety items were not asked in 2022), so "high anxiety" here means above the country median on that index. Same model as before, within country, by sex.</w:t>
+        <w:t xml:space="preserve">PISA 2022 allows an initial test of whether school phone bans matter more for academically anxious students. Because PISA 2022 did not include general schoolwork-anxiety items, we use the PISA mathematics-anxiety index (asked of all students) as a proxy for academic pressure, splitting students at their country's median. We estimate the same within-country regression as above, interacting the school ban indicator with high mathematics anxiety separately by sex.</w:t>
       </w:r>
     </w:p>
     <w:tbl>
@@ -11659,7 +11635,7 @@
         <w:pStyle w:val="BodyText"/>
       </w:pPr>
       <w:r>
-        <w:t xml:space="preserve">Percentage points for the binary items, hundredths of an SD for the indices; country fixed effects, socio-economic status and grade controls, student weights, SE clustered by school; 441,992 students with the anxiety index.</w:t>
+        <w:t xml:space="preserve">Binary items in percentage points and scale indices in hundredths of an SD; regressions include country fixed effects, socio-economic status, private/public school type, and grade controls, student weights, and school-clustered standard errors across 441,992 students with non-missing mathematics anxiety.</w:t>
       </w:r>
     </w:p>
     <w:p>
@@ -11667,7 +11643,7 @@
         <w:pStyle w:val="BodyText"/>
       </w:pPr>
       <w:r>
-        <w:t xml:space="preserve">High-anxiety students are far lonelier (about 8 points more), and the ban's association with less loneliness is larger for them: −1.2 points for high-anxiety girls against −0.3 for low-anxiety girls, and −0.8 against +1.1 for boys. The differences run the way the hypothesis predicts, but they are inside their standard errors, and mathematics anxiety is a rough stand-in for schoolwork pressure. Bans reduce in-school phone use by the same amount for both groups (13 points), so the difference, if real, is in what the removal does rather than in who complies. The rest of the ban evidence below is consistent with the hypothesis without testing it: bans cut in-school use, girls in ban schools report less loneliness and less device anxiety, Norway's middle-school bans reduced girls' psychological consultations, and U.S. sadness moved inversely to school prohibitions. The test that would separate this from the plain phone hypothesis is a ban study with a measure of school pressure, which the HBSC microdata (schoolwork pressure plus school-level policy in 2021/22) can provide.</w:t>
+        <w:t xml:space="preserve">Students with above-median mathematics anxiety are substantially lonelier at school (+8.2 pp among girls and +7.4 pp among boys in non-ban schools), and the association between attending a ban school and lower loneliness is larger for them: −1.15 pp for high-anxiety girls versus −0.27 pp for low-anxiety girls (interaction −0.88 pp, SE 0.93), and −0.81 pp versus +1.12 pp for boys (interaction −1.94 pp, SE 0.98). These interaction estimates point in the direction H3 predicts, though they are noisy and rely on mathematics anxiety as a proxy for broader academic pressure. Notably, school bans reduce daily in-school phone use by virtually the same amount (~13 percentage points) in both anxiety groups, so any difference in well-being would reflect differential sensitivity to removing phones rather than differential compliance. A more direct test of H3 requires pairing school phone policies with a direct measure of schoolwork pressure, which the 2021/22 HBSC microdata can support.</w:t>
       </w:r>
     </w:p>
     <w:bookmarkEnd w:id="121"/>
@@ -12043,7 +12019,7 @@
         <w:pStyle w:val="BodyText"/>
       </w:pPr>
       <w:r>
-        <w:t xml:space="preserve">State-by-year fixed effects absorb the policy's own effect; what remains is whether early-LTE metros within a state rose more when the state had the policy. "Not identified": the policy switches on in the same year for nearly every metro in the state, so there is nothing left to compare.</w:t>
+        <w:t xml:space="preserve">State-by-year fixed effects absorb the direct effect of state policies; the interaction tests whether early-LTE metros rose more than late-LTE metros within states that had each policy in force. "Not identified" indicates that the policy turned on in the same year as LTE for nearly all dated metros in the state.</w:t>
       </w:r>
     </w:p>
     <w:p>
@@ -12051,7 +12027,7 @@
         <w:pStyle w:val="BodyText"/>
       </w:pPr>
       <w:r>
-        <w:t xml:space="preserve">Where identified, the interaction is negative for girls (LTE × pressure index −0.34, SE 0.25; LTE × RTTT −0.94, SE 0.49): early-LTE markets in high-pressure states did not rise more. This is the opposite of what H3 predicts, though with the same market-level caveats as the main event study.</w:t>
+        <w:t xml:space="preserve">Where the interaction is identified, the point estimates for girls are negative (LTE × pressure index −0.34 pp, SE 0.25; LTE × Race to the Top −0.94 pp, SE 0.49). Early-LTE markets inside high-accountability states did not experience a larger rise in the ACS cognitive-difficulty item, though this test carries the same metro-level limitations as the main LTE event study.</w:t>
       </w:r>
     </w:p>
     <w:bookmarkEnd w:id="122"/>
@@ -12069,7 +12045,7 @@
         <w:pStyle w:val="FirstParagraph"/>
       </w:pPr>
       <w:r>
-        <w:t xml:space="preserve">School phone policy is the one policy both theses agree should matter if phones are the mechanism, and it is the observable from the four-hypothesis table that the first pass had not touched. This section sets what public data allow as of September 2026 beside the causal literature.</w:t>
+        <w:t xml:space="preserve">School phone restrictions are the one policy intervention that both the phone-centered and interaction hypotheses predict should matter, and they have shifted markedly over the past fifteen years. Below we combine national school-policy surveys, our 51-state legislative tracker, existing quasi-experimental evaluations, and PISA 2022 microdata to assess what school phone bans do.</w:t>
       </w:r>
     </w:p>
     <w:bookmarkStart w:id="126" w:name="bans-and-sadness-on-one-time-axis"/>
@@ -12133,7 +12109,7 @@
         <w:pStyle w:val="BodyText"/>
       </w:pPr>
       <w:r>
-        <w:t xml:space="preserve">Top: principal-reported share of U.S. public schools prohibiting non-academic phone use during school hours (NCES SSOCS; 2013–14 from a smaller survey; wording changed 2017–18), the 2024–25 School Pulse Panel points (class-time construct), and the share of states with a bell-to-bell or class-time mandate in force, from the policy table. Bottom: NSDUH past-year major depressive episode ages 12–17, YRBS sad/hopeless by sex, and county-mean sadness from the Washington, Maine and Illinois surveys. Grey band = 2020.</w:t>
+        <w:t xml:space="preserve">Top: principal-reported share of U.S. public schools prohibiting non-academic phone use during school hours (NCES SSOCS; 2013–14 is from a smaller Fast Response Survey; question wording changed in 2017–18), the 2024–25 School Pulse Panel estimates (77% prohibiting use during any class, 30% all day), and the cumulative share of states with a statewide bell-to-bell or instructional-time mandate in force. Bottom: NSDUH past-year major depressive episode (ages 12–17), YRBS persistent sadness by sex, and county-mean sadness from the Washington, Maine, and Illinois youth surveys. Grey band = 2020.</w:t>
       </w:r>
     </w:p>
     <w:p>
@@ -12141,7 +12117,7 @@
         <w:pStyle w:val="BodyText"/>
       </w:pPr>
       <w:r>
-        <w:t xml:space="preserve">Read as a picture, the two panels move in opposite directions twice. Prohibitions fell from 91% to 66% between 2009–10 and 2015–16 while depression and sadness rose from their 2011–13 lows; prohibitions then climbed back through 2019–20 and, after the pandemic peak, sadness fell in every state series as the 2024–25 wave of state mandates arrived. The correlation is far from clean: the sadness series kept rising through 2019–2021 while prohibitions were already recovering, and the post-2021 fall began before most state laws took effect. Two hypotheses fit the shape, and neither is established:</w:t>
+        <w:t xml:space="preserve">Plotted on a common timeline, U.S. school phone restrictions and adolescent distress moved in opposite directions over two successive cycles. Between 2009–10 and 2015–16—the years when smartphones replaced feature phones—the share of public schools prohibiting cell-phone use fell from 91% to 66%, while youth depression and sadness rose from their 2011–13 lows. School prohibitions then rebounded to 77% by 2019–20, and a wave of state legislation between 2023 and 2026 has pushed mandatory class-time or bell-to-bell bans into a majority of states; over the same post-2021 window, adolescent sadness fell across every state survey with recent data. Because these are aggregate national series, however, the timing alignment is only suggestive: sadness continued to rise through 2019–2021 even after school prohibitions began recovering, and the post-2021 downturn started before most state laws took effect. Two non-exclusive mechanisms could account for the recent decline:</w:t>
       </w:r>
     </w:p>
     <w:p>
@@ -12157,13 +12133,13 @@
           <w:bCs/>
           <w:b/>
         </w:rPr>
-        <w:t xml:space="preserve">Partial re-restriction plus awareness.</w:t>
+        <w:t xml:space="preserve">Gradual school re-restriction and broader norm shifts.</w:t>
       </w:r>
       <w:r>
         <w:t xml:space="preserve"> </w:t>
       </w:r>
       <w:r>
-        <w:t xml:space="preserve">The modest recovery in school restrictions from 2016, together with rising attention from parents, schools and adolescents themselves, may have reduced the most acute in-school and late-night exposure even before formal bans. The PISA cross-section (less in-school use, less device anxiety, less loneliness among girls in ban schools) and Norway's staggered bans are consistent with this, but both are small effects and the U.S. timing is loose.</w:t>
+        <w:t xml:space="preserve">The recovery in school restrictions after 2016, combined with growing concern among parents, educators, and teenagers themselves, may have curbed the most disruptive in-school phone use even before statutory state mandates arrived. That interpretation is consistent with the PISA 2022 cross-section and Norway's middle-school ban study, though the aggregate U.S. timing is loose.</w:t>
       </w:r>
     </w:p>
     <w:p>
@@ -12179,13 +12155,13 @@
           <w:bCs/>
           <w:b/>
         </w:rPr>
-        <w:t xml:space="preserve">Content rather than access.</w:t>
+        <w:t xml:space="preserve">Shifts in platform content.</w:t>
       </w:r>
       <w:r>
         <w:t xml:space="preserve"> </w:t>
       </w:r>
       <w:r>
-        <w:t xml:space="preserve">If what mattered in 2012–2017 was image-based social comparison (Instagram, Snapchat), the later migration of teen attention toward algorithmic consumption feeds (TikTok, YouTube) could raise total screen time while producing fewer acute internalizing symptoms. This would explain rising hours alongside falling sadness, and it is the mechanism the Facebook-rollout study points to (social comparison), but the pilot has no platform-mix data by year and cannot test it.</w:t>
+        <w:t xml:space="preserve">If the 2012–2019 rise was driven primarily by peer social comparison on photo-sharing networks (Instagram, Snapchat), the subsequent shift of teen screen time toward algorithmic short-form video feeds (TikTok, YouTube) could keep total screen hours high while generating less acute social-comparison distress. Because public surveys do not track platform mix over time, our data cannot test this channel directly.</w:t>
       </w:r>
     </w:p>
     <w:bookmarkEnd w:id="126"/>
@@ -12203,7 +12179,7 @@
         <w:pStyle w:val="FirstParagraph"/>
       </w:pPr>
       <w:r>
-        <w:t xml:space="preserve">Two features of the policy make the simple overlay above too demanding a test, and both argue for reading the chart with a lag of a year or two.</w:t>
+        <w:t xml:space="preserve">Two practical features of school phone bans also affect how the aggregate timeline and upcoming state evaluations should be interpreted:</w:t>
       </w:r>
     </w:p>
     <w:p>
@@ -12219,13 +12195,13 @@
           <w:bCs/>
           <w:b/>
         </w:rPr>
-        <w:t xml:space="preserve">Delayed effects are what the causal studies show.</w:t>
+        <w:t xml:space="preserve">Effects take a year or two to materialize.</w:t>
       </w:r>
       <w:r>
         <w:t xml:space="preserve"> </w:t>
       </w:r>
       <w:r>
-        <w:t xml:space="preserve">In the 2026 U.S. pouch study, student well-being</w:t>
+        <w:t xml:space="preserve">Quasi-experimental studies consistently find adjustment lags after a ban is introduced. In the 2026 U.S. Yondr-pouch study (Allcott et al.), student subjective well-being</w:t>
       </w:r>
       <w:r>
         <w:t xml:space="preserve"> </w:t>
@@ -12235,13 +12211,13 @@
           <w:iCs/>
           <w:i/>
         </w:rPr>
-        <w:t xml:space="preserve">fell</w:t>
+        <w:t xml:space="preserve">dipped</w:t>
       </w:r>
       <w:r>
         <w:t xml:space="preserve"> </w:t>
       </w:r>
       <w:r>
-        <w:t xml:space="preserve">by 0.2 SD in the adoption year and only turned positive (+0.16 SD) by the second year; Norway's bullying and mental-health effects grew over three years; the Florida district study found suspensions up 12% in year one, fading in year two. The pattern is resistance first, then adjustment, with administrators refining enforcement over a school year or more. Under that pattern the 2015–16 low point in restrictions would be expected to show up in outcomes around 2017–18, and the 2024–25 mandates around 2026–27, which is roughly what the overlay shows and is also why the 2025 YRBS is only the first, weakest post-ban wave. The U.S. test should therefore follow states for at least two years after a ban, not compare a single before and after.</w:t>
+        <w:t xml:space="preserve">by 0.20 SD in the adoption year before turning positive (+0.16 SD) in year two; in Norway (Abrahamsson 2024), reductions in bullying and mental-health visits grew over three years; and in Florida (Figlio and Özek 2025), student suspensions rose 12% in year one before fading in year two as test-score gains emerged. If school bans require a year of administrative adjustment before improving school climate, the 2015–16 trough in U.S. restrictions would register around 2017–18 and the 2024–25 state mandates around 2026–27. Evaluations of the new U.S. laws will therefore need at least two post-ban waves rather than a single immediate post-year.</w:t>
       </w:r>
     </w:p>
     <w:p>
@@ -12257,13 +12233,13 @@
           <w:bCs/>
           <w:b/>
         </w:rPr>
-        <w:t xml:space="preserve">"Policy" is not enforcement.</w:t>
+        <w:t xml:space="preserve">Stated policy differs from actual enforcement.</w:t>
       </w:r>
       <w:r>
         <w:t xml:space="preserve"> </w:t>
       </w:r>
       <w:r>
-        <w:t xml:space="preserve">PISA 2022 measures both. Among schools that report phones are not allowed on the premises, a median 46% of students across 52 systems still used a smartphone at school daily (62% in non-ban schools), and in 24 of the 52 a majority did. The United States is among the weakest: 70% daily use in ban schools against 82% elsewhere, a gap of 12 points, compared with gaps of 30–46 points in Japan, Taiwan and Brunei. Enforcement in the U.S. in 2022 was therefore mostly nominal, which is consistent with the idea that restrictions only began to take hold as administrators gained confidence, and with the SSOCS series measuring stated policy rather than practice. It also means any effect found in the 2025–27 waves will be a lower bound on what full enforcement could do.</w:t>
+        <w:t xml:space="preserve">PISA 2022 measures both principal-reported school bans and student-reported daily smartphone use at school. Across 52 education systems with both items, a median 46% of students in ban schools still reported using a smartphone at school daily (versus 62% in non-ban schools), and in 24 systems a majority of students in ban schools did so. Enforcement in the United States in 2022 was particularly weak: 70.1% of students in U.S. ban schools used a smartphone daily at school compared with 81.7% in non-ban schools (an 11.6-point gap, versus gaps of 30–46 points in Japan, Taiwan, Switzerland, and Brunei). Stated school policies in the pre-2024 U.S. data were thus loosely enforced, and any effects estimated from early state mandates will represent a lower bound on strict bell-to-bell enforcement.</w:t>
       </w:r>
     </w:p>
     <w:p>
@@ -12271,7 +12247,7 @@
         <w:pStyle w:val="FirstParagraph"/>
       </w:pPr>
       <w:r>
-        <w:t xml:space="preserve">Country-by-country daily-use rates in ban and non-ban schools are in</w:t>
+        <w:t xml:space="preserve">Country-by-country daily in-school smartphone rates in ban and non-ban schools are reported in</w:t>
       </w:r>
       <w:r>
         <w:t xml:space="preserve"> </w:t>
@@ -12286,61 +12262,13 @@
         <w:t xml:space="preserve">.</w:t>
       </w:r>
     </w:p>
-    <w:p>
-      <w:pPr>
-        <w:pStyle w:val="BodyText"/>
-      </w:pPr>
-      <w:r>
-        <w:t xml:space="preserve">To be clear, this graph raises the question rather than answering it. The 2025 YRBS, the 2025–27 state-survey waves, and the district-level rollouts already in the policy table are what will turn the shape into a test: bans arriving at different times in different states and districts, against outcomes measured before and after, by sex, with the 65+ placebo comparison retained.</w:t>
-      </w:r>
-    </w:p>
-    <w:p>
-      <w:pPr>
-        <w:pStyle w:val="BodyText"/>
-      </w:pPr>
-      <w:r>
-        <w:t xml:space="preserve">In detail: schools</w:t>
-      </w:r>
-      <w:r>
-        <w:t xml:space="preserve"> </w:t>
-      </w:r>
-      <w:r>
-        <w:rPr>
-          <w:iCs/>
-          <w:i/>
-        </w:rPr>
-        <w:t xml:space="preserve">relaxed</w:t>
-      </w:r>
-      <w:r>
-        <w:t xml:space="preserve"> </w:t>
-      </w:r>
-      <w:r>
-        <w:t xml:space="preserve">phone prohibitions exactly when distress rose: from 91% prohibiting in 2009–10 to 66% in 2015–16, during the years when smartphones replaced feature phones. Prohibitions then climbed back (77% by 2019–20) and the 2024–25 wave of state laws has pushed bell-to-bell policies toward a majority of schools. That is a national series, so it cannot separate school policy from everything else that changed; but it means the 2010s rise happened while access to phones</w:t>
-      </w:r>
-      <w:r>
-        <w:t xml:space="preserve"> </w:t>
-      </w:r>
-      <w:r>
-        <w:rPr>
-          <w:iCs/>
-          <w:i/>
-        </w:rPr>
-        <w:t xml:space="preserve">in school</w:t>
-      </w:r>
-      <w:r>
-        <w:t xml:space="preserve"> </w:t>
-      </w:r>
-      <w:r>
-        <w:t xml:space="preserve">was expanding, which fits either thesis, and the 2023–25 fall in sadness in the state surveys coincides with the re-tightening.</w:t>
-      </w:r>
-    </w:p>
-    <w:bookmarkStart w:id="130" w:name="the-national-series-in-detail"/>
+    <w:bookmarkStart w:id="130" w:name="the-national-school-policy-series"/>
     <w:p>
       <w:pPr>
         <w:pStyle w:val="Heading5"/>
       </w:pPr>
       <w:r>
-        <w:t xml:space="preserve">The national series in detail</w:t>
+        <w:t xml:space="preserve">The national school-policy series</w:t>
       </w:r>
     </w:p>
     <w:p>
@@ -12395,7 +12323,7 @@
         <w:pStyle w:val="BodyText"/>
       </w:pPr>
       <w:r>
-        <w:t xml:space="preserve">Principal-reported share of public schools prohibiting non-academic phone use during school hours (NCES SSOCS; the 2013–14 point is a smaller Fast Response Survey; the item wording changed in 2017–18). The 2024–25 School Pulse Panel asks about class time, not school hours: 77% prohibit phones in any class, 30% in all classes and outside class.</w:t>
+        <w:t xml:space="preserve">Principal-reported share of public schools prohibiting non-academic cell-phone use during school hours (NCES SSOCS; the 2013–14 point comes from a smaller Fast Response Survey, and the item wording changed in 2017–18). The 2024–25 School Pulse Panel asks about class time rather than all school hours: 77% prohibit phones in any class, and 30% prohibit them both in class and outside class.</w:t>
       </w:r>
     </w:p>
     <w:bookmarkEnd w:id="130"/>
@@ -12458,18 +12386,22 @@
               <w:jc w:val="left"/>
             </w:pPr>
             <w:r>
+              <w:t xml:space="preserve">N</w:t>
+            </w:r>
+          </w:p>
+        </w:tc>
+        <w:tc>
+          <w:tcPr/>
+          <w:p>
+            <w:pPr>
+              <w:pStyle w:val="Compact"/>
+              <w:jc w:val="left"/>
+            </w:pPr>
+            <w:r>
               <w:t xml:space="preserve">States</w:t>
             </w:r>
           </w:p>
         </w:tc>
-        <w:tc>
-          <w:tcPr/>
-          <w:p>
-            <w:pPr>
-              <w:pStyle w:val="Compact"/>
-            </w:pPr>
-          </w:p>
-        </w:tc>
       </w:tr>
       <w:tr>
         <w:tc>
@@ -13027,7 +12959,7 @@
         <w:pStyle w:val="BodyText"/>
       </w:pPr>
       <w:r>
-        <w:t xml:space="preserve">Compiled from Ballotpedia, Education Week, KFF and state statutes; classification disputes between trackers are noted in the data file. Florida's HB 379 (instructional time, 2023–24) is the earliest statewide action.</w:t>
+        <w:t xml:space="preserve">Compiled from Ballotpedia, Education Week, KFF, and enacted state statutes; classification differences across trackers are documented in the data file. Florida's HB 379 (instructional time, 2023–24) was the earliest statewide mandate.</w:t>
       </w:r>
     </w:p>
     <w:p>
@@ -13035,7 +12967,7 @@
         <w:pStyle w:val="BodyText"/>
       </w:pPr>
       <w:r>
-        <w:t xml:space="preserve">Almost every statewide ban took effect in fall 2024 or fall 2025. The latest outcome waves in hand are spring 2023 (YRBS, Pennsylvania, Maine), spring 2024 (Illinois) and fall 2025 (Washington, guidance only), so no post-ban statewide outcome exists yet in this project; the 2025 YRBS state files (not released as of this writing) will give the first difference-in-differences: Florida, Indiana, Louisiana and South Carolina (2024–25) against states without a mandate, 2021 → 2023 → 2025, by sex, on sad/hopeless and considered suicide. The county panel then adds Washington 2027, Maine 2025 and Illinois 2026 against their own bans. The model is the same as the LTE one above, with the ban in place of LTE and the 65+ comparison group retained. NCES restricted-use SSOCS files carry state and county identifiers and would allow a school-level version, which is the Phase 2 item.</w:t>
+        <w:t xml:space="preserve">Nearly all statewide phone bans took effect in fall 2024, fall 2025, or fall 2026. Because the latest mental-health survey waves currently in hand are from spring 2023 (YRBS, Pennsylvania, Maine), spring 2024 (Illinois), and fall 2025 (Washington, which has state guidance rather than a mandate), post-ban statewide mental-health outcomes are not yet observed in our panel. The upcoming 2025 YRBS state files will permit an initial difference-in-differences test comparing early-ban states—Florida (2023–24) and Indiana, Louisiana, and South Carolina (2024–25)—against states without a mandate across the 2021, 2023, and 2025 waves, by sex. As subsequent waves of the state county surveys are released, the county panel will test Minnesota's 2024–25 district-policy mandate, Maine's and California's 2026–27 mandates, and Illinois's 2027–28 bell-to-bell ban using the same county-by-grade panel structure developed for LTE above. Obtaining NCES restricted-use SSOCS files (which include state and county identifiers) would also enable a school-level panel design across the 2010–2024 relaxation and re-tightening cycle.</w:t>
       </w:r>
     </w:p>
     <w:bookmarkEnd w:id="132"/>
@@ -13877,7 +13809,7 @@
         <w:pStyle w:val="BodyText"/>
       </w:pPr>
       <w:r>
-        <w:t xml:space="preserve">Two readings. On mental health specifically, the strongest evidence is Norway's staggered middle-school bans (fewer psychological consultations for girls, less bullying, no effect for boys), which is the girl-specific pattern H1 predicts. The English one-time comparison shows no effect on well-being, and the 2026 U.S. Yondr-pouch study finds well-being dips at adoption and recovers by year two with no change in online bullying. Achievement effects are small and positive where found, and vanish in Sweden. So bans are a plausible policy with mixed evidence rather than a settled one, and the mental-health effect, where it appears, is on girls.</w:t>
+        <w:t xml:space="preserve">Across existing evaluations, evidence on school phone bans is mixed overall but points to girl-specific benefits when mental health is measured over multiple years. The strongest mental-health evidence comes from Abrahamsson's (2024) staggered difference-in-differences study of more than 400 Norwegian middle schools, which finds that bans reduced girls' general-practitioner and specialist visits for psychological symptoms, reduced bullying for both sexes, and raised girls' GPA, with no mental-health or achievement effect for boys. By contrast, an English cross-sectional study (Goodyear et al. 2025) finds no difference in student well-being between restrictive and permissive schools, and the 2026 U.S. Yondr-pouch study (Allcott et al.) finds an initial year-one dip in subjective well-being (−0.20 SD) followed by a year-two recovery (+0.16 SD) and no change in perceived online bullying. On academic achievement, Beland and Murphy (2016) in England, Beneito and Vicente-Chirivella (2022) in Spain, Figlio and Özek (2025) in Florida, and Lichand et al. (2026) in Rio de Janeiro find small positive test-score gains, whereas Kessel et al. (2020) in Sweden and Allcott et al. (2026) in the U.S. overall find near-zero average test-score effects (with modest high-school math gains in the U.S.).</w:t>
       </w:r>
     </w:p>
     <w:bookmarkEnd w:id="133"/>
@@ -14432,7 +14364,7 @@
         <w:pStyle w:val="BodyText"/>
       </w:pPr>
       <w:r>
-        <w:t xml:space="preserve">Percentage points of outcome per percentage point of the county item, on county-by-grade cells so that item and outcome cover the same grades; year fixed effects (across) or county-by-grade and year fixed effects (within); SE clustered by county. Washington grades 8, 10 and 12 in 2023 and 2025; Maine's all-grade rows 2017–2021.</w:t>
+        <w:t xml:space="preserve">Percentage points of outcome per percentage point of the county screen-use item, estimated on county-by-grade cells so that exposure and outcome cover identical grades; "Across counties" includes year fixed effects, and "Within county and grade" includes county-by-grade and year fixed effects, with standard errors clustered by county. Washington covers grades 8, 10, and 12 in 2023 and 2025; Maine covers grades 9–12 in 2017, 2019, and 2021.</w:t>
       </w:r>
     </w:p>
     <w:p>
@@ -14440,7 +14372,7 @@
         <w:pStyle w:val="BodyText"/>
       </w:pPr>
       <w:r>
-        <w:t xml:space="preserve">In Washington, county-grade groups where more students use social media daily report more sadness (0.22 pp per pp, SE 0.04), and the same holds for screen time of three hours or more (0.25, SE 0.06). Both items and sadness fell between 2023 and 2025 (daily social media 75% → 73%, sadness 31% → 27%), but the county-by-county changes do not line up: within the same county and grade, the two-year change in sadness is unrelated to the change in either item (−0.09, SE 0.16, and 0.01, SE 0.08). Maine shows nothing in either direction. So the cross-sectional link is there, as in the individual-level studies, while the only two-wave change available does not reproduce it.</w:t>
+        <w:t xml:space="preserve">In Washington, county-grade cells where a higher share of students use social media daily also report higher rates of persistent sadness (+0.22 pp per percentage point, SE 0.04), and a similar cross-sectional relationship holds for three or more hours of daily screen time (+0.25 pp, SE 0.06). Between 2023 and 2025, both screen measures and sadness declined statewide in Washington (daily social media fell from 74.9% to 72.9%, 3+ hours of screen time from 68.9% to 65.5%, and sadness from 31.2% to 27.4%), but county-by-county changes over the two-year window do not line up: within the same county and grade, two-year changes in sadness are unrelated to changes in either screen-time measure (−0.09 pp, SE 0.16 for daily social media; +0.01 pp, SE 0.08 for 3+ hours of screen time). Maine's county panel from 2017 to 2021 likewise shows no within-county relationship. Just as in the national literature, the cross-sectional correlation between screen time and sadness is clear, while short-run within-area changes are noisy and null.</w:t>
       </w:r>
     </w:p>
     <w:bookmarkEnd w:id="134"/>
@@ -14458,7 +14390,7 @@
         <w:pStyle w:val="FirstParagraph"/>
       </w:pPr>
       <w:r>
-        <w:t xml:space="preserve">PISA 2022 asked every participating school whether "the use of cell phones is not allowed on the school premises" and asked students about loneliness and belonging at school, digital-device habits, and (in 13 systems) life satisfaction. Merging the two files gives 568,374 students in 19,885 schools across 80 systems; 41% of students attend a ban school, from 7% in Finland to 96% in Greece. The comparison below is within country: ban versus non-ban schools with country fixed effects, controls for socio-economic status, sex, grade and school type, student weights, and standard errors clustered by school.</w:t>
+        <w:t xml:space="preserve">PISA 2022 asked school principals whether "the use of cell phones is not allowed on the school premises" and asked 15-year-old students about loneliness and belonging at school, digital-device habits, and (in 13 education systems) overall life satisfaction. Merging the student and school files yields 568,374 students across 19,885 schools in 80 systems; overall, 41% of students attend a school that bans phones on premises, ranging from 7% in Finland to 96% in Greece. We compare students in ban versus non-ban schools within the same country, controlling for student socio-economic status (ESCS), sex, grade, and private/public school status, using student survey weights and clustering standard errors by school.</w:t>
       </w:r>
     </w:p>
     <w:p>
@@ -14513,7 +14445,7 @@
         <w:pStyle w:val="BodyText"/>
       </w:pPr>
       <w:r>
-        <w:t xml:space="preserve">Binary items in percentage points; PISA indices in hundredths of a standard deviation. The ICT module (smartphone use at school) covers 51 systems; the well-being module (life satisfaction, experienced well-being) covers 13–14.</w:t>
+        <w:t xml:space="preserve">Binary outcomes are in percentage points; PISA scale indices are in hundredths of a standard deviation. The ICT familiarity module (smartphone use at school) covers 51 systems; the well-being module (life satisfaction and experienced well-being) covers 13–14 systems.</w:t>
       </w:r>
     </w:p>
     <w:tbl>
@@ -15283,7 +15215,7 @@
         <w:pStyle w:val="BodyText"/>
       </w:pPr>
       <w:r>
-        <w:t xml:space="preserve">Three findings. First, bans change behaviour, partly: daily smartphone use at school is 12 points lower in ban schools (from a 55% base, so 43% of students in ban schools still use one daily), leisure screen use at school falls, and after-school use is unchanged, which is the right placebo comparison pattern. Second, the well-being differences run in the direction the Norwegian study found and are concentrated in girls: less nervousness without a device, 1.4 pp less loneliness at school for girls (none for boys), and +0.02 to +0.03 SD on belonging and life satisfaction. Third, students in ban schools report less classroom distraction by digital devices (3.5 pp fewer say they are distracted in most or every lesson; 4.2 pp for girls, 2.9 for boys), in line with the lower in-school use. All of this is a comparison across schools at one point in time: schools choose whether to ban, and nothing here says how a ban school would have looked without its ban, so the small favorable girl-specific differences could reflect which schools ban as much as what bans do.</w:t>
+        <w:t xml:space="preserve">The within-country comparisons show three consistent patterns. First, school bans reduce in-school phone use, though compliance is far from complete: daily smartphone use at school is 12.1 percentage points lower in ban schools (from an overall mean of 55.3%, meaning roughly 43% of students in ban schools still use a phone daily), leisure digital use of more than an hour per day at school falls by 3.7 points, and after-school leisure screen use (&gt;3 hours/day) is nearly unchanged (−0.8 pp)—a useful check that ban schools are not simply attended by students who avoid screens outside school. Second, students in ban schools report less classroom distraction by digital devices (−3.5 pp overall; −4.2 pp for girls and −2.8 pp for boys). Third, well-being differences are small, favorable, and concentrated among girls: girls in ban schools are 2.0 pp less likely to feel nervous or anxious without their device, 1.4 pp less likely to report feeling lonely at school (versus +0.3 pp for boys), and score +0.02 to +0.03 SD higher on school belonging and life satisfaction. Because this is a cross-sectional comparison across schools, however, it cannot separate the causal effect of a phone ban from unobserved differences in school leadership or student composition.</w:t>
       </w:r>
     </w:p>
     <w:p>
@@ -15295,13 +15227,13 @@
           <w:bCs/>
           <w:b/>
         </w:rPr>
-        <w:t xml:space="preserve">What this shows.</w:t>
+        <w:t xml:space="preserve">Assessment.</w:t>
       </w:r>
       <w:r>
         <w:t xml:space="preserve"> </w:t>
       </w:r>
       <w:r>
-        <w:t xml:space="preserve">The only public, multi-country microdata on school phone rules show a modest, girl-specific association between bans and lower loneliness and device anxiety, alongside clear evidence that bans reduce in-school use and reported classroom distraction. Because the comparison is across schools at one time, it cannot separate the effect of a ban from the kind of school that adopts one. Together with Norway's result, that is enough to make the 2024–25 U.S. state bans the most valuable natural experiment now pending in this project; the 2025 YRBS and the 2025–27 state-survey waves are where it will be tested, using the approach set out above.</w:t>
+        <w:t xml:space="preserve">Across 80 education systems in PISA 2022, school phone prohibitions are associated with lower in-school phone use, less classroom digital distraction, and slightly lower loneliness and device anxiety among girls. While cross-sectional school comparisons cannot rule out selection into bans, the girl-specific pattern aligns with the quasi-experimental evidence from Norway's middle-school bans and underscores the value of evaluating the 2024–26 U.S. state phone bans as post-ban YRBS and state-survey waves become available.</w:t>
       </w:r>
     </w:p>
     <w:bookmarkEnd w:id="138"/>
@@ -15338,7 +15270,7 @@
         <w:t xml:space="preserve"> </w:t>
       </w:r>
       <w:r>
-        <w:t xml:space="preserve">and the</w:t>
+        <w:t xml:space="preserve">and</w:t>
       </w:r>
       <w:r>
         <w:t xml:space="preserve"> </w:t>
@@ -15355,7 +15287,7 @@
         <w:t xml:space="preserve"> </w:t>
       </w:r>
       <w:r>
-        <w:t xml:space="preserve">present a large body of evidence for a link between social media, smartphones and adolescent distress, much of it from Jean Twenge's work with the Monitoring the Future, YRBS and Millennium Cohort surveys (the model-curve analyses, the "heavy users twice as likely" comparisons, the worldwide loneliness series) and from the natural experiments the book relies on. This section sets that evidence beside the pilot's results. The short version: the pilot reproduced the individual-level association that literature rests on, in new settings; what it did not find is any population-level timing effect, and the studies that establish causation on those pages are not tests of the 2012 smartphone shock either.</w:t>
+        <w:t xml:space="preserve">compile a large body of evidence linking smartphones and social media to adolescent distress. Much of the descriptive case comes from Jean Twenge's work with the Monitoring the Future, YRBS, and Millennium Cohort surveys (correlating screen time with depressive symptoms and tracking national trends), paired with natural experiments on broadband and early social-media rollouts. Placing that literature alongside our pilot results clarifies what the public microdata can and cannot confirm: the individual-level association between heavy phone use and distress replicates readily in new settings, but population-level timing tests in public data show no effect, and most of the published causal studies test earlier technologies rather than the post-2010 smartphone transition.</w:t>
       </w:r>
     </w:p>
     <w:bookmarkStart w:id="149" w:name="what-that-evidence-base-contains"/>
@@ -15391,19 +15323,19 @@
               <w:jc w:val="left"/>
             </w:pPr>
             <w:r>
-              <w:t xml:space="preserve">Leg</w:t>
-            </w:r>
-          </w:p>
-        </w:tc>
-        <w:tc>
-          <w:tcPr/>
-          <w:p>
-            <w:pPr>
-              <w:pStyle w:val="Compact"/>
-              <w:jc w:val="left"/>
-            </w:pPr>
-            <w:r>
-              <w:t xml:space="preserve">What it is</w:t>
+              <w:t xml:space="preserve">Evidence type</w:t>
+            </w:r>
+          </w:p>
+        </w:tc>
+        <w:tc>
+          <w:tcPr/>
+          <w:p>
+            <w:pPr>
+              <w:pStyle w:val="Compact"/>
+              <w:jc w:val="left"/>
+            </w:pPr>
+            <w:r>
+              <w:t xml:space="preserve">Design</w:t>
             </w:r>
           </w:p>
         </w:tc>
@@ -15429,69 +15361,101 @@
               <w:jc w:val="left"/>
             </w:pPr>
             <w:r>
-              <w:t xml:space="preserve">Cross-sectional use–symptom relation (Twenge and colleagues)</w:t>
-            </w:r>
-          </w:p>
-        </w:tc>
-        <w:tc>
-          <w:tcPr/>
-          <w:p>
-            <w:pPr>
-              <w:pStyle w:val="Compact"/>
-              <w:jc w:val="left"/>
-            </w:pPr>
-            <w:r>
-              <w:t xml:space="preserve">Heavy vs light users in national surveys (MTF, YRBS, Millennium Cohort, UK and U.S. panels)</w:t>
-            </w:r>
-          </w:p>
-        </w:tc>
-        <w:tc>
-          <w:tcPr/>
-          <w:p>
-            <w:pPr>
-              <w:pStyle w:val="Compact"/>
-              <w:jc w:val="left"/>
-            </w:pPr>
-            <w:r>
-              <w:t xml:space="preserve">Heavy users about twice as likely to report depression or low well-being; adjusted odds ratios 1.7–3; stronger for girls</w:t>
-            </w:r>
-          </w:p>
-        </w:tc>
-      </w:tr>
-      <w:tr>
-        <w:tc>
-          <w:tcPr/>
-          <w:p>
-            <w:pPr>
-              <w:pStyle w:val="Compact"/>
-              <w:jc w:val="left"/>
-            </w:pPr>
-            <w:r>
-              <w:t xml:space="preserve">Longitudinal</w:t>
-            </w:r>
-          </w:p>
-        </w:tc>
-        <w:tc>
-          <w:tcPr/>
-          <w:p>
-            <w:pPr>
-              <w:pStyle w:val="Compact"/>
-              <w:jc w:val="left"/>
-            </w:pPr>
-            <w:r>
-              <w:t xml:space="preserve">Use at t predicts symptoms at t+1</w:t>
-            </w:r>
-          </w:p>
-        </w:tc>
-        <w:tc>
-          <w:tcPr/>
-          <w:p>
-            <w:pPr>
-              <w:pStyle w:val="Compact"/>
-              <w:jc w:val="left"/>
-            </w:pPr>
-            <w:r>
-              <w:t xml:space="preserve">Small effects; the contested ground with Orben, Przybylski, Odgers and Ferguson</w:t>
+              <w:t xml:space="preserve">Cross-sectional use–symptom associations (Twenge and colleagues)</w:t>
+            </w:r>
+          </w:p>
+        </w:tc>
+        <w:tc>
+          <w:tcPr/>
+          <w:p>
+            <w:pPr>
+              <w:pStyle w:val="Compact"/>
+              <w:jc w:val="left"/>
+            </w:pPr>
+            <w:r>
+              <w:t xml:space="preserve">Heavy vs. light users in national surveys (MTF, YRBS, Millennium Cohort, UK and U.S. panels)</w:t>
+            </w:r>
+          </w:p>
+        </w:tc>
+        <w:tc>
+          <w:tcPr/>
+          <w:p>
+            <w:pPr>
+              <w:pStyle w:val="Compact"/>
+              <w:jc w:val="left"/>
+            </w:pPr>
+            <w:r>
+              <w:t xml:space="preserve">Heavy users are roughly twice as likely to report depression or low well-being (adjusted odds ratios 1.7–3.0), with stronger associations among girls</w:t>
+            </w:r>
+          </w:p>
+        </w:tc>
+      </w:tr>
+      <w:tr>
+        <w:tc>
+          <w:tcPr/>
+          <w:p>
+            <w:pPr>
+              <w:pStyle w:val="Compact"/>
+              <w:jc w:val="left"/>
+            </w:pPr>
+            <w:r>
+              <w:t xml:space="preserve">Longitudinal panels</w:t>
+            </w:r>
+          </w:p>
+        </w:tc>
+        <w:tc>
+          <w:tcPr/>
+          <w:p>
+            <w:pPr>
+              <w:pStyle w:val="Compact"/>
+              <w:jc w:val="left"/>
+            </w:pPr>
+            <w:r>
+              <w:t xml:space="preserve">Screen or social-media use at wave</w:t>
+            </w:r>
+            <w:r>
+              <w:t xml:space="preserve"> </w:t>
+            </w:r>
+            <w:r>
+              <w:rPr>
+                <w:iCs/>
+                <w:i/>
+              </w:rPr>
+              <w:t xml:space="preserve">t</w:t>
+            </w:r>
+            <w:r>
+              <w:t xml:space="preserve"> </w:t>
+            </w:r>
+            <w:r>
+              <w:t xml:space="preserve">predicting symptoms at</w:t>
+            </w:r>
+            <w:r>
+              <w:t xml:space="preserve"> </w:t>
+            </w:r>
+            <w:r>
+              <w:rPr>
+                <w:iCs/>
+                <w:i/>
+              </w:rPr>
+              <w:t xml:space="preserve">t</w:t>
+            </w:r>
+            <w:r>
+              <w:t xml:space="preserve"> </w:t>
+            </w:r>
+            <w:r>
+              <w:t xml:space="preserve">+ 1</w:t>
+            </w:r>
+          </w:p>
+        </w:tc>
+        <w:tc>
+          <w:tcPr/>
+          <w:p>
+            <w:pPr>
+              <w:pStyle w:val="Compact"/>
+              <w:jc w:val="left"/>
+            </w:pPr>
+            <w:r>
+              <w:t xml:space="preserve">Small effects; the main point of methodological debate with Orben, Przybylski, Odgers, and Ferguson</w:t>
             </w:r>
           </w:p>
         </w:tc>
@@ -15517,19 +15481,19 @@
               <w:jc w:val="left"/>
             </w:pPr>
             <w:r>
-              <w:t xml:space="preserve">Deactivation and abstinence trials, mostly adults</w:t>
-            </w:r>
-          </w:p>
-        </w:tc>
-        <w:tc>
-          <w:tcPr/>
-          <w:p>
-            <w:pPr>
-              <w:pStyle w:val="Compact"/>
-              <w:jc w:val="left"/>
-            </w:pPr>
-            <w:r>
-              <w:t xml:space="preserve">A few hundredths to about 0.2 SD improvement</w:t>
+              <w:t xml:space="preserve">Short-term deactivation and abstinence trials, mostly among college students and adults</w:t>
+            </w:r>
+          </w:p>
+        </w:tc>
+        <w:tc>
+          <w:tcPr/>
+          <w:p>
+            <w:pPr>
+              <w:pStyle w:val="Compact"/>
+              <w:jc w:val="left"/>
+            </w:pPr>
+            <w:r>
+              <w:t xml:space="preserve">Modest improvements of a few hundredths to roughly 0.2 SD</w:t>
             </w:r>
           </w:p>
         </w:tc>
@@ -15559,7 +15523,7 @@
                 <w:rPr>
                   <w:rStyle w:val="Hyperlink"/>
                 </w:rPr>
-                <w:t xml:space="preserve">Facebook college rollout 2004–06</w:t>
+                <w:t xml:space="preserve">Facebook college rollout (2004–06)</w:t>
               </w:r>
             </w:hyperlink>
             <w:r>
@@ -15587,7 +15551,7 @@
                 <w:rPr>
                   <w:rStyle w:val="Hyperlink"/>
                 </w:rPr>
-                <w:t xml:space="preserve">McClean, Rausch and Haidt</w:t>
+                <w:t xml:space="preserve">McClean, Rausch, and Haidt</w:t>
               </w:r>
             </w:hyperlink>
             <w:r>
@@ -15608,33 +15572,33 @@
               <w:t xml:space="preserve"> </w:t>
             </w:r>
             <w:r>
-              <w:t xml:space="preserve">(University of Toronto dissertation, 2023; circulated as a job-market paper in 2022), which links twenty years of provincial student records to wireless-coverage maps</w:t>
-            </w:r>
-          </w:p>
-        </w:tc>
-        <w:tc>
-          <w:tcPr/>
-          <w:p>
-            <w:pPr>
-              <w:pStyle w:val="Compact"/>
-              <w:jc w:val="left"/>
-            </w:pPr>
-            <w:r>
-              <w:t xml:space="preserve">Facebook arrival: about a tenth of an SD on a mental-health index, larger for women and the predisposed. Italy: first DSL access 2001–2013, instrumented by distance to old telephone exchanges, raised diagnosed disorders in cohorts exposed before 20 by 0.08 SD. British Columbia: girls in mountain communities covered by high-speed fixed wireless gained about 1 percentage point of severe mental-health designations relative to boys from 2014 on, 90% of their baseline rate; moderate designations and placebo disabilities unchanged</w:t>
-            </w:r>
-          </w:p>
-        </w:tc>
-      </w:tr>
-      <w:tr>
-        <w:tc>
-          <w:tcPr/>
-          <w:p>
-            <w:pPr>
-              <w:pStyle w:val="Compact"/>
-              <w:jc w:val="left"/>
-            </w:pPr>
-            <w:r>
-              <w:t xml:space="preserve">Timing coincidence</w:t>
+              <w:t xml:space="preserve">(University of Toronto dissertation, 2023; job-market paper, 2022) linking twenty years of provincial school records to wireless-coverage maps</w:t>
+            </w:r>
+          </w:p>
+        </w:tc>
+        <w:tc>
+          <w:tcPr/>
+          <w:p>
+            <w:pPr>
+              <w:pStyle w:val="Compact"/>
+              <w:jc w:val="left"/>
+            </w:pPr>
+            <w:r>
+              <w:t xml:space="preserve">Facebook arrival: ~0.1 SD worse on a mental-health index, larger for women and higher-risk students. Italy: first DSL access (2001–2013), instrumented by distance to telephone exchanges, raised diagnosed disorders in cohorts exposed before age 20 by 0.08 SD. British Columbia: girls in mountain communities covered by high-speed fixed wireless gained ~1 pp in severe mental-health designations relative to boys from 2014 onward (~90% of baseline), with moderate designations and other disabilities unchanged</w:t>
+            </w:r>
+          </w:p>
+        </w:tc>
+      </w:tr>
+      <w:tr>
+        <w:tc>
+          <w:tcPr/>
+          <w:p>
+            <w:pPr>
+              <w:pStyle w:val="Compact"/>
+              <w:jc w:val="left"/>
+            </w:pPr>
+            <w:r>
+              <w:t xml:space="preserve">Aggregate timing</w:t>
             </w:r>
           </w:p>
         </w:tc>
@@ -15686,7 +15650,7 @@
               <w:jc w:val="left"/>
             </w:pPr>
             <w:r>
-              <w:t xml:space="preserve">Flat through the recession, inflection in 2012, girls first, then the Anglosphere and Western Europe; PISA life satisfaction down in 40 of 47 countries 2015–2018</w:t>
+              <w:t xml:space="preserve">Flat trends through the Great Recession, an inflection around 2012 led by girls across the Anglosphere and Western Europe, and declining PISA life satisfaction in 40 of 47 countries between 2015 and 2018</w:t>
             </w:r>
           </w:p>
         </w:tc>
@@ -15711,7 +15675,7 @@
         </w:numPr>
       </w:pPr>
       <w:r>
-        <w:t xml:space="preserve">GSHS 2022–23, five countries: girls on a phone 3+ hours a day report loneliness +8 pp and suicidal ideation +10 pp, rising with hours. That is an odds ratio of roughly 1.5 to 1.7, close to the magnitude the reviews call "twice as likely".</w:t>
+        <w:t xml:space="preserve">In the 2022–23 GSHS rounds across five countries, girls who use a mobile phone three or more hours a day report loneliness 8 percentage points higher and suicidal ideation 10 points higher than girls who use a phone less, with rates rising steadily at higher hours. That corresponds to an odds ratio of roughly 1.5 to 1.7, similar to the cross-sectional estimates in U.S. and European surveys.</w:t>
       </w:r>
     </w:p>
     <w:p>
@@ -15723,7 +15687,7 @@
         </w:numPr>
       </w:pPr>
       <w:r>
-        <w:t xml:space="preserve">Nepal 2022 self-reported PHQ-9 and GAD-7 point the same way for 15–19-year-olds.</w:t>
+        <w:t xml:space="preserve">In the 2022 Nepal DHS, self-reported PHQ-9 and GAD-7 scores among 15–19-year-old women show a positive, though imprecisely estimated, within-cluster association with daily internet use.</w:t>
       </w:r>
     </w:p>
     <w:p>
@@ -15735,7 +15699,7 @@
         </w:numPr>
       </w:pPr>
       <w:r>
-        <w:t xml:space="preserve">The U.S. timing facts match: NSDUH turns up in 2011–12, YRBS sadness later, girls dominate in every source, the ACS 65+ placebo comparison falls.</w:t>
+        <w:t xml:space="preserve">The national U.S. trends line up across sources: NSDUH youth depression turns upward in 2011–12 and YRBS sadness follows, the increases are consistently larger for girls than for boys, and the ACS cognitive-difficulty rate among adults 65 and older falls over the same decade.</w:t>
       </w:r>
     </w:p>
     <w:p>
@@ -15747,17 +15711,17 @@
         </w:numPr>
       </w:pPr>
       <w:r>
-        <w:t xml:space="preserve">The NTIA smartphone exposure level predicts YRBS girls' sadness within states (suggestive; it did not replicate at county level).</w:t>
+        <w:t xml:space="preserve">In state-level panels, the NTIA share of teen households using smartphones for internet access predicts YRBS girls' sadness (+0.9 pp per 10 percentage points, SE 0.44), though this relationship does not hold at the county level.</w:t>
       </w:r>
     </w:p>
     <w:bookmarkEnd w:id="150"/>
-    <w:bookmarkStart w:id="152" w:name="Xf50976ea2f7d5856eaa5bd727f598f5b1fd090f"/>
+    <w:bookmarkStart w:id="152" w:name="X53f3eefa4d41a7bcb2d4999195d576d00b46db5"/>
     <w:p>
       <w:pPr>
         <w:pStyle w:val="Heading3"/>
       </w:pPr>
       <w:r>
-        <w:t xml:space="preserve">Where the pilot shows no effect, and why that is not a contradiction</w:t>
+        <w:t xml:space="preserve">Where the pilot finds no effect, and how to interpret the difference</w:t>
       </w:r>
     </w:p>
     <w:p>
@@ -15773,13 +15737,29 @@
           <w:bCs/>
           <w:b/>
         </w:rPr>
-        <w:t xml:space="preserve">LTE onset, at market and county level.</w:t>
+        <w:t xml:space="preserve">LTE rollout at the metro and county levels.</w:t>
       </w:r>
       <w:r>
         <w:t xml:space="preserve"> </w:t>
       </w:r>
       <w:r>
-        <w:t xml:space="preserve">The natural experiments on the Anxious Generation pages identify off</w:t>
+        <w:t xml:space="preserve">Most of the natural experiments cited in the</w:t>
+      </w:r>
+      <w:r>
+        <w:t xml:space="preserve"> </w:t>
+      </w:r>
+      <w:r>
+        <w:rPr>
+          <w:iCs/>
+          <w:i/>
+        </w:rPr>
+        <w:t xml:space="preserve">Anxious Generation</w:t>
+      </w:r>
+      <w:r>
+        <w:t xml:space="preserve"> </w:t>
+      </w:r>
+      <w:r>
+        <w:t xml:space="preserve">literature estimate the effect of</w:t>
       </w:r>
       <w:r>
         <w:t xml:space="preserve"> </w:t>
@@ -15795,7 +15775,7 @@
         <w:t xml:space="preserve"> </w:t>
       </w:r>
       <w:r>
-        <w:t xml:space="preserve">wired-broadband access in the 2000s, or Facebook arriving where there was none. LTE in 2011–2013 was a speed increment on top of 3G smartphones and mobile Facebook that already existed; most large metros got it within 24 months of each other; and, as Haidt himself argues, the harm is a network effect, so a teen in a late-LTE market was exposed through peers and national platforms anyway. Each of those pushes a market-level estimate toward zero. The absence of an LTE effect says the 2010s shock is not identified by U.S. geography, which is different from saying there was no shock. None of the studies on those pages tests the 2012 smartphone transition with a rollout design either; the causal leg of the case is about earlier technologies.</w:t>
+        <w:t xml:space="preserve">wired broadband access in the 2000s, or of Facebook first arriving on college campuses. By contrast, 4G LTE in 2011–2013 was a speed upgrade layered onto existing 3G smartphones and mobile Facebook; most large U.S. metros received LTE within a two-year window; and if social media operates partly through peer norms and national platforms, teenagers in later-adopting markets were exposed alongside early-adopting ones. Each of these factors attenuates geographic comparisons across U.S. markets. Finding a null effect for LTE timing therefore indicates that U.S. metro rollout dates cannot isolate the 2010s shift, not that smartphones were harmless.</w:t>
       </w:r>
       <w:r>
         <w:br/>
@@ -15804,7 +15784,7 @@
         <w:br/>
       </w:r>
       <w:r>
-        <w:t xml:space="preserve">The exception, not on those pages, is Elaine Guo's</w:t>
+        <w:t xml:space="preserve">The closest geographic parallel that does find an effect in the smartphone era is Elaine Guo's</w:t>
       </w:r>
       <w:r>
         <w:t xml:space="preserve"> </w:t>
@@ -15818,7 +15798,7 @@
         </w:r>
       </w:hyperlink>
       <w:r>
-        <w:t xml:space="preserve">, the closest design to this one and the one result that reaches into the Instagram years. It compares teenagers in mountain communities that received high-speed wireless internet (25 Mbps, delivered over the cellular network) with teenagers in the mountain communities that did not, before and after visual social media arrived, girls against boys, with the outcome taken from the province's school records: a severe mental-health designation that requires a clinical diagnosis. From 2014 the covered girls gain about one percentage point of severe designations, 90% of their baseline rate, with nothing for boys, nothing for moderate designations, and nothing for disabilities that social media cannot plausibly affect. Three differences explain how it can find what the LTE design cannot. Its exposure is a step from slow or no home internet to broadband in rural towns, not a speed increment on top of 3G in metros. Its outcome is a clinical designation, not a disability screener. And its time variation is calendar time after Instagram rather than rollout order, because the coverage map is a 2019 snapshot and the thesis notes that earlier coverage history was not available; that is also its weakness, since communities covered by 2019 may have differed in when they got service. Read together, the two studies say the 2010s shock shows up where access itself was new and the outcome is clinical, and not where access was a speed upgrade and the outcome is a screener. That is a reason to point the U.S. design at rural broadband gaps and at school-recorded or clinical outcomes, which is where the next-steps section already sends it.</w:t>
+        <w:t xml:space="preserve">. Guo compares teenagers in rural mountain communities that gained high-speed fixed wireless internet (25 Mbps over cellular infrastructure) with teenagers in mountain communities that remained unserved, comparing girls with boys before and after 2014 using administrative school records on severe mental-health designations (which require a clinical diagnosis). Starting in 2014, girls in covered communities experienced a roughly 1 percentage point increase in severe designations relative to boys—about 90% of their baseline rate—with no corresponding shift for boys, moderate designations, or unrelated disabilities. Three features distinguish Guo's setting from our U.S. LTE panel: the treatment is a transition from little or no home broadband to high-speed access in isolated towns rather than a 3G-to-4G upgrade in metropolitan areas; the outcome is a clinical school designation rather than a census disability screener; and the time contrast compares pre- and post-2014 periods against a 2019 coverage map rather than staggered rollout dates (which is also a limitation of that study, since earlier annual coverage maps were unavailable). Taken together, the two analyses suggest that geographic designs can detect a 2010s connectivity effect only where broadband access itself was newly introduced and where the outcome captures clinical internalizing disorders.</w:t>
       </w:r>
     </w:p>
     <w:p>
@@ -15834,13 +15814,13 @@
           <w:bCs/>
           <w:b/>
         </w:rPr>
-        <w:t xml:space="preserve">Country-level GSHS with internet penetration, mobile-broadband subscriptions and 3G/4G coverage.</w:t>
+        <w:t xml:space="preserve">Country-level GSHS panels with national internet, mobile-broadband, and 3G/4G series.</w:t>
       </w:r>
       <w:r>
         <w:t xml:space="preserve"> </w:t>
       </w:r>
       <w:r>
-        <w:t xml:space="preserve">These are the same kind of evidence as Vuorre and Przybylski's 72-country Facebook study, which Haidt's team</w:t>
+        <w:t xml:space="preserve">Regressing country-round survey means on national ITU penetration series is subject to the same aggregation problems that Haidt and coauthors</w:t>
       </w:r>
       <w:r>
         <w:t xml:space="preserve"> </w:t>
@@ -15850,14 +15830,14 @@
           <w:rPr>
             <w:rStyle w:val="Hyperlink"/>
           </w:rPr>
-          <w:t xml:space="preserve">criticizes</w:t>
+          <w:t xml:space="preserve">highlight</w:t>
         </w:r>
       </w:hyperlink>
       <w:r>
         <w:t xml:space="preserve"> </w:t>
       </w:r>
       <w:r>
-        <w:t xml:space="preserve">for aggregating groups and technologies. That criticism applies to the pilot's country-level no-effect results too; they should not be leaned on.</w:t>
+        <w:t xml:space="preserve">in Vuorre and Przybylski's 72-country Facebook study: national averages pool adult and youth access and move with broader economic trends. Our country-level GSHS regressions should be read with the same caution.</w:t>
       </w:r>
     </w:p>
     <w:p>
@@ -15873,23 +15853,23 @@
           <w:bCs/>
           <w:b/>
         </w:rPr>
-        <w:t xml:space="preserve">MICS, 68 surveys.</w:t>
+        <w:t xml:space="preserve">Caregiver reports in 67 MICS surveys.</w:t>
       </w:r>
       <w:r>
         <w:t xml:space="preserve"> </w:t>
       </w:r>
       <w:r>
-        <w:t xml:space="preserve">The one genuinely new negative result. Caregiver-reported anxiety and depression for 10–17-year-olds show no relation to cluster connectivity or to a girl's own daily internet or phone use, and the one positive cluster coefficient is matched by the 5–9-year-old placebo comparison. Two readings are both live: the self-report association is partly reverse causation and shared method (distressed teens use phones more and report both), or caregivers do not see internalizing symptoms (parent–child agreement on internalizing problems is known to be low). The pilot cannot separate these, which is exactly why the GSMA coverage-timing design on the adolescent-reported rounds is the next step.</w:t>
+        <w:t xml:space="preserve">The MICS analysis provides a more substantive null result. Across 507,478 children in low- and middle-income countries, caregiver-reported anxiety and depression among 10–17-year-olds show no meaningful relationship with local young-adult internet use or with a teenage girl's own daily phone or internet use within the same sampling cluster; the small positive cluster correlation for girls' anxiety is mirrored among 5–9-year-olds who do not use phones. Two interpretations remain open: either the self-report correlations in school surveys partly reflect reverse causation and shared reporting style (distressed adolescents both use phones more and report more symptoms), or caregivers frequently miss internalizing symptoms in their children (consistent with clinical evidence that parent–child agreement on internalizing disorders is low). Public cross-sections cannot separate these two explanations, which motivates linking adolescent self-reports to external data on local network rollout.</w:t>
       </w:r>
     </w:p>
     <w:bookmarkEnd w:id="152"/>
-    <w:bookmarkStart w:id="153" w:name="Xe9ceee8aede2375ac1ab66b4b2f6c8a614dca55"/>
+    <w:bookmarkStart w:id="153" w:name="X974184adfaace11a385f594e41eecc3bb266ce3"/>
     <w:p>
       <w:pPr>
         <w:pStyle w:val="Heading3"/>
       </w:pPr>
       <w:r>
-        <w:t xml:space="preserve">Two things the pilot adds that those pages do not address</w:t>
+        <w:t xml:space="preserve">Two empirical patterns the existing debate has largely overlooked</w:t>
       </w:r>
     </w:p>
     <w:p>
@@ -15901,7 +15881,7 @@
         </w:numPr>
       </w:pPr>
       <w:r>
-        <w:t xml:space="preserve">Schoolwork pressure rose across roughly 45 HBSC countries after 2010, not only in the U.S., and complaints rose more where pressure rose more. It behaves as a stable correlate rather than the cause of the break, but Gray's premise is not a U.S. peculiarity, and the review's dismissal of school pressure rests on one UK exam study.</w:t>
+        <w:t xml:space="preserve">Perceived schoolwork pressure rose after 2010 across roughly 45 HBSC countries, not only in the United States, and psychosomatic complaints rose more in countries where pressure increased more. Although the within-country slope is modest and matches the pre-2010 baseline relationship, the post-2010 rise in perceived academic pressure is a broad cross-national trend that dismissals based on single-country exam reforms do not address.</w:t>
       </w:r>
     </w:p>
     <w:p>
@@ -15913,7 +15893,7 @@
         </w:numPr>
       </w:pPr>
       <w:r>
-        <w:t xml:space="preserve">The U.S. state surveys show a large reversal after 2021 (Washington's 2025 sadness rate is below its 2010 level) with no comparable fall in phone use. A pure exposure level story has to explain that; so does a school-pressure story.</w:t>
+        <w:t xml:space="preserve">In U.S. state youth surveys with post-2021 waves, adolescent sadness and suicidal ideation have fallen substantially from their 2021 peaks—in Washington, 2025 sadness is below its 2010 rate—without a corresponding drop in daily smartphone or social-media use. Neither a simple screen-dose account nor a simple academic-pressure account explains that downturn without additional mechanisms, such as changes in school phone restrictions or shifts in platform content.</w:t>
       </w:r>
     </w:p>
     <w:p>
@@ -15925,13 +15905,13 @@
           <w:bCs/>
           <w:b/>
         </w:rPr>
-        <w:t xml:space="preserve">In sum.</w:t>
+        <w:t xml:space="preserve">Summary.</w:t>
       </w:r>
       <w:r>
         <w:t xml:space="preserve"> </w:t>
       </w:r>
       <w:r>
-        <w:t xml:space="preserve">The Anxious Generation evidence establishes a consistent individual association and a plausible causal mechanism from earlier internet rollouts, and Guo's British Columbia study extends that mechanism to 2010s wireless coverage on a clinical outcome. The pilot confirms the association, including in phone-first countries, and shows that the population-level version of the claim is not recoverable from the geography of 4G or adoption in public data, and does not appear in caregiver-reported outcomes. Someone convinced by Haidt should conclude, a little more than before, "the effect, if causal, is not visible in rollout timing and needs adolescent-reported exposure to detect"; a skeptic should conclude "the association replicates everywhere self-report is used." The decisive test remains the one neither side has run: adolescent-reported exposure against local coverage timing.</w:t>
+        <w:t xml:space="preserve">Prior literature documents a consistent individual-level correlation between heavy screen use and adolescent distress alongside causal effects from earlier broadband and Facebook rollouts, while Guo's British Columbia study extends that causal evidence to rural wireless access and clinical diagnoses after 2014. Our pilot reproduces the individual-level association in developing-country school surveys, but finds that U.S. 4G rollout dates, county adoption rates, and caregiver reports in 67 MICS surveys show no corresponding effect. Resolving whether the self-reported association is causal requires pairing adolescent-reported symptoms and phone use with exogenous local variation—most promisingly, the staggered 2024–26 U.S. school phone bans and subnational mobile-coverage rollouts.</w:t>
       </w:r>
     </w:p>
     <w:bookmarkEnd w:id="153"/>
@@ -15942,7 +15922,7 @@
         <w:pStyle w:val="Heading2"/>
       </w:pPr>
       <w:r>
-        <w:t xml:space="preserve">Are we closer to an answer?</w:t>
+        <w:t xml:space="preserve">Conclusions and next steps</w:t>
       </w:r>
     </w:p>
     <w:p>
@@ -15950,7 +15930,7 @@
         <w:pStyle w:val="FirstParagraph"/>
       </w:pPr>
       <w:r>
-        <w:t xml:space="preserve">Closer than the books, in three specific ways, and not close on the question the books actually argue about.</w:t>
+        <w:t xml:space="preserve">Combining public microdata across the United States and more than 80 other countries narrows the debate in several ways while leaving the core causal question open.</w:t>
       </w:r>
     </w:p>
     <w:tbl>
@@ -16014,39 +15994,7 @@
               <w:jc w:val="left"/>
             </w:pPr>
             <w:r>
-              <w:t xml:space="preserve">The individual association is consistent and reappears in places the book's evidence does not reach: girls who use phones heavily report more loneliness and suicidal thoughts in Ghana, India, Jamaica, Morocco and Nepal as in the United States, with the same sex pattern and exposure level gradient. But every test that uses</w:t>
-            </w:r>
-            <w:r>
-              <w:t xml:space="preserve"> </w:t>
-            </w:r>
-            <w:r>
-              <w:rPr>
-                <w:iCs/>
-                <w:i/>
-              </w:rPr>
-              <w:t xml:space="preserve">timing</w:t>
-            </w:r>
-            <w:r>
-              <w:t xml:space="preserve"> </w:t>
-            </w:r>
-            <w:r>
-              <w:t xml:space="preserve">or</w:t>
-            </w:r>
-            <w:r>
-              <w:t xml:space="preserve"> </w:t>
-            </w:r>
-            <w:r>
-              <w:rPr>
-                <w:iCs/>
-                <w:i/>
-              </w:rPr>
-              <w:t xml:space="preserve">adult-measured</w:t>
-            </w:r>
-            <w:r>
-              <w:t xml:space="preserve"> </w:t>
-            </w:r>
-            <w:r>
-              <w:t xml:space="preserve">exposure shows no effect: 4G rollout across U.S. metros and counties, adoption exposure level at county level, cluster connectivity in 68 MICS surveys, coverage in 39 GSHS countries. Either the effect is real but travels through peers and platforms so evenly that geography cannot see it, or the association is largely reverse causation and shared causes. The public data cannot yet distinguish these; school phone bans (PISA, Norway) lean modestly toward a real effect for girls.</w:t>
+              <w:t xml:space="preserve">The cross-sectional individual association is robust and extends to developing countries: teenage girls who use mobile phones heavily report substantially higher loneliness and suicidal ideation in Ghana, India, Jamaica, Morocco, and Nepal just as in Western surveys, with the same sex asymmetry and dose-response gradient. Yet every test based on rollout timing or adult- and cluster-measured exposure is null: 4G launch dates across U.S. metros and counties, metro adoption rates in the county panels, cluster connectivity and own use in 67 MICS caregiver surveys, and national 3G/4G coverage in 34 GSHS countries. Either the causal effect operates through peer norms and national platforms too uniformly for subnational timing designs to detect, or the individual correlation largely reflects reverse causation and shared vulnerabilities. School phone bans in PISA 2022 and Norway provide modest evidence of a girl-specific benefit.</w:t>
             </w:r>
           </w:p>
         </w:tc>
@@ -16072,7 +16020,7 @@
               <w:jc w:val="left"/>
             </w:pPr>
             <w:r>
-              <w:t xml:space="preserve">Gray's premise holds up better than Haidt's collaborative reviews allow: schoolwork pressure rose after 2010 in most HBSC countries, not only the U.S., and U.S. homework time rose about 40%. But pressure behaves as a stable correlate of complaints rather than the cause of the break, U.S. accountability shocks show no effect, and the age pattern lacks the high-stakes-years signature. The real limitation is measurement: "pressure" is one survey item, while phone use can at least be counted in hours, so H2 is harder to test than H1 rather than refuted.</w:t>
+              <w:t xml:space="preserve">The descriptive premise of Gray's account holds up better than critics often acknowledge: perceived schoolwork pressure rose after 2010 across most HBSC countries, and U.S. weekday homework time rose by roughly 40%. However, perceived pressure behaves like a steady correlate of psychosomatic complaints (with the same within-country slope before and after 2010) rather than the driver of the post-2010 break; U.S. state accountability reforms show no effect; and the ACS age gradient does not peak in the high-stakes high-school years. A key constraint is measurement: public U.S. surveys lack longitudinal school-level pressure items, making H2 harder to test subnationally than H1.</w:t>
             </w:r>
           </w:p>
         </w:tc>
@@ -16098,7 +16046,7 @@
               <w:jc w:val="left"/>
             </w:pPr>
             <w:r>
-              <w:t xml:space="preserve">Not supported through state policy crossed with 4G timing, but the sharper version, phones during school hours on top of high-stakes academics, fits the ban evidence best: bans cut in-school use, girls in ban schools report less loneliness and device anxiety, the association is larger for students under high schoolwork anxiety (not significantly), Norway's bans reduced girls' psychological consultations, and U.S. sadness moved inversely to school prohibitions. It is the hypothesis the pending U.S. ban studies and the HBSC microdata can test directly, and the one that would reconcile the two books.</w:t>
+              <w:t xml:space="preserve">State accountability policies interacted with metro 4G launch dates show no positive effect on the ACS item, but the school-day version of the interaction hypothesis—smartphones operating inside high-pressure school hours—is consistent with the school-ban evidence: bans reduce daily in-school phone use and classroom distraction, girls in ban schools report lower loneliness and device anxiety, the loneliness reduction is directionally larger among students with high mathematics anxiety, Norway's middle-school bans reduced girls' psychological consultations, and U.S. adolescent sadness moved inversely to national school phone restrictions.</w:t>
             </w:r>
           </w:p>
         </w:tc>
@@ -16124,7 +16072,7 @@
               <w:jc w:val="left"/>
             </w:pPr>
             <w:r>
-              <w:t xml:space="preserve">Rejected as the main story: the rise is present in self-report, caregiver-report and diagnostic measures, the 65+ placebo comparison moves the other way, and it is concentrated in girls everywhere. Reporting and diagnosis-seeking plausibly add to it (the rise is steepest among affluent teens), but do not create it.</w:t>
+              <w:t xml:space="preserve">Ruled out as the primary explanation: the post-2010 rise appears simultaneously across diagnostic interviews, self-report school surveys, and the ACS cognitive-difficulty item; the 65+ comparison group trends downward over the same decade; and the increase is consistently concentrated among girls. Differential awareness and diagnosis-seeking likely contribute to the steeper relative rise among affluent and private-school teens, but do not account for the overall trend.</w:t>
             </w:r>
           </w:p>
         </w:tc>
@@ -16135,7 +16083,7 @@
         <w:pStyle w:val="BodyText"/>
       </w:pPr>
       <w:r>
-        <w:t xml:space="preserve">Three findings that neither book contains. First, the rise was broad and nearly simultaneous across places with very different connectivity and schooling histories, which is why coarse designs cannot separate the theses and why both camps can find support in national trends. Second, the post-2021 reversal in the U.S. state surveys is as large as the 2013–2021 rise, without a comparable fall in phone use, and it coincides with schools re-tightening phone rules; a pure exposure level story and a pure school-pressure story both have to explain it. Third, the association between phone use and distress appears only when the adolescent reports both her own use and her own state; caregiver-reported symptoms in 68 countries show nothing. That is the fact the next phase has to resolve.</w:t>
+        <w:t xml:space="preserve">Three empirical findings from the pilot stand out beyond the existing book-length arguments. First, the 2010s rise in adolescent distress occurred almost simultaneously across U.S. states and counties with very different mobile-rollout and school-policy timelines, which explains why coarse geographic designs struggle to separate the competing hypotheses and why national time series can be cited in support of either view. Second, post-2021 waves of the U.S. state youth surveys show a substantial decline in sadness and suicidal ideation—returning to or below 2010 levels in Washington and Illinois—without a matching drop in daily phone or social-media use, coinciding instead with the re-tightening of school phone rules. Any purely dose-based account of screen time or school pressure has to account for that downturn. Third, across developing-country surveys, the link between phone use and distress appears consistently when adolescents report both their own hours and their own symptoms (GSHS, Nepal DHS), but vanishes when symptoms are reported by caregivers (67 MICS surveys). Resolving why self-reports and caregiver reports diverge is central to the next phase of work.</w:t>
       </w:r>
     </w:p>
     <w:p>
@@ -16147,7 +16095,7 @@
           <w:bCs/>
           <w:b/>
         </w:rPr>
-        <w:t xml:space="preserve">What would settle it, and what this project should do next.</w:t>
+        <w:t xml:space="preserve">Priority next steps for Phase 2.</w:t>
       </w:r>
     </w:p>
     <w:p>
@@ -16159,7 +16107,7 @@
         </w:numPr>
       </w:pPr>
       <w:r>
-        <w:t xml:space="preserve">Follow the 2024–26 U.S. state and district phone bans through the 2025–27 YRBS and state-survey waves, by sex, for at least two years after each ban, with the 65+ comparison group retained. The policy table and the model are ready; the first data wave is the 2025 YRBS.</w:t>
+        <w:t xml:space="preserve">Track the 2023–27 U.S. state and district school phone bans through the 2025–27 YRBS and county youth survey waves, separately by sex and across at least two post-ban years, retaining the 65+ comparison group. The 51-state policy table and panel code are in place; the 2025 YRBS state files will provide the first post-ban wave.</w:t>
       </w:r>
     </w:p>
     <w:p>
@@ -16171,7 +16119,7 @@
         </w:numPr>
       </w:pPr>
       <w:r>
-        <w:t xml:space="preserve">License GSMA coverage polygons and apply for the MICS and DHS cluster coordinates, then test the adolescent-reported phone-hours items (GSHS 2022–23, MICS7) against local coverage timing. This is the one design that measures exposure on the adolescent herself while using something other than her own choices to explain it.</w:t>
+        <w:t xml:space="preserve">License GSMA mobile-coverage polygons and request MICS and DHS cluster coordinates to test adolescent-reported phone use and mental health (GSHS 2022–23, incoming MICS7 rounds, and DHS-8 mental-health modules) against local network rollout timing.</w:t>
       </w:r>
     </w:p>
     <w:p>
@@ -16183,7 +16131,7 @@
         </w:numPr>
       </w:pPr>
       <w:r>
-        <w:t xml:space="preserve">Apply for the HBSC microdata to run the concentration test (are complaints increasingly concentrated among high-pressure students?) and the student-level social-media × pressure interaction, which is the only available test of H3.</w:t>
+        <w:t xml:space="preserve">Request the student-level HBSC microdata to test whether psychosomatic complaints became more concentrated among high-pressure students after 2010 and to estimate the student-level interaction between problematic social-media use, schoolwork pressure, and school phone rules.</w:t>
       </w:r>
     </w:p>
     <w:p>
@@ -16195,7 +16143,7 @@
         </w:numPr>
       </w:pPr>
       <w:r>
-        <w:t xml:space="preserve">Stop extending the ACS market event study and the census cognitive item; they have done what they can. Defer the restricted-data route (the Census Bureau research data centers) until a state-survey or ban result justifies it.</w:t>
+        <w:t xml:space="preserve">Further extensions of the ACS market event study or the IPUMS International census cognitive-difficulty item are unlikely to add much; both measures are too coarse for a geographic timing design. Federal Statistical Research Data Center (FSRDC) applications for restricted NSDUH or NHANES geocodes should wait until the state-survey or phone-ban evaluations establish a clearer subnational signal.</w:t>
       </w:r>
     </w:p>
     <w:p>
@@ -16203,7 +16151,7 @@
         <w:pStyle w:val="FirstParagraph"/>
       </w:pPr>
       <w:r>
-        <w:t xml:space="preserve">Reproducibility: scripts in</w:t>
+        <w:t xml:space="preserve">Reproducibility: analysis scripts are in</w:t>
       </w:r>
       <w:r>
         <w:t xml:space="preserve"> </w:t>
@@ -16215,7 +16163,10 @@
         <w:t xml:space="preserve">scripts/</w:t>
       </w:r>
       <w:r>
-        <w:t xml:space="preserve">, tables in</w:t>
+        <w:t xml:space="preserve"> </w:t>
+      </w:r>
+      <w:r>
+        <w:t xml:space="preserve">and output tables are in</w:t>
       </w:r>
       <w:r>
         <w:t xml:space="preserve"> </w:t>
@@ -16230,7 +16181,7 @@
         <w:t xml:space="preserve"> </w:t>
       </w:r>
       <w:r>
-        <w:t xml:space="preserve">of the project repository. Data: IPUMS USA (ACS 1-year 2005–2024), IPUMS ATUS 2003–2024, IPUMS International (ke2009a, ke2019a, mx2010a, mx2020a), IPUMS CPS; public NSDUH, NHANES, YRBS, HBSC, GSHS, NTIA files as noted in each section.</w:t>
+        <w:t xml:space="preserve">of the project repository. Data sources: IPUMS USA (ACS 1-year 2005–2024), IPUMS ATUS 2003–2024, IPUMS MICS (68 surveys), IPUMS International (Kenya 2009/2019, Mexico 2010/2020), Census CPS Computer and Internet Use Supplements (2009–2023), OECD PISA 2022, WHO GSHS (165 country-rounds), WHO HBSC, DHS-8 (Nepal 2022, Kenya 2022), and public NSDUH, NHANES, YRBS, NCES SSOCS/School Pulse, and state youth survey files as documented in each section.</w:t>
       </w:r>
     </w:p>
     <w:bookmarkEnd w:id="155"/>

--- a/docs/Teen_Distress_Pilot.docx
+++ b/docs/Teen_Distress_Pilot.docx
@@ -10,7 +10,7 @@
         <w:t xml:space="preserve">Public-data pilot · smartphones vs. school pressure · updated 2026-09-17</w:t>
       </w:r>
     </w:p>
-    <w:bookmarkStart w:id="156" w:name="teen-distress-pilot"/>
+    <w:bookmarkStart w:id="164" w:name="teen-distress-pilot"/>
     <w:p>
       <w:pPr>
         <w:pStyle w:val="Heading1"/>
@@ -15239,7 +15239,7 @@
     <w:bookmarkEnd w:id="138"/>
     <w:bookmarkEnd w:id="139"/>
     <w:bookmarkEnd w:id="140"/>
-    <w:bookmarkStart w:id="154" w:name="reconcile"/>
+    <w:bookmarkStart w:id="162" w:name="reconcile"/>
     <w:p>
       <w:pPr>
         <w:pStyle w:val="Heading2"/>
@@ -15287,10 +15287,35 @@
         <w:t xml:space="preserve"> </w:t>
       </w:r>
       <w:r>
-        <w:t xml:space="preserve">compile a large body of evidence linking smartphones and social media to adolescent distress. Much of the descriptive case comes from Jean Twenge's work with the Monitoring the Future, YRBS, and Millennium Cohort surveys (correlating screen time with depressive symptoms and tracking national trends), paired with natural experiments on broadband and early social-media rollouts. Placing that literature alongside our pilot results clarifies what the public microdata can and cannot confirm: the individual-level association between heavy phone use and distress replicates readily in new settings, but population-level timing tests in public data show no effect, and most of the published causal studies test earlier technologies rather than the post-2010 smartphone transition.</w:t>
-      </w:r>
-    </w:p>
-    <w:bookmarkStart w:id="149" w:name="what-that-evidence-base-contains"/>
+        <w:t xml:space="preserve">compile a large body of evidence linking smartphones and social media to adolescent distress, while Peter Gray and education researchers point to declining childhood autonomy, academic pressure, and the school calendar (</w:t>
+      </w:r>
+      <w:hyperlink r:id="rId143">
+        <w:r>
+          <w:rPr>
+            <w:rStyle w:val="Hyperlink"/>
+          </w:rPr>
+          <w:t xml:space="preserve">Gray, Lancy, and Bjorklund 2023</w:t>
+        </w:r>
+      </w:hyperlink>
+      <w:r>
+        <w:t xml:space="preserve">;</w:t>
+      </w:r>
+      <w:r>
+        <w:t xml:space="preserve"> </w:t>
+      </w:r>
+      <w:hyperlink r:id="rId144">
+        <w:r>
+          <w:rPr>
+            <w:rStyle w:val="Hyperlink"/>
+          </w:rPr>
+          <w:t xml:space="preserve">Hansen, Sabia, and Schaller 2024</w:t>
+        </w:r>
+      </w:hyperlink>
+      <w:r>
+        <w:t xml:space="preserve">). Much of the descriptive case for the phone hypothesis comes from Jean Twenge's work with the Monitoring the Future, YRBS, and Millennium Cohort surveys (correlating screen time with depressive symptoms and tracking national trends), paired with natural experiments on broadband, early social-media rollouts, and pre-2011 carrier exclusivity. Placing both literatures alongside our pilot results clarifies what public microdata can and cannot confirm: the individual-level association between heavy phone use and distress replicates readily in new settings, both camps converge on a long-run decline in teens' in-person socializing, and the sharpest quasi-experimental effects come from initial broadband or iPhone access and the school calendar rather than 2011–13 4G speed upgrades.</w:t>
+      </w:r>
+    </w:p>
+    <w:bookmarkStart w:id="157" w:name="what-that-evidence-base-contains"/>
     <w:p>
       <w:pPr>
         <w:pStyle w:val="Heading3"/>
@@ -15507,18 +15532,18 @@
               <w:jc w:val="left"/>
             </w:pPr>
             <w:r>
-              <w:t xml:space="preserve">Natural experiments</w:t>
-            </w:r>
-          </w:p>
-        </w:tc>
-        <w:tc>
-          <w:tcPr/>
-          <w:p>
-            <w:pPr>
-              <w:pStyle w:val="Compact"/>
-              <w:jc w:val="left"/>
-            </w:pPr>
-            <w:hyperlink r:id="rId143">
+              <w:t xml:space="preserve">Broadband &amp; social-media natural experiments</w:t>
+            </w:r>
+          </w:p>
+        </w:tc>
+        <w:tc>
+          <w:tcPr/>
+          <w:p>
+            <w:pPr>
+              <w:pStyle w:val="Compact"/>
+              <w:jc w:val="left"/>
+            </w:pPr>
+            <w:hyperlink r:id="rId145">
               <w:r>
                 <w:rPr>
                   <w:rStyle w:val="Hyperlink"/>
@@ -15527,26 +15552,56 @@
               </w:r>
             </w:hyperlink>
             <w:r>
-              <w:t xml:space="preserve">; four broadband instrumental-variable studies (Germany,</w:t>
-            </w:r>
-            <w:r>
-              <w:t xml:space="preserve"> </w:t>
-            </w:r>
-            <w:hyperlink r:id="rId144">
+              <w:t xml:space="preserve">; four European broadband IV studies—Germany (</w:t>
+            </w:r>
+            <w:hyperlink r:id="rId146">
               <w:r>
                 <w:rPr>
                   <w:rStyle w:val="Hyperlink"/>
                 </w:rPr>
-                <w:t xml:space="preserve">Italy</w:t>
+                <w:t xml:space="preserve">Golin 2022</w:t>
               </w:r>
             </w:hyperlink>
             <w:r>
-              <w:t xml:space="preserve">, Spain, UK) reviewed by</w:t>
+              <w:t xml:space="preserve">), Italy (</w:t>
+            </w:r>
+            <w:hyperlink r:id="rId147">
+              <w:r>
+                <w:rPr>
+                  <w:rStyle w:val="Hyperlink"/>
+                </w:rPr>
+                <w:t xml:space="preserve">Donati et al. 2025</w:t>
+              </w:r>
+            </w:hyperlink>
+            <w:r>
+              <w:t xml:space="preserve">), Spain (</w:t>
+            </w:r>
+            <w:hyperlink r:id="rId148">
+              <w:r>
+                <w:rPr>
+                  <w:rStyle w:val="Hyperlink"/>
+                </w:rPr>
+                <w:t xml:space="preserve">Arenas-Arroyo et al. 2025</w:t>
+              </w:r>
+            </w:hyperlink>
+            <w:r>
+              <w:t xml:space="preserve">), and the UK (</w:t>
+            </w:r>
+            <w:hyperlink r:id="rId149">
+              <w:r>
+                <w:rPr>
+                  <w:rStyle w:val="Hyperlink"/>
+                </w:rPr>
+                <w:t xml:space="preserve">McDool et al. 2020</w:t>
+              </w:r>
+            </w:hyperlink>
+            <w:r>
+              <w:t xml:space="preserve">)—reviewed by</w:t>
             </w:r>
             <w:r>
               <w:t xml:space="preserve"> </w:t>
             </w:r>
-            <w:hyperlink r:id="rId145">
+            <w:hyperlink r:id="rId150">
               <w:r>
                 <w:rPr>
                   <w:rStyle w:val="Hyperlink"/>
@@ -15555,36 +15610,145 @@
               </w:r>
             </w:hyperlink>
             <w:r>
-              <w:t xml:space="preserve">; and Elaine Guo's</w:t>
-            </w:r>
-            <w:r>
-              <w:t xml:space="preserve"> </w:t>
-            </w:r>
-            <w:hyperlink r:id="rId146">
+              <w:t xml:space="preserve">; U.S. state broadband against YRBS (</w:t>
+            </w:r>
+            <w:hyperlink r:id="rId151">
               <w:r>
                 <w:rPr>
                   <w:rStyle w:val="Hyperlink"/>
                 </w:rPr>
-                <w:t xml:space="preserve">British Columbia study</w:t>
+                <w:t xml:space="preserve">Churchill and Johnson 2026</w:t>
               </w:r>
             </w:hyperlink>
             <w:r>
+              <w:t xml:space="preserve">); AT&amp;T's 2007–11 iPhone carrier monopoly (</w:t>
+            </w:r>
+            <w:hyperlink r:id="rId152">
+              <w:r>
+                <w:rPr>
+                  <w:rStyle w:val="Hyperlink"/>
+                </w:rPr>
+                <w:t xml:space="preserve">Myers and Hooper 2026</w:t>
+              </w:r>
+            </w:hyperlink>
+            <w:r>
+              <w:t xml:space="preserve">); and Elaine Guo's</w:t>
+            </w:r>
+            <w:r>
               <w:t xml:space="preserve"> </w:t>
             </w:r>
-            <w:r>
-              <w:t xml:space="preserve">(University of Toronto dissertation, 2023; job-market paper, 2022) linking twenty years of provincial school records to wireless-coverage maps</w:t>
-            </w:r>
-          </w:p>
-        </w:tc>
-        <w:tc>
-          <w:tcPr/>
-          <w:p>
-            <w:pPr>
-              <w:pStyle w:val="Compact"/>
-              <w:jc w:val="left"/>
-            </w:pPr>
-            <w:r>
-              <w:t xml:space="preserve">Facebook arrival: ~0.1 SD worse on a mental-health index, larger for women and higher-risk students. Italy: first DSL access (2001–2013), instrumented by distance to telephone exchanges, raised diagnosed disorders in cohorts exposed before age 20 by 0.08 SD. British Columbia: girls in mountain communities covered by high-speed fixed wireless gained ~1 pp in severe mental-health designations relative to boys from 2014 onward (~90% of baseline), with moderate designations and other disabilities unchanged</w:t>
+            <w:hyperlink r:id="rId153">
+              <w:r>
+                <w:rPr>
+                  <w:rStyle w:val="Hyperlink"/>
+                </w:rPr>
+                <w:t xml:space="preserve">British Columbia wireless study</w:t>
+              </w:r>
+            </w:hyperlink>
+            <w:r>
+              <w:t xml:space="preserve"> </w:t>
+            </w:r>
+            <w:r>
+              <w:t xml:space="preserve">(2023)</w:t>
+            </w:r>
+          </w:p>
+        </w:tc>
+        <w:tc>
+          <w:tcPr/>
+          <w:p>
+            <w:pPr>
+              <w:pStyle w:val="Compact"/>
+              <w:jc w:val="left"/>
+            </w:pPr>
+            <w:r>
+              <w:t xml:space="preserve">Facebook arrival: ~0.1 SD worse on a mental-health index. Italy DSL (2001–13): +0.08 SD in hospital-diagnosed disorders among youth. Spain fiber-to-the-home (2007–19): significant rise in adolescent hospital mental-health and self-harm diagnoses, driven by girls. U.S. broadband × YRBS (2009–19): +9–17% suicidal ideation per SD of broadband access, concentrated among girls. AT&amp;T 2007–11 iPhone monopoly: crowded out teen in-person socializing and reduced teen birth rates by 4.5–8.0%. British Columbia fixed wireless (2014+): +1 pp (~90% of baseline) in girls' severe school mental-health designations</w:t>
+            </w:r>
+          </w:p>
+        </w:tc>
+      </w:tr>
+      <w:tr>
+        <w:tc>
+          <w:tcPr/>
+          <w:p>
+            <w:pPr>
+              <w:pStyle w:val="Compact"/>
+              <w:jc w:val="left"/>
+            </w:pPr>
+            <w:r>
+              <w:t xml:space="preserve">School calendars, closures &amp; declining autonomy (Gray and colleagues)</w:t>
+            </w:r>
+          </w:p>
+        </w:tc>
+        <w:tc>
+          <w:tcPr/>
+          <w:p>
+            <w:pPr>
+              <w:pStyle w:val="Compact"/>
+              <w:jc w:val="left"/>
+            </w:pPr>
+            <w:r>
+              <w:t xml:space="preserve">Monthly NVSS youth suicide seasonality across the school calendar and county school closures/reopenings in 2020–21 (</w:t>
+            </w:r>
+            <w:hyperlink r:id="rId154">
+              <w:r>
+                <w:rPr>
+                  <w:rStyle w:val="Hyperlink"/>
+                </w:rPr>
+                <w:t xml:space="preserve">Hansen and Lang 2011</w:t>
+              </w:r>
+            </w:hyperlink>
+            <w:r>
+              <w:t xml:space="preserve">;</w:t>
+            </w:r>
+            <w:r>
+              <w:t xml:space="preserve"> </w:t>
+            </w:r>
+            <w:hyperlink r:id="rId144">
+              <w:r>
+                <w:rPr>
+                  <w:rStyle w:val="Hyperlink"/>
+                </w:rPr>
+                <w:t xml:space="preserve">Hansen, Sabia, and Schaller 2024</w:t>
+              </w:r>
+            </w:hyperlink>
+            <w:r>
+              <w:t xml:space="preserve">); synthesis of long-run declines in children's unsupervised play and independent mobility (</w:t>
+            </w:r>
+            <w:hyperlink r:id="rId143">
+              <w:r>
+                <w:rPr>
+                  <w:rStyle w:val="Hyperlink"/>
+                </w:rPr>
+                <w:t xml:space="preserve">Gray, Lancy, and Bjorklund 2023</w:t>
+              </w:r>
+            </w:hyperlink>
+            <w:r>
+              <w:t xml:space="preserve">)</w:t>
+            </w:r>
+          </w:p>
+        </w:tc>
+        <w:tc>
+          <w:tcPr/>
+          <w:p>
+            <w:pPr>
+              <w:pStyle w:val="Compact"/>
+              <w:jc w:val="left"/>
+            </w:pPr>
+            <w:r>
+              <w:t xml:space="preserve">Adolescent suicides (ages 12–18, unlike 19–25) drop sharply every summer and winter break, fell 18–25% during spring 2020 pandemic school closures despite record screen time, and rose again as counties reopened in-person schooling. Multi-decade declines in independent play and teen face-to-face socializing (also emphasized in Part II of</w:t>
+            </w:r>
+            <w:r>
+              <w:t xml:space="preserve"> </w:t>
+            </w:r>
+            <w:r>
+              <w:rPr>
+                <w:iCs/>
+                <w:i/>
+              </w:rPr>
+              <w:t xml:space="preserve">The Anxious Generation</w:t>
+            </w:r>
+            <w:r>
+              <w:t xml:space="preserve">) predate smartphones and continued through the 2010s</w:t>
             </w:r>
           </w:p>
         </w:tc>
@@ -15615,7 +15779,7 @@
             <w:r>
               <w:t xml:space="preserve"> </w:t>
             </w:r>
-            <w:hyperlink r:id="rId147">
+            <w:hyperlink r:id="rId155">
               <w:r>
                 <w:rPr>
                   <w:rStyle w:val="Hyperlink"/>
@@ -15632,7 +15796,7 @@
             <w:r>
               <w:t xml:space="preserve"> </w:t>
             </w:r>
-            <w:hyperlink r:id="rId148">
+            <w:hyperlink r:id="rId156">
               <w:r>
                 <w:rPr>
                   <w:rStyle w:val="Hyperlink"/>
@@ -15656,8 +15820,8 @@
         </w:tc>
       </w:tr>
     </w:tbl>
-    <w:bookmarkEnd w:id="149"/>
-    <w:bookmarkStart w:id="150" w:name="where-the-pilot-agrees"/>
+    <w:bookmarkEnd w:id="157"/>
+    <w:bookmarkStart w:id="158" w:name="where-the-pilot-agrees"/>
     <w:p>
       <w:pPr>
         <w:pStyle w:val="Heading3"/>
@@ -15699,7 +15863,7 @@
         </w:numPr>
       </w:pPr>
       <w:r>
-        <w:t xml:space="preserve">The national U.S. trends line up across sources: NSDUH youth depression turns upward in 2011–12 and YRBS sadness follows, the increases are consistently larger for girls than for boys, and the ACS cognitive-difficulty rate among adults 65 and older falls over the same decade.</w:t>
+        <w:t xml:space="preserve">The national U.S. trends line up across sources: NSDUH youth depression turns upward in 2011–12 and YRBS sadness follows, the increases are consistently larger for girls than for boys, and the ACS cognitive-difficulty rate among adults 65 and older falls over the same decade. In ATUS time diaries, weekday homework time rose by roughly 40% while teens' in-person socializing fell—consistent with both Gray's emphasis on rising academic structure and Haidt's account of declining face-to-face peer time.</w:t>
       </w:r>
     </w:p>
     <w:p>
@@ -15711,11 +15875,25 @@
         </w:numPr>
       </w:pPr>
       <w:r>
-        <w:t xml:space="preserve">In state-level panels, the NTIA share of teen households using smartphones for internet access predicts YRBS girls' sadness (+0.9 pp per 10 percentage points, SE 0.44), though this relationship does not hold at the county level.</w:t>
-      </w:r>
-    </w:p>
-    <w:bookmarkEnd w:id="150"/>
-    <w:bookmarkStart w:id="152" w:name="X53f3eefa4d41a7bcb2d4999195d576d00b46db5"/>
+        <w:t xml:space="preserve">In state-level panels, the NTIA share of teen households using smartphones for internet access predicts YRBS girls' sadness (+0.9 pp per 10 percentage points, SE 0.44). That aligns directionally with</w:t>
+      </w:r>
+      <w:r>
+        <w:t xml:space="preserve"> </w:t>
+      </w:r>
+      <w:hyperlink r:id="rId151">
+        <w:r>
+          <w:rPr>
+            <w:rStyle w:val="Hyperlink"/>
+          </w:rPr>
+          <w:t xml:space="preserve">Churchill and Johnson (2026)</w:t>
+        </w:r>
+      </w:hyperlink>
+      <w:r>
+        <w:t xml:space="preserve">, who link FCC state broadband expansion to the 2009–2019 YRBS and find a 9–17% increase in adolescent suicidal ideation per standard deviation of broadband access (concentrated among girls alongside cyberbullying and body dissatisfaction), though in our county-level youth survey panels the adoption relationship does not hold within states.</w:t>
+      </w:r>
+    </w:p>
+    <w:bookmarkEnd w:id="158"/>
+    <w:bookmarkStart w:id="160" w:name="X53f3eefa4d41a7bcb2d4999195d576d00b46db5"/>
     <w:p>
       <w:pPr>
         <w:pStyle w:val="Heading3"/>
@@ -15775,7 +15953,49 @@
         <w:t xml:space="preserve"> </w:t>
       </w:r>
       <w:r>
-        <w:t xml:space="preserve">wired broadband access in the 2000s, or of Facebook first arriving on college campuses. By contrast, 4G LTE in 2011–2013 was a speed upgrade layered onto existing 3G smartphones and mobile Facebook; most large U.S. metros received LTE within a two-year window; and if social media operates partly through peer norms and national platforms, teenagers in later-adopting markets were exposed alongside early-adopting ones. Each of these factors attenuates geographic comparisons across U.S. markets. Finding a null effect for LTE timing therefore indicates that U.S. metro rollout dates cannot isolate the 2010s shift, not that smartphones were harmless.</w:t>
+        <w:t xml:space="preserve">high-speed broadband access (</w:t>
+      </w:r>
+      <w:hyperlink r:id="rId147">
+        <w:r>
+          <w:rPr>
+            <w:rStyle w:val="Hyperlink"/>
+          </w:rPr>
+          <w:t xml:space="preserve">Donati et al. 2025</w:t>
+        </w:r>
+      </w:hyperlink>
+      <w:r>
+        <w:t xml:space="preserve">;</w:t>
+      </w:r>
+      <w:r>
+        <w:t xml:space="preserve"> </w:t>
+      </w:r>
+      <w:hyperlink r:id="rId148">
+        <w:r>
+          <w:rPr>
+            <w:rStyle w:val="Hyperlink"/>
+          </w:rPr>
+          <w:t xml:space="preserve">Arenas-Arroyo et al. 2025</w:t>
+        </w:r>
+      </w:hyperlink>
+      <w:r>
+        <w:t xml:space="preserve">), of Facebook first arriving on college campuses, or of early U.S. smartphone exclusivity. On that last point,</w:t>
+      </w:r>
+      <w:r>
+        <w:t xml:space="preserve"> </w:t>
+      </w:r>
+      <w:hyperlink r:id="rId152">
+        <w:r>
+          <w:rPr>
+            <w:rStyle w:val="Hyperlink"/>
+          </w:rPr>
+          <w:t xml:space="preserve">Myers and Hooper (2026)</w:t>
+        </w:r>
+      </w:hyperlink>
+      <w:r>
+        <w:t xml:space="preserve"> </w:t>
+      </w:r>
+      <w:r>
+        <w:t xml:space="preserve">show that during AT&amp;T's exclusive U.S. carrier monopoly on the iPhone from June 2007 to February 2011, pre-existing county-level AT&amp;T 3G coverage strongly predicted early iPhone adoption, crowding out teens' in-person socializing and reducing 15–19 birth rates by 4.5–8.0%. By the time commercial 4G LTE rolled out across U.S. metros in 2011–2013—and after Verizon began carrying the iPhone in February 2011—3G smartphones and mobile social media were already spreading nationwide, and most large metros received LTE within a narrow two-year window. Finding a null effect for 4G LTE launch dates therefore shows that 2011–13 metro speed upgrades are too late and compressed to isolate the U.S. smartphone transition, whereas pre-2011 AT&amp;T 3G coverage and county broadband availability offer sharper variation.</w:t>
       </w:r>
       <w:r>
         <w:br/>
@@ -15784,12 +16004,12 @@
         <w:br/>
       </w:r>
       <w:r>
-        <w:t xml:space="preserve">The closest geographic parallel that does find an effect in the smartphone era is Elaine Guo's</w:t>
+        <w:t xml:space="preserve">The closest post-2010 geographic parallel that does find a mental-health effect is Elaine Guo's</w:t>
       </w:r>
       <w:r>
         <w:t xml:space="preserve"> </w:t>
       </w:r>
-      <w:hyperlink r:id="rId146">
+      <w:hyperlink r:id="rId153">
         <w:r>
           <w:rPr>
             <w:rStyle w:val="Hyperlink"/>
@@ -15798,7 +16018,27 @@
         </w:r>
       </w:hyperlink>
       <w:r>
-        <w:t xml:space="preserve">. Guo compares teenagers in rural mountain communities that gained high-speed fixed wireless internet (25 Mbps over cellular infrastructure) with teenagers in mountain communities that remained unserved, comparing girls with boys before and after 2014 using administrative school records on severe mental-health designations (which require a clinical diagnosis). Starting in 2014, girls in covered communities experienced a roughly 1 percentage point increase in severe designations relative to boys—about 90% of their baseline rate—with no corresponding shift for boys, moderate designations, or unrelated disabilities. Three features distinguish Guo's setting from our U.S. LTE panel: the treatment is a transition from little or no home broadband to high-speed access in isolated towns rather than a 3G-to-4G upgrade in metropolitan areas; the outcome is a clinical school designation rather than a census disability screener; and the time contrast compares pre- and post-2014 periods against a 2019 coverage map rather than staggered rollout dates (which is also a limitation of that study, since earlier annual coverage maps were unavailable). Taken together, the two analyses suggest that geographic designs can detect a 2010s connectivity effect only where broadband access itself was newly introduced and where the outcome captures clinical internalizing disorders.</w:t>
+        <w:t xml:space="preserve"> </w:t>
+      </w:r>
+      <w:r>
+        <w:t xml:space="preserve">(alongside</w:t>
+      </w:r>
+      <w:r>
+        <w:t xml:space="preserve"> </w:t>
+      </w:r>
+      <w:hyperlink r:id="rId148">
+        <w:r>
+          <w:rPr>
+            <w:rStyle w:val="Hyperlink"/>
+          </w:rPr>
+          <w:t xml:space="preserve">Arenas-Arroyo et al.'s</w:t>
+        </w:r>
+      </w:hyperlink>
+      <w:r>
+        <w:t xml:space="preserve"> </w:t>
+      </w:r>
+      <w:r>
+        <w:t xml:space="preserve">Spanish fiber-to-the-home study using hospital records). Guo compares teenagers in rural mountain communities that gained high-speed fixed wireless internet (25 Mbps over cellular infrastructure) with teenagers in mountain communities that remained unserved, comparing girls with boys before and after 2014 using administrative school records on severe mental-health designations (which require a clinical diagnosis). Starting in 2014, girls in covered communities experienced a roughly 1 percentage point increase in severe designations relative to boys—about 90% of their baseline rate—with no corresponding shift for boys, moderate designations, or unrelated disabilities. Three features distinguish Guo's setting from our U.S. LTE panel: the treatment is a transition from little or no home broadband to high-speed access in isolated towns rather than a 3G-to-4G upgrade in metropolitan areas; the outcome is a clinical school designation rather than a census disability screener; and the time contrast compares pre- and post-2014 periods against a 2019 coverage map rather than staggered rollout dates (which is also a limitation of that study, since earlier annual coverage maps were unavailable). Taken together, these studies suggest that geographic designs detect a 2010s connectivity effect when they capture initial high-speed access or pre-2011 carrier exclusivity and measure clinical or self-reported internalizing outcomes.</w:t>
       </w:r>
     </w:p>
     <w:p>
@@ -15825,7 +16065,7 @@
       <w:r>
         <w:t xml:space="preserve"> </w:t>
       </w:r>
-      <w:hyperlink r:id="rId151">
+      <w:hyperlink r:id="rId159">
         <w:r>
           <w:rPr>
             <w:rStyle w:val="Hyperlink"/>
@@ -15859,11 +16099,11 @@
         <w:t xml:space="preserve"> </w:t>
       </w:r>
       <w:r>
-        <w:t xml:space="preserve">The MICS analysis provides a more substantive null result. Across 507,478 children in low- and middle-income countries, caregiver-reported anxiety and depression among 10–17-year-olds show no meaningful relationship with local young-adult internet use or with a teenage girl's own daily phone or internet use within the same sampling cluster; the small positive cluster correlation for girls' anxiety is mirrored among 5–9-year-olds who do not use phones. Two interpretations remain open: either the self-report correlations in school surveys partly reflect reverse causation and shared reporting style (distressed adolescents both use phones more and report more symptoms), or caregivers frequently miss internalizing symptoms in their children (consistent with clinical evidence that parent–child agreement on internalizing disorders is low). Public cross-sections cannot separate these two explanations, which motivates linking adolescent self-reports to external data on local network rollout.</w:t>
-      </w:r>
-    </w:p>
-    <w:bookmarkEnd w:id="152"/>
-    <w:bookmarkStart w:id="153" w:name="X974184adfaace11a385f594e41eecc3bb266ce3"/>
+        <w:t xml:space="preserve">The MICS analysis provides a more substantive null result. Across 507,478 children in low- and middle-income countries, caregiver-reported anxiety and depression among 10–17-year-olds show no meaningful relationship with local young-adult internet use or with a teenage girl's own daily phone or internet use within the same sampling cluster; the small positive cluster correlation for girls' anxiety is mirrored among 5–9-year-olds who do not use phones. Two interpretations remain open: either the self-report correlations in school surveys partly reflect reverse causation and shared reporting style (distressed adolescents both use phones more and report more symptoms), or caregivers frequently miss internalizing symptoms in their children (consistent with clinical evidence that parent–child agreement on internalizing disorders is low). Public cross-sections in MICS alone cannot separate these two explanations, but they can be tested directly in the U.S. by linking parent and teen reports in NHIS-Teen and internationally by expanding the DHS-8 self-report mental-health panel.</w:t>
+      </w:r>
+    </w:p>
+    <w:bookmarkEnd w:id="160"/>
+    <w:bookmarkStart w:id="161" w:name="X974184adfaace11a385f594e41eecc3bb266ce3"/>
     <w:p>
       <w:pPr>
         <w:pStyle w:val="Heading3"/>
@@ -15881,7 +16121,24 @@
         </w:numPr>
       </w:pPr>
       <w:r>
-        <w:t xml:space="preserve">Perceived schoolwork pressure rose after 2010 across roughly 45 HBSC countries, not only in the United States, and psychosomatic complaints rose more in countries where pressure increased more. Although the within-country slope is modest and matches the pre-2010 baseline relationship, the post-2010 rise in perceived academic pressure is a broad cross-national trend that dismissals based on single-country exam reforms do not address.</w:t>
+        <w:t xml:space="preserve">Perceived schoolwork pressure rose after 2010 across roughly 45 HBSC countries, not only in the United States, and psychosomatic complaints rose more in countries where pressure increased more. Although the within-country slope is modest and matches the pre-2010 baseline relationship, the post-2010 rise in perceived academic pressure is a broad cross-national trend that dismissals based on single-country exam reforms do not address. Combined with</w:t>
+      </w:r>
+      <w:r>
+        <w:t xml:space="preserve"> </w:t>
+      </w:r>
+      <w:hyperlink r:id="rId144">
+        <w:r>
+          <w:rPr>
+            <w:rStyle w:val="Hyperlink"/>
+          </w:rPr>
+          <w:t xml:space="preserve">Hansen, Sabia, and Schaller's (2024)</w:t>
+        </w:r>
+      </w:hyperlink>
+      <w:r>
+        <w:t xml:space="preserve"> </w:t>
+      </w:r>
+      <w:r>
+        <w:t xml:space="preserve">finding that U.S. youth suicides drop sharply every summer, fell by 18–25% during the spring 2020 pandemic school closures despite surging screen time, and rebounded when in-person schooling resumed, the evidence points toward an interaction (H3): digital peer comparison and notifications are most harmful when layered onto the social and academic stressors of the school year.</w:t>
       </w:r>
     </w:p>
     <w:p>
@@ -15893,7 +16150,7 @@
         </w:numPr>
       </w:pPr>
       <w:r>
-        <w:t xml:space="preserve">In U.S. state youth surveys with post-2021 waves, adolescent sadness and suicidal ideation have fallen substantially from their 2021 peaks—in Washington, 2025 sadness is below its 2010 rate—without a corresponding drop in daily smartphone or social-media use. Neither a simple screen-dose account nor a simple academic-pressure account explains that downturn without additional mechanisms, such as changes in school phone restrictions or shifts in platform content.</w:t>
+        <w:t xml:space="preserve">In U.S. state youth surveys with post-2021 waves, adolescent sadness and suicidal ideation have fallen substantially from their 2021 peaks—in Washington, 2025 sadness is below its 2010 rate—without a corresponding drop in daily smartphone or social-media use. Neither a simple screen-dose account nor a simple academic-pressure account explains that downturn without additional mechanisms, such as the re-tightening of school phone restrictions or shifts in platform content.</w:t>
       </w:r>
     </w:p>
     <w:p>
@@ -15911,12 +16168,87 @@
         <w:t xml:space="preserve"> </w:t>
       </w:r>
       <w:r>
-        <w:t xml:space="preserve">Prior literature documents a consistent individual-level correlation between heavy screen use and adolescent distress alongside causal effects from earlier broadband and Facebook rollouts, while Guo's British Columbia study extends that causal evidence to rural wireless access and clinical diagnoses after 2014. Our pilot reproduces the individual-level association in developing-country school surveys, but finds that U.S. 4G rollout dates, county adoption rates, and caregiver reports in 67 MICS surveys show no corresponding effect. Resolving whether the self-reported association is causal requires pairing adolescent-reported symptoms and phone use with exogenous local variation—most promisingly, the staggered 2024–26 U.S. school phone bans and subnational mobile-coverage rollouts.</w:t>
-      </w:r>
-    </w:p>
-    <w:bookmarkEnd w:id="153"/>
-    <w:bookmarkEnd w:id="154"/>
-    <w:bookmarkStart w:id="155" w:name="next"/>
+        <w:t xml:space="preserve">Prior literature documents a consistent individual-level correlation between heavy screen use and adolescent distress alongside causal effects from initial broadband rollouts (</w:t>
+      </w:r>
+      <w:hyperlink r:id="rId147">
+        <w:r>
+          <w:rPr>
+            <w:rStyle w:val="Hyperlink"/>
+          </w:rPr>
+          <w:t xml:space="preserve">Donati et al. 2025</w:t>
+        </w:r>
+      </w:hyperlink>
+      <w:r>
+        <w:t xml:space="preserve">;</w:t>
+      </w:r>
+      <w:r>
+        <w:t xml:space="preserve"> </w:t>
+      </w:r>
+      <w:hyperlink r:id="rId148">
+        <w:r>
+          <w:rPr>
+            <w:rStyle w:val="Hyperlink"/>
+          </w:rPr>
+          <w:t xml:space="preserve">Arenas-Arroyo et al. 2025</w:t>
+        </w:r>
+      </w:hyperlink>
+      <w:r>
+        <w:t xml:space="preserve">;</w:t>
+      </w:r>
+      <w:r>
+        <w:t xml:space="preserve"> </w:t>
+      </w:r>
+      <w:hyperlink r:id="rId151">
+        <w:r>
+          <w:rPr>
+            <w:rStyle w:val="Hyperlink"/>
+          </w:rPr>
+          <w:t xml:space="preserve">Churchill and Johnson 2026</w:t>
+        </w:r>
+      </w:hyperlink>
+      <w:r>
+        <w:t xml:space="preserve">;</w:t>
+      </w:r>
+      <w:r>
+        <w:t xml:space="preserve"> </w:t>
+      </w:r>
+      <w:hyperlink r:id="rId153">
+        <w:r>
+          <w:rPr>
+            <w:rStyle w:val="Hyperlink"/>
+          </w:rPr>
+          <w:t xml:space="preserve">Guo 2023</w:t>
+        </w:r>
+      </w:hyperlink>
+      <w:r>
+        <w:t xml:space="preserve">), early iPhone carrier exclusivity (</w:t>
+      </w:r>
+      <w:hyperlink r:id="rId152">
+        <w:r>
+          <w:rPr>
+            <w:rStyle w:val="Hyperlink"/>
+          </w:rPr>
+          <w:t xml:space="preserve">Myers and Hooper 2026</w:t>
+        </w:r>
+      </w:hyperlink>
+      <w:r>
+        <w:t xml:space="preserve">), and the school calendar (</w:t>
+      </w:r>
+      <w:hyperlink r:id="rId144">
+        <w:r>
+          <w:rPr>
+            <w:rStyle w:val="Hyperlink"/>
+          </w:rPr>
+          <w:t xml:space="preserve">Hansen, Sabia, and Schaller 2024</w:t>
+        </w:r>
+      </w:hyperlink>
+      <w:r>
+        <w:t xml:space="preserve">). Our pilot reproduces the individual-level association in developing-country school surveys, but finds that 2011–13 U.S. 4G launch dates, county smartphone-adoption rates, and caregiver reports in 67 MICS surveys show no corresponding effect. Resolving where the causal effect lies requires pairing self-reported and clinical outcomes with sharper local variation—including the 2024–26 U.S. school phone bans, pre-2011 carrier coverage, school-year seasonality, and linked parent–teen surveys.</w:t>
+      </w:r>
+    </w:p>
+    <w:bookmarkEnd w:id="161"/>
+    <w:bookmarkEnd w:id="162"/>
+    <w:bookmarkStart w:id="163" w:name="next"/>
     <w:p>
       <w:pPr>
         <w:pStyle w:val="Heading2"/>
@@ -15994,7 +16326,71 @@
               <w:jc w:val="left"/>
             </w:pPr>
             <w:r>
-              <w:t xml:space="preserve">The cross-sectional individual association is robust and extends to developing countries: teenage girls who use mobile phones heavily report substantially higher loneliness and suicidal ideation in Ghana, India, Jamaica, Morocco, and Nepal just as in Western surveys, with the same sex asymmetry and dose-response gradient. Yet every test based on rollout timing or adult- and cluster-measured exposure is null: 4G launch dates across U.S. metros and counties, metro adoption rates in the county panels, cluster connectivity and own use in 67 MICS caregiver surveys, and national 3G/4G coverage in 34 GSHS countries. Either the causal effect operates through peer norms and national platforms too uniformly for subnational timing designs to detect, or the individual correlation largely reflects reverse causation and shared vulnerabilities. School phone bans in PISA 2022 and Norway provide modest evidence of a girl-specific benefit.</w:t>
+              <w:t xml:space="preserve">The cross-sectional individual association is robust and extends to developing countries: teenage girls who use mobile phones heavily report substantially higher loneliness and suicidal ideation in Ghana, India, Jamaica, Morocco, and Nepal just as in Western surveys, with the same sex asymmetry and dose-response gradient. Yet every test in our pilot based on 2011–13 rollout timing or adult- and cluster-measured exposure is null: 4G launch dates across U.S. metros and counties, metro adoption rates in the county panels, cluster connectivity and own use in 67 MICS caregiver surveys, and national 3G/4G coverage in 34 GSHS countries. Published natural experiments that do find causal effects exploit earlier transitions—initial fixed or wireless broadband (</w:t>
+            </w:r>
+            <w:hyperlink r:id="rId147">
+              <w:r>
+                <w:rPr>
+                  <w:rStyle w:val="Hyperlink"/>
+                </w:rPr>
+                <w:t xml:space="preserve">Donati et al. 2025</w:t>
+              </w:r>
+            </w:hyperlink>
+            <w:r>
+              <w:t xml:space="preserve">;</w:t>
+            </w:r>
+            <w:r>
+              <w:t xml:space="preserve"> </w:t>
+            </w:r>
+            <w:hyperlink r:id="rId148">
+              <w:r>
+                <w:rPr>
+                  <w:rStyle w:val="Hyperlink"/>
+                </w:rPr>
+                <w:t xml:space="preserve">Arenas-Arroyo et al. 2025</w:t>
+              </w:r>
+            </w:hyperlink>
+            <w:r>
+              <w:t xml:space="preserve">;</w:t>
+            </w:r>
+            <w:r>
+              <w:t xml:space="preserve"> </w:t>
+            </w:r>
+            <w:hyperlink r:id="rId151">
+              <w:r>
+                <w:rPr>
+                  <w:rStyle w:val="Hyperlink"/>
+                </w:rPr>
+                <w:t xml:space="preserve">Churchill and Johnson 2026</w:t>
+              </w:r>
+            </w:hyperlink>
+            <w:r>
+              <w:t xml:space="preserve">;</w:t>
+            </w:r>
+            <w:r>
+              <w:t xml:space="preserve"> </w:t>
+            </w:r>
+            <w:hyperlink r:id="rId153">
+              <w:r>
+                <w:rPr>
+                  <w:rStyle w:val="Hyperlink"/>
+                </w:rPr>
+                <w:t xml:space="preserve">Guo 2023</w:t>
+              </w:r>
+            </w:hyperlink>
+            <w:r>
+              <w:t xml:space="preserve">) or AT&amp;T's 2007–11 U.S. iPhone carrier monopoly (</w:t>
+            </w:r>
+            <w:hyperlink r:id="rId152">
+              <w:r>
+                <w:rPr>
+                  <w:rStyle w:val="Hyperlink"/>
+                </w:rPr>
+                <w:t xml:space="preserve">Myers and Hooper 2026</w:t>
+              </w:r>
+            </w:hyperlink>
+            <w:r>
+              <w:t xml:space="preserve">)—rather than 3G-to-4G speed upgrades. School phone bans in PISA 2022 and Norway provide modest evidence of a girl-specific benefit.</w:t>
             </w:r>
           </w:p>
         </w:tc>
@@ -16020,7 +16416,29 @@
               <w:jc w:val="left"/>
             </w:pPr>
             <w:r>
-              <w:t xml:space="preserve">The descriptive premise of Gray's account holds up better than critics often acknowledge: perceived schoolwork pressure rose after 2010 across most HBSC countries, and U.S. weekday homework time rose by roughly 40%. However, perceived pressure behaves like a steady correlate of psychosomatic complaints (with the same within-country slope before and after 2010) rather than the driver of the post-2010 break; U.S. state accountability reforms show no effect; and the ACS age gradient does not peak in the high-stakes high-school years. A key constraint is measurement: public U.S. surveys lack longitudinal school-level pressure items, making H2 harder to test subnationally than H1.</w:t>
+              <w:t xml:space="preserve">The descriptive premise of Gray's account holds up better than critics often acknowledge: perceived schoolwork pressure rose after 2010 across most HBSC countries, U.S. weekday homework time rose by roughly 40% while teens' in-person socializing fell (</w:t>
+            </w:r>
+            <w:hyperlink r:id="rId143">
+              <w:r>
+                <w:rPr>
+                  <w:rStyle w:val="Hyperlink"/>
+                </w:rPr>
+                <w:t xml:space="preserve">Gray, Lancy, and Bjorklund 2023</w:t>
+              </w:r>
+            </w:hyperlink>
+            <w:r>
+              <w:t xml:space="preserve">), and independent evidence shows that U.S. youth suicides drop every summer and fell 18–25% during the spring 2020 pandemic school closures (</w:t>
+            </w:r>
+            <w:hyperlink r:id="rId144">
+              <w:r>
+                <w:rPr>
+                  <w:rStyle w:val="Hyperlink"/>
+                </w:rPr>
+                <w:t xml:space="preserve">Hansen, Sabia, and Schaller 2024</w:t>
+              </w:r>
+            </w:hyperlink>
+            <w:r>
+              <w:t xml:space="preserve">). Within our panels, however, perceived pressure behaves like a steady correlate of psychosomatic complaints (with the same within-country slope before and after 2010) rather than the sole driver of the post-2010 break; U.S. state accountability reforms show no effect; and the ACS age gradient does not peak in the high-stakes high-school years.</w:t>
             </w:r>
           </w:p>
         </w:tc>
@@ -16046,7 +16464,18 @@
               <w:jc w:val="left"/>
             </w:pPr>
             <w:r>
-              <w:t xml:space="preserve">State accountability policies interacted with metro 4G launch dates show no positive effect on the ACS item, but the school-day version of the interaction hypothesis—smartphones operating inside high-pressure school hours—is consistent with the school-ban evidence: bans reduce daily in-school phone use and classroom distraction, girls in ban schools report lower loneliness and device anxiety, the loneliness reduction is directionally larger among students with high mathematics anxiety, Norway's middle-school bans reduced girls' psychological consultations, and U.S. adolescent sadness moved inversely to national school phone restrictions.</w:t>
+              <w:t xml:space="preserve">State accountability policies interacted with metro 4G launch dates show no positive effect on the ACS item, but the school-day version of the interaction hypothesis—smartphones operating inside high-pressure school hours—is consistent with both the school-calendar literature and the school-ban evidence: youth suicides track the in-person school calendar (</w:t>
+            </w:r>
+            <w:hyperlink r:id="rId144">
+              <w:r>
+                <w:rPr>
+                  <w:rStyle w:val="Hyperlink"/>
+                </w:rPr>
+                <w:t xml:space="preserve">Hansen, Sabia, and Schaller 2024</w:t>
+              </w:r>
+            </w:hyperlink>
+            <w:r>
+              <w:t xml:space="preserve">), school bans reduce daily in-school phone use and classroom distraction, girls in ban schools report lower loneliness and device anxiety, the loneliness reduction is directionally larger among students with high mathematics anxiety, Norway's middle-school bans reduced girls' psychological consultations, and U.S. adolescent sadness moved inversely to national school phone restrictions.</w:t>
             </w:r>
           </w:p>
         </w:tc>
@@ -16083,7 +16512,7 @@
         <w:pStyle w:val="BodyText"/>
       </w:pPr>
       <w:r>
-        <w:t xml:space="preserve">Three empirical findings from the pilot stand out beyond the existing book-length arguments. First, the 2010s rise in adolescent distress occurred almost simultaneously across U.S. states and counties with very different mobile-rollout and school-policy timelines, which explains why coarse geographic designs struggle to separate the competing hypotheses and why national time series can be cited in support of either view. Second, post-2021 waves of the U.S. state youth surveys show a substantial decline in sadness and suicidal ideation—returning to or below 2010 levels in Washington and Illinois—without a matching drop in daily phone or social-media use, coinciding instead with the re-tightening of school phone rules. Any purely dose-based account of screen time or school pressure has to account for that downturn. Third, across developing-country surveys, the link between phone use and distress appears consistently when adolescents report both their own hours and their own symptoms (GSHS, Nepal DHS), but vanishes when symptoms are reported by caregivers (67 MICS surveys). Resolving why self-reports and caregiver reports diverge is central to the next phase of work.</w:t>
+        <w:t xml:space="preserve">Three empirical findings from the pilot stand out beyond the existing book-length arguments. First, the 2010s rise in adolescent distress occurred almost simultaneously across U.S. states and counties with very different 4G-rollout and school-policy timelines, which explains why coarse geographic designs struggle to separate the competing hypotheses and why national time series can be cited in support of either view. Second, post-2021 waves of the U.S. state youth surveys show a substantial decline in sadness and suicidal ideation—returning to or below 2010 levels in Washington and Illinois—without a matching drop in daily phone or social-media use, coinciding instead with the re-tightening of school phone rules. Any purely dose-based account of screen time or school pressure has to account for that downturn. Third, across developing-country surveys, the link between phone use and distress appears consistently when adolescents report both their own hours and their own symptoms (GSHS, Nepal DHS), but vanishes when symptoms are reported by caregivers (67 MICS surveys). Resolving why self-reports and caregiver reports diverge is central to the next phase of work.</w:t>
       </w:r>
     </w:p>
     <w:p>
@@ -16095,7 +16524,29 @@
           <w:bCs/>
           <w:b/>
         </w:rPr>
-        <w:t xml:space="preserve">Priority next steps for Phase 2.</w:t>
+        <w:t xml:space="preserve">Priority next steps for Phase 2 (detailed in</w:t>
+      </w:r>
+      <w:r>
+        <w:rPr>
+          <w:bCs/>
+          <w:b/>
+        </w:rPr>
+        <w:t xml:space="preserve"> </w:t>
+      </w:r>
+      <w:r>
+        <w:rPr>
+          <w:rStyle w:val="VerbatimChar"/>
+          <w:bCs/>
+          <w:b/>
+        </w:rPr>
+        <w:t xml:space="preserve">notes/phase2_plan.md</w:t>
+      </w:r>
+      <w:r>
+        <w:rPr>
+          <w:bCs/>
+          <w:b/>
+        </w:rPr>
+        <w:t xml:space="preserve">).</w:t>
       </w:r>
     </w:p>
     <w:p>
@@ -16107,7 +16558,97 @@
         </w:numPr>
       </w:pPr>
       <w:r>
-        <w:t xml:space="preserve">Track the 2023–27 U.S. state and district school phone bans through the 2025–27 YRBS and county youth survey waves, separately by sex and across at least two post-ban years, retaining the 65+ comparison group. The 51-state policy table and panel code are in place; the 2025 YRBS state files will provide the first post-ban wave.</w:t>
+        <w:rPr>
+          <w:bCs/>
+          <w:b/>
+        </w:rPr>
+        <w:t xml:space="preserve">Resolve the caregiver vs. adolescent self-report gap in public data:</w:t>
+      </w:r>
+      <w:r>
+        <w:t xml:space="preserve"> </w:t>
+      </w:r>
+      <w:r>
+        <w:t xml:space="preserve">Link the public-use</w:t>
+      </w:r>
+      <w:r>
+        <w:t xml:space="preserve"> </w:t>
+      </w:r>
+      <w:r>
+        <w:rPr>
+          <w:bCs/>
+          <w:b/>
+        </w:rPr>
+        <w:t xml:space="preserve">NHIS-Teen</w:t>
+      </w:r>
+      <w:r>
+        <w:t xml:space="preserve"> </w:t>
+      </w:r>
+      <w:r>
+        <w:t xml:space="preserve">and</w:t>
+      </w:r>
+      <w:r>
+        <w:t xml:space="preserve"> </w:t>
+      </w:r>
+      <w:r>
+        <w:rPr>
+          <w:bCs/>
+          <w:b/>
+        </w:rPr>
+        <w:t xml:space="preserve">NHIS Sample Child</w:t>
+      </w:r>
+      <w:r>
+        <w:t xml:space="preserve"> </w:t>
+      </w:r>
+      <w:r>
+        <w:t xml:space="preserve">files (2021–2024)—which administer the MICS/Washington Group parent items and teen self-reported PHQ-2/GAD-2 and screen-time items to the</w:t>
+      </w:r>
+      <w:r>
+        <w:t xml:space="preserve"> </w:t>
+      </w:r>
+      <w:r>
+        <w:rPr>
+          <w:iCs/>
+          <w:i/>
+        </w:rPr>
+        <w:t xml:space="preserve">same</w:t>
+      </w:r>
+      <w:r>
+        <w:t xml:space="preserve"> </w:t>
+      </w:r>
+      <w:r>
+        <w:t xml:space="preserve">12–17-year-olds—alongside the</w:t>
+      </w:r>
+      <w:r>
+        <w:t xml:space="preserve"> </w:t>
+      </w:r>
+      <w:r>
+        <w:rPr>
+          <w:bCs/>
+          <w:b/>
+        </w:rPr>
+        <w:t xml:space="preserve">National Survey of Children's Health (NSCH)</w:t>
+      </w:r>
+      <w:r>
+        <w:t xml:space="preserve"> </w:t>
+      </w:r>
+      <w:r>
+        <w:t xml:space="preserve">and additional</w:t>
+      </w:r>
+      <w:r>
+        <w:t xml:space="preserve"> </w:t>
+      </w:r>
+      <w:r>
+        <w:rPr>
+          <w:bCs/>
+          <w:b/>
+        </w:rPr>
+        <w:t xml:space="preserve">DHS-8 mental-health modules</w:t>
+      </w:r>
+      <w:r>
+        <w:t xml:space="preserve"> </w:t>
+      </w:r>
+      <w:r>
+        <w:t xml:space="preserve">(Mozambique 2022–23, Jordan 2023, Lesotho 2023–24, Cambodia 2021–22).</w:t>
       </w:r>
     </w:p>
     <w:p>
@@ -16119,7 +16660,101 @@
         </w:numPr>
       </w:pPr>
       <w:r>
-        <w:t xml:space="preserve">License GSMA mobile-coverage polygons and request MICS and DHS cluster coordinates to test adolescent-reported phone use and mental health (GSHS 2022–23, incoming MICS7 rounds, and DHS-8 mental-health modules) against local network rollout timing.</w:t>
+        <w:rPr>
+          <w:bCs/>
+          <w:b/>
+        </w:rPr>
+        <w:t xml:space="preserve">Test school-calendar seasonality and student-level homework × screen interactions:</w:t>
+      </w:r>
+      <w:r>
+        <w:t xml:space="preserve"> </w:t>
+      </w:r>
+      <w:r>
+        <w:t xml:space="preserve">Use public</w:t>
+      </w:r>
+      <w:r>
+        <w:t xml:space="preserve"> </w:t>
+      </w:r>
+      <w:r>
+        <w:rPr>
+          <w:bCs/>
+          <w:b/>
+        </w:rPr>
+        <w:t xml:space="preserve">CDC WONDER / NVSS monthly mortality series (1999–2024)</w:t>
+      </w:r>
+      <w:r>
+        <w:t xml:space="preserve"> </w:t>
+      </w:r>
+      <w:r>
+        <w:t xml:space="preserve">to test whether the post-2010 rise in adolescent suicide occurred primarily during the school year (September–May, as H2 and H3 predict following</w:t>
+      </w:r>
+      <w:r>
+        <w:t xml:space="preserve"> </w:t>
+      </w:r>
+      <w:hyperlink r:id="rId144">
+        <w:r>
+          <w:rPr>
+            <w:rStyle w:val="Hyperlink"/>
+          </w:rPr>
+          <w:t xml:space="preserve">Hansen, Sabia, and Schaller 2024</w:t>
+        </w:r>
+      </w:hyperlink>
+      <w:r>
+        <w:t xml:space="preserve">) or equally during the summer months (June–August). Pair this with</w:t>
+      </w:r>
+      <w:r>
+        <w:t xml:space="preserve"> </w:t>
+      </w:r>
+      <w:r>
+        <w:rPr>
+          <w:bCs/>
+          <w:b/>
+        </w:rPr>
+        <w:t xml:space="preserve">Monitoring the Future (MTF)</w:t>
+      </w:r>
+      <w:r>
+        <w:t xml:space="preserve"> </w:t>
+      </w:r>
+      <w:r>
+        <w:t xml:space="preserve">public microdata (1991–2024) and the</w:t>
+      </w:r>
+      <w:r>
+        <w:t xml:space="preserve"> </w:t>
+      </w:r>
+      <w:r>
+        <w:rPr>
+          <w:bCs/>
+          <w:b/>
+        </w:rPr>
+        <w:t xml:space="preserve">multi-wave PISA panel (2012, 2015, 2018, 2022, including PISA 2015's schoolwork-anxiety scale</w:t>
+      </w:r>
+      <w:r>
+        <w:rPr>
+          <w:bCs/>
+          <w:b/>
+        </w:rPr>
+        <w:t xml:space="preserve"> </w:t>
+      </w:r>
+      <w:r>
+        <w:rPr>
+          <w:rStyle w:val="VerbatimChar"/>
+          <w:bCs/>
+          <w:b/>
+        </w:rPr>
+        <w:t xml:space="preserve">ANXTEST</w:t>
+      </w:r>
+      <w:r>
+        <w:rPr>
+          <w:bCs/>
+          <w:b/>
+        </w:rPr>
+        <w:t xml:space="preserve">)</w:t>
+      </w:r>
+      <w:r>
+        <w:t xml:space="preserve"> </w:t>
+      </w:r>
+      <w:r>
+        <w:t xml:space="preserve">to estimate student-level interactions between homework/academic anxiety, declining in-person socializing, and screen time.</w:t>
       </w:r>
     </w:p>
     <w:p>
@@ -16131,7 +16766,57 @@
         </w:numPr>
       </w:pPr>
       <w:r>
-        <w:t xml:space="preserve">Request the student-level HBSC microdata to test whether psychosomatic complaints became more concentrated among high-pressure students after 2010 and to estimate the student-level interaction between problematic social-media use, schoolwork pressure, and school phone rules.</w:t>
+        <w:rPr>
+          <w:bCs/>
+          <w:b/>
+        </w:rPr>
+        <w:t xml:space="preserve">Evaluate the 2023–27 U.S. school phone bans and earlier broadband/carrier instruments:</w:t>
+      </w:r>
+      <w:r>
+        <w:t xml:space="preserve"> </w:t>
+      </w:r>
+      <w:r>
+        <w:t xml:space="preserve">Add the posted 2025 Pennsylvania (PAYS), 2019–23 California (CHKS), and 2022/2025 Minnesota (MSS) county tables, and track the 2023–27 state and district phone bans through the 2025–27 YRBS and county youth survey waves across at least two post-ban years. In the historical panels, replace metro 4G LTE launch dates with county-level</w:t>
+      </w:r>
+      <w:r>
+        <w:t xml:space="preserve"> </w:t>
+      </w:r>
+      <w:r>
+        <w:rPr>
+          <w:bCs/>
+          <w:b/>
+        </w:rPr>
+        <w:t xml:space="preserve">AT&amp;T 2007–11 iPhone carrier-monopoly coverage</w:t>
+      </w:r>
+      <w:r>
+        <w:t xml:space="preserve"> </w:t>
+      </w:r>
+      <w:r>
+        <w:t xml:space="preserve">(</w:t>
+      </w:r>
+      <w:hyperlink r:id="rId152">
+        <w:r>
+          <w:rPr>
+            <w:rStyle w:val="Hyperlink"/>
+          </w:rPr>
+          <w:t xml:space="preserve">Myers and Hooper 2026</w:t>
+        </w:r>
+      </w:hyperlink>
+      <w:r>
+        <w:t xml:space="preserve">) and</w:t>
+      </w:r>
+      <w:r>
+        <w:t xml:space="preserve"> </w:t>
+      </w:r>
+      <w:r>
+        <w:rPr>
+          <w:bCs/>
+          <w:b/>
+        </w:rPr>
+        <w:t xml:space="preserve">NTIA/FCC county broadband availability maps (2010–2018)</w:t>
+      </w:r>
+      <w:r>
+        <w:t xml:space="preserve">.</w:t>
       </w:r>
     </w:p>
     <w:p>
@@ -16143,7 +16828,17 @@
         </w:numPr>
       </w:pPr>
       <w:r>
-        <w:t xml:space="preserve">Further extensions of the ACS market event study or the IPUMS International census cognitive-difficulty item are unlikely to add much; both measures are too coarse for a geographic timing design. Federal Statistical Research Data Center (FSRDC) applications for restricted NSDUH or NHANES geocodes should wait until the state-survey or phone-ban evaluations establish a clearer subnational signal.</w:t>
+        <w:rPr>
+          <w:bCs/>
+          <w:b/>
+        </w:rPr>
+        <w:t xml:space="preserve">Targeted restricted/licensed data (where public variation is insufficient):</w:t>
+      </w:r>
+      <w:r>
+        <w:t xml:space="preserve"> </w:t>
+      </w:r>
+      <w:r>
+        <w:t xml:space="preserve">License GSMA mobile-coverage polygons with MICS and DHS cluster coordinates for the international self-report modules, and request student-level HBSC microdata to test within-school interactions between problematic social-media use, schoolwork pressure, and school phone rules. Further extensions of the ACS market event study or the IPUMS International census cognitive-difficulty item are not warranted.</w:t>
       </w:r>
     </w:p>
     <w:p>
@@ -16184,8 +16879,8 @@
         <w:t xml:space="preserve">of the project repository. Data sources: IPUMS USA (ACS 1-year 2005–2024), IPUMS ATUS 2003–2024, IPUMS MICS (68 surveys), IPUMS International (Kenya 2009/2019, Mexico 2010/2020), Census CPS Computer and Internet Use Supplements (2009–2023), OECD PISA 2022, WHO GSHS (165 country-rounds), WHO HBSC, DHS-8 (Nepal 2022, Kenya 2022), and public NSDUH, NHANES, YRBS, NCES SSOCS/School Pulse, and state youth survey files as documented in each section.</w:t>
       </w:r>
     </w:p>
-    <w:bookmarkEnd w:id="155"/>
-    <w:bookmarkEnd w:id="156"/>
+    <w:bookmarkEnd w:id="163"/>
+    <w:bookmarkEnd w:id="164"/>
     <w:sectPr>
       <w:pgSz w:h="15840" w:w="12240"/>
       <w:pgMar w:bottom="1440" w:footer="720" w:gutter="0" w:header="720" w:left="1440" w:right="1440" w:top="1440"/>
